--- a/03_Selektion/Übungen/CheckDaysOfMonth/CheckDaysOfMonth.docx
+++ b/03_Selektion/Übungen/CheckDaysOfMonth/CheckDaysOfMonth.docx
@@ -1,506 +1,1356 @@
 
 <file path=word/document.xml><?xml version="1.0" encoding="utf-8"?>
-<w:document xmlns:wpc="http://schemas.microsoft.com/office/word/2010/wordprocessingCanvas" xmlns:mc="http://schemas.openxmlformats.org/markup-compatibility/2006" xmlns:o="urn:schemas-microsoft-com:office:office" xmlns:r="http://schemas.openxmlformats.org/officeDocument/2006/relationships" xmlns:m="http://schemas.openxmlformats.org/officeDocument/2006/math" xmlns:v="urn:schemas-microsoft-com:vml" xmlns:wp14="http://schemas.microsoft.com/office/word/2010/wordprocessingDrawing" xmlns:wp="http://schemas.openxmlformats.org/drawingml/2006/wordprocessingDrawing" xmlns:w10="urn:schemas-microsoft-com:office:word" xmlns:w="http://schemas.openxmlformats.org/wordprocessingml/2006/main" xmlns:w14="http://schemas.microsoft.com/office/word/2010/wordml" xmlns:w15="http://schemas.microsoft.com/office/word/2012/wordml" xmlns:wpg="http://schemas.microsoft.com/office/word/2010/wordprocessingGroup" xmlns:wpi="http://schemas.microsoft.com/office/word/2010/wordprocessingInk" xmlns:wne="http://schemas.microsoft.com/office/word/2006/wordml" xmlns:wps="http://schemas.microsoft.com/office/word/2010/wordprocessingShape" mc:Ignorable="w14 w15 wp14">
+<w:document xmlns:wpc="http://schemas.microsoft.com/office/word/2010/wordprocessingCanvas" xmlns:cx="http://schemas.microsoft.com/office/drawing/2014/chartex" xmlns:cx1="http://schemas.microsoft.com/office/drawing/2015/9/8/chartex" xmlns:cx2="http://schemas.microsoft.com/office/drawing/2015/10/21/chartex" xmlns:cx3="http://schemas.microsoft.com/office/drawing/2016/5/9/chartex" xmlns:cx4="http://schemas.microsoft.com/office/drawing/2016/5/10/chartex" xmlns:cx5="http://schemas.microsoft.com/office/drawing/2016/5/11/chartex" xmlns:cx6="http://schemas.microsoft.com/office/drawing/2016/5/12/chartex" xmlns:cx7="http://schemas.microsoft.com/office/drawing/2016/5/13/chartex" xmlns:cx8="http://schemas.microsoft.com/office/drawing/2016/5/14/chartex" xmlns:mc="http://schemas.openxmlformats.org/markup-compatibility/2006" xmlns:aink="http://schemas.microsoft.com/office/drawing/2016/ink" xmlns:am3d="http://schemas.microsoft.com/office/drawing/2017/model3d" xmlns:o="urn:schemas-microsoft-com:office:office" xmlns:oel="http://schemas.microsoft.com/office/2019/extlst" xmlns:r="http://schemas.openxmlformats.org/officeDocument/2006/relationships" xmlns:m="http://schemas.openxmlformats.org/officeDocument/2006/math" xmlns:v="urn:schemas-microsoft-com:vml" xmlns:wp14="http://schemas.microsoft.com/office/word/2010/wordprocessingDrawing" xmlns:wp="http://schemas.openxmlformats.org/drawingml/2006/wordprocessingDrawing" xmlns:w10="urn:schemas-microsoft-com:office:word" xmlns:w="http://schemas.openxmlformats.org/wordprocessingml/2006/main" xmlns:w14="http://schemas.microsoft.com/office/word/2010/wordml" xmlns:w15="http://schemas.microsoft.com/office/word/2012/wordml" xmlns:w16cex="http://schemas.microsoft.com/office/word/2018/wordml/cex" xmlns:w16cid="http://schemas.microsoft.com/office/word/2016/wordml/cid" xmlns:w16="http://schemas.microsoft.com/office/word/2018/wordml" xmlns:w16du="http://schemas.microsoft.com/office/word/2023/wordml/word16du" xmlns:w16sdtdh="http://schemas.microsoft.com/office/word/2020/wordml/sdtdatahash" xmlns:w16se="http://schemas.microsoft.com/office/word/2015/wordml/symex" xmlns:wpg="http://schemas.microsoft.com/office/word/2010/wordprocessingGroup" xmlns:wpi="http://schemas.microsoft.com/office/word/2010/wordprocessingInk" xmlns:wne="http://schemas.microsoft.com/office/word/2006/wordml" xmlns:wps="http://schemas.microsoft.com/office/word/2010/wordprocessingShape" mc:Ignorable="w14 w15 w16se w16cid w16 w16cex w16sdtdh w16du wp14">
   <w:body>
     <w:p>
       <w:pPr>
-        <w:pBdr>
-          <w:bottom w:val="single" w:sz="4" w:space="1" w:color="auto"/>
-        </w:pBdr>
-        <w:spacing w:after="0" w:line="240" w:lineRule="auto"/>
-        <w:rPr>
-          <w:rFonts w:ascii="Arial" w:eastAsia="Times New Roman" w:hAnsi="Arial" w:cs="Arial"/>
-          <w:b/>
-          <w:sz w:val="40"/>
-          <w:szCs w:val="28"/>
-          <w:lang w:val="en-GB" w:eastAsia="de-AT"/>
-        </w:rPr>
-      </w:pPr>
-      <w:bookmarkStart w:id="0" w:name="_GoBack"/>
+        <w:pStyle w:val="berschrift2"/>
+      </w:pPr>
       <w:r>
-        <w:rPr>
-          <w:rFonts w:ascii="Arial" w:eastAsia="Times New Roman" w:hAnsi="Arial" w:cs="Arial"/>
-          <w:b/>
-          <w:sz w:val="40"/>
-          <w:szCs w:val="28"/>
-          <w:lang w:val="en-GB" w:eastAsia="de-AT"/>
-        </w:rPr>
-        <w:t>Check D</w:t>
+        <w:t>Lehrziele:</w:t>
+      </w:r>
+    </w:p>
+    <w:p>
+      <w:pPr>
+        <w:pStyle w:val="Listenabsatz"/>
+        <w:numPr>
+          <w:ilvl w:val="0"/>
+          <w:numId w:val="15"/>
+        </w:numPr>
+      </w:pPr>
+      <w:r>
+        <w:t xml:space="preserve">Verschachtelte </w:t>
       </w:r>
       <w:r>
         <w:rPr>
-          <w:rFonts w:ascii="Arial" w:eastAsia="Times New Roman" w:hAnsi="Arial" w:cs="Arial"/>
-          <w:b/>
-          <w:sz w:val="40"/>
-          <w:szCs w:val="28"/>
-          <w:lang w:val="en-GB" w:eastAsia="de-AT"/>
+          <w:rFonts w:ascii="Courier New" w:hAnsi="Courier New" w:cs="Courier New"/>
         </w:rPr>
-        <w:t>ays of Month</w:t>
+        <w:t>if</w:t>
+      </w:r>
+      <w:r>
+        <w:t xml:space="preserve"> </w:t>
+      </w:r>
+      <w:r>
+        <w:t>Anweisungen</w:t>
       </w:r>
     </w:p>
-    <w:bookmarkEnd w:id="0"/>
     <w:p>
       <w:pPr>
-        <w:spacing w:after="0" w:line="240" w:lineRule="auto"/>
+        <w:pStyle w:val="Listenabsatz"/>
+        <w:numPr>
+          <w:ilvl w:val="0"/>
+          <w:numId w:val="15"/>
+        </w:numPr>
+      </w:pPr>
+      <w:r>
         <w:rPr>
-          <w:rFonts w:ascii="Arial" w:eastAsia="Times New Roman" w:hAnsi="Arial" w:cs="Arial"/>
-          <w:sz w:val="28"/>
-          <w:szCs w:val="28"/>
-          <w:lang w:val="en-GB" w:eastAsia="de-AT"/>
+          <w:rFonts w:ascii="Courier New" w:hAnsi="Courier New" w:cs="Courier New"/>
         </w:rPr>
-      </w:pPr>
+        <w:t>switch</w:t>
+      </w:r>
+      <w:r>
+        <w:t xml:space="preserve"> </w:t>
+      </w:r>
+      <w:r>
+        <w:t>Anweisungen</w:t>
+      </w:r>
     </w:p>
     <w:p>
       <w:pPr>
-        <w:spacing w:after="0" w:line="240" w:lineRule="auto"/>
-        <w:rPr>
-          <w:rFonts w:ascii="Arial" w:eastAsia="Times New Roman" w:hAnsi="Arial" w:cs="Arial"/>
-          <w:sz w:val="28"/>
-          <w:szCs w:val="28"/>
-          <w:lang w:val="en-GB" w:eastAsia="de-AT"/>
-        </w:rPr>
-      </w:pPr>
+        <w:pStyle w:val="berschrift2"/>
+      </w:pPr>
+      <w:r>
+        <w:t>Aufgabenstellung</w:t>
+      </w:r>
     </w:p>
     <w:p>
-      <w:pPr>
-        <w:spacing w:after="0" w:line="240" w:lineRule="auto"/>
-        <w:rPr>
-          <w:rFonts w:ascii="Arial" w:eastAsia="Times New Roman" w:hAnsi="Arial" w:cs="Arial"/>
-          <w:b/>
-          <w:sz w:val="36"/>
-          <w:szCs w:val="28"/>
-          <w:lang w:val="en-GB" w:eastAsia="de-AT"/>
-        </w:rPr>
-      </w:pPr>
-      <w:proofErr w:type="spellStart"/>
+      <w:r>
+        <w:t>Das Programm („</w:t>
+      </w:r>
       <w:r>
         <w:rPr>
-          <w:rFonts w:ascii="Arial" w:eastAsia="Times New Roman" w:hAnsi="Arial" w:cs="Arial"/>
-          <w:b/>
-          <w:sz w:val="36"/>
-          <w:szCs w:val="28"/>
-          <w:lang w:val="en-GB" w:eastAsia="de-AT"/>
+          <w:rFonts w:ascii="Courier New" w:hAnsi="Courier New" w:cs="Courier New"/>
         </w:rPr>
-        <w:t>Lernziel</w:t>
+        <w:t>CheckDaysOfMonth.cs</w:t>
       </w:r>
-      <w:proofErr w:type="spellEnd"/>
       <w:r>
-        <w:rPr>
-          <w:rFonts w:ascii="Arial" w:eastAsia="Times New Roman" w:hAnsi="Arial" w:cs="Arial"/>
-          <w:b/>
-          <w:sz w:val="36"/>
-          <w:szCs w:val="28"/>
-          <w:lang w:val="en-GB" w:eastAsia="de-AT"/>
-        </w:rPr>
+        <w:t>“) soll folgende Eingaben von der Konsole einlesen:</w:t>
+      </w:r>
+    </w:p>
+    <w:p>
+      <w:pPr>
+        <w:pStyle w:val="Listenabsatz"/>
+        <w:numPr>
+          <w:ilvl w:val="0"/>
+          <w:numId w:val="18"/>
+        </w:numPr>
+      </w:pPr>
+      <w:r>
+        <w:t>Tag</w:t>
+      </w:r>
+    </w:p>
+    <w:p>
+      <w:pPr>
+        <w:pStyle w:val="Listenabsatz"/>
+        <w:numPr>
+          <w:ilvl w:val="0"/>
+          <w:numId w:val="18"/>
+        </w:numPr>
+      </w:pPr>
+      <w:r>
+        <w:t>Monat</w:t>
+      </w:r>
+    </w:p>
+    <w:p>
+      <w:pPr>
+        <w:pStyle w:val="Listenabsatz"/>
+        <w:numPr>
+          <w:ilvl w:val="0"/>
+          <w:numId w:val="18"/>
+        </w:numPr>
+      </w:pPr>
+      <w:r>
+        <w:t>Handelt es sich um ein Schaltjahr?</w:t>
+      </w:r>
+    </w:p>
+    <w:p>
+      <w:r>
+        <w:t>Überprüfen Sie</w:t>
+      </w:r>
+      <w:r>
+        <w:t xml:space="preserve"> nach der Eingabe aller 3 Werte</w:t>
+      </w:r>
+      <w:r>
+        <w:t>, ob es sich um eine gültige Datumsangabe handelt</w:t>
+      </w:r>
+      <w:r>
+        <w:t>.</w:t>
+      </w:r>
+      <w:r>
+        <w:br/>
+        <w:t xml:space="preserve">Geben Sie </w:t>
+      </w:r>
+      <w:r>
+        <w:t>eine entsprechende Meldung auf der Konsole aus</w:t>
+      </w:r>
+      <w:r>
         <w:t>:</w:t>
       </w:r>
     </w:p>
     <w:p>
       <w:pPr>
-        <w:spacing w:after="0" w:line="240" w:lineRule="auto"/>
+        <w:spacing w:after="0"/>
         <w:rPr>
-          <w:rFonts w:ascii="Arial" w:eastAsia="Times New Roman" w:hAnsi="Arial" w:cs="Arial"/>
+          <w:rFonts w:ascii="Courier New" w:hAnsi="Courier New" w:cs="Courier New"/>
+          <w:sz w:val="20"/>
+          <w:szCs w:val="20"/>
+        </w:rPr>
+      </w:pPr>
+      <w:r>
+        <w:rPr>
+          <w:rFonts w:ascii="Courier New" w:hAnsi="Courier New" w:cs="Courier New"/>
+          <w:sz w:val="20"/>
+          <w:szCs w:val="20"/>
+        </w:rPr>
+        <w:t>Check Day Of Year</w:t>
+      </w:r>
+    </w:p>
+    <w:p>
+      <w:pPr>
+        <w:spacing w:after="0"/>
+        <w:rPr>
+          <w:rFonts w:ascii="Courier New" w:hAnsi="Courier New" w:cs="Courier New"/>
+          <w:sz w:val="20"/>
+          <w:szCs w:val="20"/>
+          <w:lang w:val="en-US"/>
+        </w:rPr>
+      </w:pPr>
+      <w:r>
+        <w:rPr>
+          <w:rFonts w:ascii="Courier New" w:hAnsi="Courier New" w:cs="Courier New"/>
+          <w:sz w:val="20"/>
+          <w:szCs w:val="20"/>
+          <w:lang w:val="en-US"/>
+        </w:rPr>
+        <w:t>-----------------------</w:t>
+      </w:r>
+    </w:p>
+    <w:p>
+      <w:pPr>
+        <w:spacing w:after="0"/>
+        <w:rPr>
+          <w:rFonts w:ascii="Courier New" w:hAnsi="Courier New" w:cs="Courier New"/>
+          <w:sz w:val="20"/>
+          <w:szCs w:val="20"/>
+          <w:lang w:val="en-US"/>
+        </w:rPr>
+      </w:pPr>
+      <w:r>
+        <w:rPr>
+          <w:rFonts w:ascii="Courier New" w:hAnsi="Courier New" w:cs="Courier New"/>
+          <w:sz w:val="20"/>
+          <w:szCs w:val="20"/>
+          <w:lang w:val="en-US"/>
+        </w:rPr>
+        <w:t xml:space="preserve">Please enter month [1..12]: </w:t>
+      </w:r>
+      <w:r>
+        <w:rPr>
+          <w:rFonts w:ascii="Courier New" w:hAnsi="Courier New" w:cs="Courier New"/>
           <w:b/>
-          <w:sz w:val="28"/>
-          <w:szCs w:val="28"/>
-          <w:lang w:val="en-GB" w:eastAsia="de-AT"/>
+          <w:bCs/>
+          <w:sz w:val="20"/>
+          <w:szCs w:val="20"/>
+          <w:lang w:val="en-US"/>
         </w:rPr>
-      </w:pPr>
+        <w:t>7</w:t>
+      </w:r>
+    </w:p>
+    <w:p>
+      <w:pPr>
+        <w:spacing w:after="0"/>
+        <w:rPr>
+          <w:rFonts w:ascii="Courier New" w:hAnsi="Courier New" w:cs="Courier New"/>
+          <w:sz w:val="20"/>
+          <w:szCs w:val="20"/>
+          <w:lang w:val="en-US"/>
+        </w:rPr>
+      </w:pPr>
+      <w:r>
+        <w:rPr>
+          <w:rFonts w:ascii="Courier New" w:hAnsi="Courier New" w:cs="Courier New"/>
+          <w:sz w:val="20"/>
+          <w:szCs w:val="20"/>
+          <w:lang w:val="en-US"/>
+        </w:rPr>
+        <w:t xml:space="preserve">Please enter day [1..31]:   </w:t>
+      </w:r>
+      <w:r>
+        <w:rPr>
+          <w:rFonts w:ascii="Courier New" w:hAnsi="Courier New" w:cs="Courier New"/>
+          <w:b/>
+          <w:bCs/>
+          <w:sz w:val="20"/>
+          <w:szCs w:val="20"/>
+          <w:lang w:val="en-US"/>
+        </w:rPr>
+        <w:t>31</w:t>
+      </w:r>
+    </w:p>
+    <w:p>
+      <w:pPr>
+        <w:spacing w:after="0"/>
+        <w:rPr>
+          <w:rFonts w:ascii="Courier New" w:hAnsi="Courier New" w:cs="Courier New"/>
+          <w:sz w:val="20"/>
+          <w:szCs w:val="20"/>
+          <w:lang w:val="en-US"/>
+        </w:rPr>
+      </w:pPr>
+      <w:r>
+        <w:rPr>
+          <w:rFonts w:ascii="Courier New" w:hAnsi="Courier New" w:cs="Courier New"/>
+          <w:sz w:val="20"/>
+          <w:szCs w:val="20"/>
+          <w:lang w:val="en-US"/>
+        </w:rPr>
+        <w:t xml:space="preserve">Is Leap-Year [y/n]:         </w:t>
+      </w:r>
+      <w:r>
+        <w:rPr>
+          <w:rFonts w:ascii="Courier New" w:hAnsi="Courier New" w:cs="Courier New"/>
+          <w:b/>
+          <w:bCs/>
+          <w:sz w:val="20"/>
+          <w:szCs w:val="20"/>
+          <w:lang w:val="en-US"/>
+        </w:rPr>
+        <w:t>n</w:t>
+      </w:r>
+    </w:p>
+    <w:p>
+      <w:pPr>
+        <w:spacing w:after="0"/>
+        <w:rPr>
+          <w:rFonts w:ascii="Courier New" w:hAnsi="Courier New" w:cs="Courier New"/>
+          <w:sz w:val="20"/>
+          <w:szCs w:val="20"/>
+        </w:rPr>
+      </w:pPr>
+      <w:r>
+        <w:rPr>
+          <w:rFonts w:ascii="Courier New" w:hAnsi="Courier New" w:cs="Courier New"/>
+          <w:sz w:val="20"/>
+          <w:szCs w:val="20"/>
+        </w:rPr>
+        <w:t xml:space="preserve">The date </w:t>
+      </w:r>
+      <w:r>
+        <w:rPr>
+          <w:rFonts w:ascii="Courier New" w:hAnsi="Courier New" w:cs="Courier New"/>
+          <w:sz w:val="20"/>
+          <w:szCs w:val="20"/>
+        </w:rPr>
+        <w:t>31.7</w:t>
+      </w:r>
+      <w:r>
+        <w:rPr>
+          <w:rFonts w:ascii="Courier New" w:hAnsi="Courier New" w:cs="Courier New"/>
+          <w:sz w:val="20"/>
+          <w:szCs w:val="20"/>
+        </w:rPr>
+        <w:t xml:space="preserve"> is valid</w:t>
+      </w:r>
+    </w:p>
+    <w:p>
+      <w:pPr>
+        <w:spacing w:after="0"/>
+        <w:ind w:left="1418"/>
+        <w:rPr>
+          <w:rFonts w:ascii="Courier New" w:hAnsi="Courier New" w:cs="Courier New"/>
+          <w:sz w:val="20"/>
+          <w:szCs w:val="20"/>
+        </w:rPr>
+      </w:pPr>
+    </w:p>
+    <w:p>
+      <w:r>
+        <w:t>Die Ausgabe soll möglichst genau der Musterausgabe entsprechen!</w:t>
+      </w:r>
+      <w:r>
+        <w:br/>
+      </w:r>
+      <w:r>
+        <w:t>Überprüfen Sie mindestens die folgenden Eingaben:</w:t>
+      </w:r>
+    </w:p>
+    <w:tbl>
+      <w:tblPr>
+        <w:tblW w:w="9498" w:type="dxa"/>
+        <w:tblInd w:w="-5" w:type="dxa"/>
+        <w:tblCellMar>
+          <w:left w:w="70" w:type="dxa"/>
+          <w:right w:w="70" w:type="dxa"/>
+        </w:tblCellMar>
+        <w:tblLook w:val="04A0" w:firstRow="1" w:lastRow="0" w:firstColumn="1" w:lastColumn="0" w:noHBand="0" w:noVBand="1"/>
+      </w:tblPr>
+      <w:tblGrid>
+        <w:gridCol w:w="2835"/>
+        <w:gridCol w:w="6663"/>
+      </w:tblGrid>
+      <w:tr>
+        <w:trPr>
+          <w:trHeight w:val="288"/>
+        </w:trPr>
+        <w:tc>
+          <w:tcPr>
+            <w:tcW w:w="2835" w:type="dxa"/>
+            <w:tcBorders>
+              <w:top w:val="single" w:sz="4" w:space="0" w:color="auto"/>
+              <w:left w:val="single" w:sz="4" w:space="0" w:color="auto"/>
+              <w:bottom w:val="single" w:sz="4" w:space="0" w:color="auto"/>
+              <w:right w:val="single" w:sz="4" w:space="0" w:color="auto"/>
+            </w:tcBorders>
+            <w:shd w:val="clear" w:color="auto" w:fill="auto"/>
+            <w:noWrap/>
+            <w:vAlign w:val="bottom"/>
+            <w:hideMark/>
+          </w:tcPr>
+          <w:p>
+            <w:pPr>
+              <w:spacing w:after="0"/>
+              <w:rPr>
+                <w:rFonts w:cs="Arial"/>
+                <w:b/>
+                <w:sz w:val="22"/>
+              </w:rPr>
+            </w:pPr>
+            <w:r>
+              <w:rPr>
+                <w:rFonts w:cs="Arial"/>
+                <w:b/>
+                <w:sz w:val="22"/>
+              </w:rPr>
+              <w:t>E</w:t>
+            </w:r>
+            <w:r>
+              <w:rPr>
+                <w:rFonts w:cs="Arial"/>
+                <w:b/>
+                <w:sz w:val="22"/>
+              </w:rPr>
+              <w:t>ingabe</w:t>
+            </w:r>
+          </w:p>
+        </w:tc>
+        <w:tc>
+          <w:tcPr>
+            <w:tcW w:w="6663" w:type="dxa"/>
+            <w:tcBorders>
+              <w:top w:val="single" w:sz="4" w:space="0" w:color="auto"/>
+              <w:left w:val="nil"/>
+              <w:bottom w:val="single" w:sz="4" w:space="0" w:color="auto"/>
+              <w:right w:val="single" w:sz="4" w:space="0" w:color="auto"/>
+            </w:tcBorders>
+            <w:shd w:val="clear" w:color="auto" w:fill="auto"/>
+            <w:noWrap/>
+            <w:vAlign w:val="bottom"/>
+            <w:hideMark/>
+          </w:tcPr>
+          <w:p>
+            <w:pPr>
+              <w:spacing w:after="0"/>
+              <w:rPr>
+                <w:rFonts w:cs="Arial"/>
+                <w:b/>
+                <w:sz w:val="22"/>
+              </w:rPr>
+            </w:pPr>
+            <w:r>
+              <w:rPr>
+                <w:rFonts w:cs="Arial"/>
+                <w:b/>
+                <w:sz w:val="22"/>
+              </w:rPr>
+              <w:t>Ausgabe</w:t>
+            </w:r>
+          </w:p>
+        </w:tc>
+      </w:tr>
+      <w:tr>
+        <w:trPr>
+          <w:trHeight w:val="288"/>
+        </w:trPr>
+        <w:tc>
+          <w:tcPr>
+            <w:tcW w:w="2835" w:type="dxa"/>
+            <w:tcBorders>
+              <w:top w:val="single" w:sz="4" w:space="0" w:color="auto"/>
+              <w:left w:val="single" w:sz="4" w:space="0" w:color="auto"/>
+              <w:bottom w:val="single" w:sz="4" w:space="0" w:color="auto"/>
+              <w:right w:val="single" w:sz="4" w:space="0" w:color="auto"/>
+            </w:tcBorders>
+            <w:shd w:val="clear" w:color="auto" w:fill="auto"/>
+            <w:noWrap/>
+            <w:vAlign w:val="bottom"/>
+          </w:tcPr>
+          <w:p>
+            <w:pPr>
+              <w:spacing w:after="0"/>
+              <w:rPr>
+                <w:rFonts w:cs="Arial"/>
+                <w:bCs/>
+                <w:sz w:val="22"/>
+              </w:rPr>
+            </w:pPr>
+            <w:r>
+              <w:rPr>
+                <w:rFonts w:cs="Arial"/>
+                <w:bCs/>
+                <w:sz w:val="22"/>
+              </w:rPr>
+              <w:t>1.1, Schaltjahr</w:t>
+            </w:r>
+          </w:p>
+        </w:tc>
+        <w:tc>
+          <w:tcPr>
+            <w:tcW w:w="6663" w:type="dxa"/>
+            <w:tcBorders>
+              <w:top w:val="single" w:sz="4" w:space="0" w:color="auto"/>
+              <w:left w:val="nil"/>
+              <w:bottom w:val="single" w:sz="4" w:space="0" w:color="auto"/>
+              <w:right w:val="single" w:sz="4" w:space="0" w:color="auto"/>
+            </w:tcBorders>
+            <w:shd w:val="clear" w:color="auto" w:fill="auto"/>
+            <w:noWrap/>
+            <w:vAlign w:val="bottom"/>
+          </w:tcPr>
+          <w:p>
+            <w:pPr>
+              <w:spacing w:after="0"/>
+              <w:rPr>
+                <w:rFonts w:ascii="Courier New" w:hAnsi="Courier New" w:cs="Courier New"/>
+                <w:sz w:val="20"/>
+                <w:szCs w:val="20"/>
+              </w:rPr>
+            </w:pPr>
+            <w:r>
+              <w:rPr>
+                <w:rFonts w:ascii="Courier New" w:hAnsi="Courier New" w:cs="Courier New"/>
+                <w:sz w:val="20"/>
+                <w:szCs w:val="20"/>
+              </w:rPr>
+              <w:t>The d</w:t>
+            </w:r>
+            <w:r>
+              <w:rPr>
+                <w:rFonts w:ascii="Courier New" w:hAnsi="Courier New" w:cs="Courier New"/>
+                <w:sz w:val="20"/>
+                <w:szCs w:val="20"/>
+              </w:rPr>
+              <w:t>a</w:t>
+            </w:r>
+            <w:r>
+              <w:rPr>
+                <w:rFonts w:ascii="Courier New" w:hAnsi="Courier New" w:cs="Courier New"/>
+                <w:sz w:val="20"/>
+                <w:szCs w:val="20"/>
+              </w:rPr>
+              <w:t xml:space="preserve">te </w:t>
+            </w:r>
+            <w:r>
+              <w:rPr>
+                <w:rFonts w:ascii="Courier New" w:hAnsi="Courier New" w:cs="Courier New"/>
+                <w:sz w:val="20"/>
+                <w:szCs w:val="20"/>
+              </w:rPr>
+              <w:t>1.</w:t>
+            </w:r>
+            <w:r>
+              <w:rPr>
+                <w:rFonts w:ascii="Courier New" w:hAnsi="Courier New" w:cs="Courier New"/>
+                <w:sz w:val="20"/>
+                <w:szCs w:val="20"/>
+              </w:rPr>
+              <w:t>1</w:t>
+            </w:r>
+            <w:r>
+              <w:rPr>
+                <w:rFonts w:ascii="Courier New" w:hAnsi="Courier New" w:cs="Courier New"/>
+                <w:sz w:val="20"/>
+                <w:szCs w:val="20"/>
+              </w:rPr>
+              <w:t xml:space="preserve"> is valid</w:t>
+            </w:r>
+          </w:p>
+        </w:tc>
+      </w:tr>
+      <w:tr>
+        <w:trPr>
+          <w:trHeight w:val="288"/>
+        </w:trPr>
+        <w:tc>
+          <w:tcPr>
+            <w:tcW w:w="2835" w:type="dxa"/>
+            <w:tcBorders>
+              <w:top w:val="single" w:sz="4" w:space="0" w:color="auto"/>
+              <w:left w:val="single" w:sz="4" w:space="0" w:color="auto"/>
+              <w:bottom w:val="single" w:sz="4" w:space="0" w:color="auto"/>
+              <w:right w:val="single" w:sz="4" w:space="0" w:color="auto"/>
+            </w:tcBorders>
+            <w:shd w:val="clear" w:color="auto" w:fill="auto"/>
+            <w:noWrap/>
+            <w:vAlign w:val="bottom"/>
+          </w:tcPr>
+          <w:p>
+            <w:pPr>
+              <w:spacing w:after="0"/>
+              <w:rPr>
+                <w:rFonts w:cs="Arial"/>
+                <w:bCs/>
+                <w:sz w:val="22"/>
+              </w:rPr>
+            </w:pPr>
+            <w:r>
+              <w:rPr>
+                <w:rFonts w:cs="Arial"/>
+                <w:bCs/>
+                <w:sz w:val="22"/>
+              </w:rPr>
+              <w:t xml:space="preserve">31.12, </w:t>
+            </w:r>
+            <w:r>
+              <w:rPr>
+                <w:rFonts w:cs="Arial"/>
+                <w:bCs/>
+                <w:sz w:val="22"/>
+              </w:rPr>
+              <w:t>Schaltjahr</w:t>
+            </w:r>
+          </w:p>
+        </w:tc>
+        <w:tc>
+          <w:tcPr>
+            <w:tcW w:w="6663" w:type="dxa"/>
+            <w:tcBorders>
+              <w:top w:val="single" w:sz="4" w:space="0" w:color="auto"/>
+              <w:left w:val="nil"/>
+              <w:bottom w:val="single" w:sz="4" w:space="0" w:color="auto"/>
+              <w:right w:val="single" w:sz="4" w:space="0" w:color="auto"/>
+            </w:tcBorders>
+            <w:shd w:val="clear" w:color="auto" w:fill="auto"/>
+            <w:noWrap/>
+            <w:vAlign w:val="bottom"/>
+          </w:tcPr>
+          <w:p>
+            <w:pPr>
+              <w:spacing w:after="0"/>
+              <w:rPr>
+                <w:rFonts w:ascii="Courier New" w:hAnsi="Courier New" w:cs="Courier New"/>
+                <w:bCs/>
+                <w:sz w:val="22"/>
+              </w:rPr>
+            </w:pPr>
+            <w:r>
+              <w:rPr>
+                <w:rFonts w:ascii="Courier New" w:hAnsi="Courier New" w:cs="Courier New"/>
+                <w:sz w:val="20"/>
+                <w:szCs w:val="20"/>
+              </w:rPr>
+              <w:t>The d</w:t>
+            </w:r>
+            <w:r>
+              <w:rPr>
+                <w:rFonts w:ascii="Courier New" w:hAnsi="Courier New" w:cs="Courier New"/>
+                <w:sz w:val="20"/>
+                <w:szCs w:val="20"/>
+              </w:rPr>
+              <w:t>a</w:t>
+            </w:r>
+            <w:r>
+              <w:rPr>
+                <w:rFonts w:ascii="Courier New" w:hAnsi="Courier New" w:cs="Courier New"/>
+                <w:sz w:val="20"/>
+                <w:szCs w:val="20"/>
+              </w:rPr>
+              <w:t xml:space="preserve">te </w:t>
+            </w:r>
+            <w:r>
+              <w:rPr>
+                <w:rFonts w:ascii="Courier New" w:hAnsi="Courier New" w:cs="Courier New"/>
+                <w:sz w:val="20"/>
+                <w:szCs w:val="20"/>
+              </w:rPr>
+              <w:t>31.</w:t>
+            </w:r>
+            <w:r>
+              <w:rPr>
+                <w:rFonts w:ascii="Courier New" w:hAnsi="Courier New" w:cs="Courier New"/>
+                <w:sz w:val="20"/>
+                <w:szCs w:val="20"/>
+              </w:rPr>
+              <w:t>12</w:t>
+            </w:r>
+            <w:r>
+              <w:rPr>
+                <w:rFonts w:ascii="Courier New" w:hAnsi="Courier New" w:cs="Courier New"/>
+                <w:sz w:val="20"/>
+                <w:szCs w:val="20"/>
+              </w:rPr>
+              <w:t xml:space="preserve"> is valid</w:t>
+            </w:r>
+          </w:p>
+        </w:tc>
+      </w:tr>
+      <w:tr>
+        <w:trPr>
+          <w:trHeight w:val="288"/>
+        </w:trPr>
+        <w:tc>
+          <w:tcPr>
+            <w:tcW w:w="2835" w:type="dxa"/>
+            <w:tcBorders>
+              <w:top w:val="nil"/>
+              <w:left w:val="single" w:sz="4" w:space="0" w:color="auto"/>
+              <w:bottom w:val="single" w:sz="4" w:space="0" w:color="auto"/>
+              <w:right w:val="single" w:sz="4" w:space="0" w:color="auto"/>
+            </w:tcBorders>
+            <w:shd w:val="clear" w:color="auto" w:fill="auto"/>
+            <w:noWrap/>
+            <w:vAlign w:val="bottom"/>
+            <w:hideMark/>
+          </w:tcPr>
+          <w:p>
+            <w:pPr>
+              <w:spacing w:after="0"/>
+              <w:rPr>
+                <w:rFonts w:cs="Arial"/>
+                <w:sz w:val="22"/>
+              </w:rPr>
+            </w:pPr>
+            <w:r>
+              <w:rPr>
+                <w:rFonts w:cs="Arial"/>
+                <w:sz w:val="22"/>
+              </w:rPr>
+              <w:t>31.0, Schaltjahr</w:t>
+            </w:r>
+          </w:p>
+        </w:tc>
+        <w:tc>
+          <w:tcPr>
+            <w:tcW w:w="6663" w:type="dxa"/>
+            <w:tcBorders>
+              <w:top w:val="nil"/>
+              <w:left w:val="nil"/>
+              <w:bottom w:val="single" w:sz="4" w:space="0" w:color="auto"/>
+              <w:right w:val="single" w:sz="4" w:space="0" w:color="auto"/>
+            </w:tcBorders>
+            <w:shd w:val="clear" w:color="auto" w:fill="auto"/>
+            <w:noWrap/>
+            <w:vAlign w:val="bottom"/>
+            <w:hideMark/>
+          </w:tcPr>
+          <w:p>
+            <w:pPr>
+              <w:spacing w:after="0"/>
+              <w:rPr>
+                <w:rFonts w:ascii="Courier New" w:hAnsi="Courier New" w:cs="Courier New"/>
+                <w:sz w:val="22"/>
+              </w:rPr>
+            </w:pPr>
+            <w:r>
+              <w:rPr>
+                <w:rFonts w:ascii="Courier New" w:hAnsi="Courier New" w:cs="Courier New"/>
+                <w:sz w:val="22"/>
+              </w:rPr>
+              <w:t xml:space="preserve">Invalid month </w:t>
+            </w:r>
+            <w:r>
+              <w:rPr>
+                <w:rFonts w:ascii="Courier New" w:hAnsi="Courier New" w:cs="Courier New"/>
+                <w:sz w:val="22"/>
+              </w:rPr>
+              <w:t>0</w:t>
+            </w:r>
+          </w:p>
+        </w:tc>
+      </w:tr>
+      <w:tr>
+        <w:trPr>
+          <w:trHeight w:val="288"/>
+        </w:trPr>
+        <w:tc>
+          <w:tcPr>
+            <w:tcW w:w="2835" w:type="dxa"/>
+            <w:tcBorders>
+              <w:top w:val="nil"/>
+              <w:left w:val="single" w:sz="4" w:space="0" w:color="auto"/>
+              <w:bottom w:val="single" w:sz="4" w:space="0" w:color="auto"/>
+              <w:right w:val="single" w:sz="4" w:space="0" w:color="auto"/>
+            </w:tcBorders>
+            <w:shd w:val="clear" w:color="auto" w:fill="auto"/>
+            <w:noWrap/>
+            <w:vAlign w:val="bottom"/>
+            <w:hideMark/>
+          </w:tcPr>
+          <w:p>
+            <w:pPr>
+              <w:spacing w:after="0"/>
+              <w:rPr>
+                <w:rFonts w:cs="Arial"/>
+                <w:sz w:val="22"/>
+              </w:rPr>
+            </w:pPr>
+            <w:r>
+              <w:rPr>
+                <w:rFonts w:cs="Arial"/>
+                <w:sz w:val="22"/>
+              </w:rPr>
+              <w:t>31.</w:t>
+            </w:r>
+            <w:r>
+              <w:rPr>
+                <w:rFonts w:cs="Arial"/>
+                <w:sz w:val="22"/>
+              </w:rPr>
+              <w:t>13</w:t>
+            </w:r>
+            <w:r>
+              <w:rPr>
+                <w:rFonts w:cs="Arial"/>
+                <w:sz w:val="22"/>
+              </w:rPr>
+              <w:t>, Schaltjahr</w:t>
+            </w:r>
+          </w:p>
+        </w:tc>
+        <w:tc>
+          <w:tcPr>
+            <w:tcW w:w="6663" w:type="dxa"/>
+            <w:tcBorders>
+              <w:top w:val="nil"/>
+              <w:left w:val="nil"/>
+              <w:bottom w:val="single" w:sz="4" w:space="0" w:color="auto"/>
+              <w:right w:val="single" w:sz="4" w:space="0" w:color="auto"/>
+            </w:tcBorders>
+            <w:shd w:val="clear" w:color="auto" w:fill="auto"/>
+            <w:noWrap/>
+            <w:vAlign w:val="bottom"/>
+            <w:hideMark/>
+          </w:tcPr>
+          <w:p>
+            <w:pPr>
+              <w:spacing w:after="0"/>
+              <w:rPr>
+                <w:rFonts w:cs="Arial"/>
+                <w:sz w:val="22"/>
+              </w:rPr>
+            </w:pPr>
+            <w:r>
+              <w:rPr>
+                <w:rFonts w:ascii="Courier New" w:hAnsi="Courier New" w:cs="Courier New"/>
+                <w:sz w:val="22"/>
+              </w:rPr>
+              <w:t xml:space="preserve">Invalid month </w:t>
+            </w:r>
+            <w:r>
+              <w:rPr>
+                <w:rFonts w:ascii="Courier New" w:hAnsi="Courier New" w:cs="Courier New"/>
+                <w:sz w:val="22"/>
+              </w:rPr>
+              <w:t>13</w:t>
+            </w:r>
+          </w:p>
+        </w:tc>
+      </w:tr>
+      <w:tr>
+        <w:trPr>
+          <w:trHeight w:val="288"/>
+        </w:trPr>
+        <w:tc>
+          <w:tcPr>
+            <w:tcW w:w="2835" w:type="dxa"/>
+            <w:tcBorders>
+              <w:top w:val="nil"/>
+              <w:left w:val="single" w:sz="4" w:space="0" w:color="auto"/>
+              <w:bottom w:val="single" w:sz="4" w:space="0" w:color="auto"/>
+              <w:right w:val="single" w:sz="4" w:space="0" w:color="auto"/>
+            </w:tcBorders>
+            <w:shd w:val="clear" w:color="auto" w:fill="auto"/>
+            <w:noWrap/>
+            <w:vAlign w:val="bottom"/>
+          </w:tcPr>
+          <w:p>
+            <w:pPr>
+              <w:spacing w:after="0"/>
+              <w:rPr>
+                <w:rFonts w:cs="Arial"/>
+                <w:sz w:val="22"/>
+              </w:rPr>
+            </w:pPr>
+            <w:r>
+              <w:rPr>
+                <w:rFonts w:cs="Arial"/>
+                <w:sz w:val="22"/>
+              </w:rPr>
+              <w:t>29.2, Schaltjahr</w:t>
+            </w:r>
+          </w:p>
+        </w:tc>
+        <w:tc>
+          <w:tcPr>
+            <w:tcW w:w="6663" w:type="dxa"/>
+            <w:tcBorders>
+              <w:top w:val="nil"/>
+              <w:left w:val="nil"/>
+              <w:bottom w:val="single" w:sz="4" w:space="0" w:color="auto"/>
+              <w:right w:val="single" w:sz="4" w:space="0" w:color="auto"/>
+            </w:tcBorders>
+            <w:shd w:val="clear" w:color="auto" w:fill="auto"/>
+            <w:noWrap/>
+            <w:vAlign w:val="bottom"/>
+          </w:tcPr>
+          <w:p>
+            <w:pPr>
+              <w:spacing w:after="0"/>
+              <w:rPr>
+                <w:rFonts w:ascii="Courier New" w:hAnsi="Courier New" w:cs="Courier New"/>
+                <w:sz w:val="22"/>
+              </w:rPr>
+            </w:pPr>
+            <w:r>
+              <w:rPr>
+                <w:rFonts w:ascii="Courier New" w:hAnsi="Courier New" w:cs="Courier New"/>
+                <w:sz w:val="20"/>
+                <w:szCs w:val="20"/>
+              </w:rPr>
+              <w:t>The d</w:t>
+            </w:r>
+            <w:r>
+              <w:rPr>
+                <w:rFonts w:ascii="Courier New" w:hAnsi="Courier New" w:cs="Courier New"/>
+                <w:sz w:val="20"/>
+                <w:szCs w:val="20"/>
+              </w:rPr>
+              <w:t>a</w:t>
+            </w:r>
+            <w:r>
+              <w:rPr>
+                <w:rFonts w:ascii="Courier New" w:hAnsi="Courier New" w:cs="Courier New"/>
+                <w:sz w:val="20"/>
+                <w:szCs w:val="20"/>
+              </w:rPr>
+              <w:t xml:space="preserve">te </w:t>
+            </w:r>
+            <w:r>
+              <w:rPr>
+                <w:rFonts w:ascii="Courier New" w:hAnsi="Courier New" w:cs="Courier New"/>
+                <w:sz w:val="20"/>
+                <w:szCs w:val="20"/>
+              </w:rPr>
+              <w:t>29</w:t>
+            </w:r>
+            <w:r>
+              <w:rPr>
+                <w:rFonts w:ascii="Courier New" w:hAnsi="Courier New" w:cs="Courier New"/>
+                <w:sz w:val="20"/>
+                <w:szCs w:val="20"/>
+              </w:rPr>
+              <w:t>.</w:t>
+            </w:r>
+            <w:r>
+              <w:rPr>
+                <w:rFonts w:ascii="Courier New" w:hAnsi="Courier New" w:cs="Courier New"/>
+                <w:sz w:val="20"/>
+                <w:szCs w:val="20"/>
+              </w:rPr>
+              <w:t>2</w:t>
+            </w:r>
+            <w:r>
+              <w:rPr>
+                <w:rFonts w:ascii="Courier New" w:hAnsi="Courier New" w:cs="Courier New"/>
+                <w:sz w:val="20"/>
+                <w:szCs w:val="20"/>
+              </w:rPr>
+              <w:t xml:space="preserve"> is valid</w:t>
+            </w:r>
+          </w:p>
+        </w:tc>
+      </w:tr>
+      <w:tr>
+        <w:trPr>
+          <w:trHeight w:val="288"/>
+        </w:trPr>
+        <w:tc>
+          <w:tcPr>
+            <w:tcW w:w="2835" w:type="dxa"/>
+            <w:tcBorders>
+              <w:top w:val="nil"/>
+              <w:left w:val="single" w:sz="4" w:space="0" w:color="auto"/>
+              <w:bottom w:val="single" w:sz="4" w:space="0" w:color="auto"/>
+              <w:right w:val="single" w:sz="4" w:space="0" w:color="auto"/>
+            </w:tcBorders>
+            <w:shd w:val="clear" w:color="auto" w:fill="auto"/>
+            <w:noWrap/>
+            <w:vAlign w:val="bottom"/>
+          </w:tcPr>
+          <w:p>
+            <w:pPr>
+              <w:spacing w:after="0"/>
+              <w:rPr>
+                <w:rFonts w:cs="Arial"/>
+                <w:sz w:val="22"/>
+              </w:rPr>
+            </w:pPr>
+            <w:r>
+              <w:rPr>
+                <w:rFonts w:cs="Arial"/>
+                <w:sz w:val="22"/>
+              </w:rPr>
+              <w:t>29.2, keine Schaltjahr</w:t>
+            </w:r>
+          </w:p>
+        </w:tc>
+        <w:tc>
+          <w:tcPr>
+            <w:tcW w:w="6663" w:type="dxa"/>
+            <w:tcBorders>
+              <w:top w:val="nil"/>
+              <w:left w:val="nil"/>
+              <w:bottom w:val="single" w:sz="4" w:space="0" w:color="auto"/>
+              <w:right w:val="single" w:sz="4" w:space="0" w:color="auto"/>
+            </w:tcBorders>
+            <w:shd w:val="clear" w:color="auto" w:fill="auto"/>
+            <w:noWrap/>
+            <w:vAlign w:val="bottom"/>
+          </w:tcPr>
+          <w:p>
+            <w:pPr>
+              <w:spacing w:after="0"/>
+              <w:rPr>
+                <w:rFonts w:ascii="Courier New" w:hAnsi="Courier New" w:cs="Courier New"/>
+                <w:sz w:val="20"/>
+                <w:szCs w:val="20"/>
+                <w:lang w:val="en-US"/>
+              </w:rPr>
+            </w:pPr>
+            <w:r>
+              <w:rPr>
+                <w:rFonts w:ascii="Courier New" w:hAnsi="Courier New" w:cs="Courier New"/>
+                <w:sz w:val="20"/>
+                <w:szCs w:val="20"/>
+                <w:lang w:val="en-US"/>
+              </w:rPr>
+              <w:t xml:space="preserve">Invalid day: Month </w:t>
+            </w:r>
+            <w:r>
+              <w:rPr>
+                <w:rFonts w:ascii="Courier New" w:hAnsi="Courier New" w:cs="Courier New"/>
+                <w:sz w:val="20"/>
+                <w:szCs w:val="20"/>
+                <w:lang w:val="en-US"/>
+              </w:rPr>
+              <w:t>2</w:t>
+            </w:r>
+            <w:r>
+              <w:rPr>
+                <w:rFonts w:ascii="Courier New" w:hAnsi="Courier New" w:cs="Courier New"/>
+                <w:sz w:val="20"/>
+                <w:szCs w:val="20"/>
+                <w:lang w:val="en-US"/>
+              </w:rPr>
+              <w:t xml:space="preserve"> should be: 1 &lt;= </w:t>
+            </w:r>
+            <w:r>
+              <w:rPr>
+                <w:rFonts w:ascii="Courier New" w:hAnsi="Courier New" w:cs="Courier New"/>
+                <w:sz w:val="20"/>
+                <w:szCs w:val="20"/>
+                <w:lang w:val="en-US"/>
+              </w:rPr>
+              <w:t>29</w:t>
+            </w:r>
+            <w:r>
+              <w:rPr>
+                <w:rFonts w:ascii="Courier New" w:hAnsi="Courier New" w:cs="Courier New"/>
+                <w:sz w:val="20"/>
+                <w:szCs w:val="20"/>
+                <w:lang w:val="en-US"/>
+              </w:rPr>
+              <w:t xml:space="preserve"> &lt;=</w:t>
+            </w:r>
+            <w:r>
+              <w:rPr>
+                <w:rFonts w:ascii="Courier New" w:hAnsi="Courier New" w:cs="Courier New"/>
+                <w:sz w:val="20"/>
+                <w:szCs w:val="20"/>
+                <w:lang w:val="en-US"/>
+              </w:rPr>
+              <w:t xml:space="preserve"> 28</w:t>
+            </w:r>
+          </w:p>
+        </w:tc>
+      </w:tr>
+      <w:tr>
+        <w:trPr>
+          <w:trHeight w:val="288"/>
+        </w:trPr>
+        <w:tc>
+          <w:tcPr>
+            <w:tcW w:w="2835" w:type="dxa"/>
+            <w:tcBorders>
+              <w:top w:val="nil"/>
+              <w:left w:val="single" w:sz="4" w:space="0" w:color="auto"/>
+              <w:bottom w:val="single" w:sz="4" w:space="0" w:color="auto"/>
+              <w:right w:val="single" w:sz="4" w:space="0" w:color="auto"/>
+            </w:tcBorders>
+            <w:shd w:val="clear" w:color="auto" w:fill="auto"/>
+            <w:noWrap/>
+            <w:vAlign w:val="bottom"/>
+          </w:tcPr>
+          <w:p>
+            <w:pPr>
+              <w:spacing w:after="0"/>
+              <w:rPr>
+                <w:rFonts w:cs="Arial"/>
+                <w:sz w:val="22"/>
+              </w:rPr>
+            </w:pPr>
+            <w:r>
+              <w:rPr>
+                <w:rFonts w:cs="Arial"/>
+                <w:sz w:val="22"/>
+              </w:rPr>
+              <w:t>31.6, Schaltjahr</w:t>
+            </w:r>
+          </w:p>
+        </w:tc>
+        <w:tc>
+          <w:tcPr>
+            <w:tcW w:w="6663" w:type="dxa"/>
+            <w:tcBorders>
+              <w:top w:val="nil"/>
+              <w:left w:val="nil"/>
+              <w:bottom w:val="single" w:sz="4" w:space="0" w:color="auto"/>
+              <w:right w:val="single" w:sz="4" w:space="0" w:color="auto"/>
+            </w:tcBorders>
+            <w:shd w:val="clear" w:color="auto" w:fill="auto"/>
+            <w:noWrap/>
+            <w:vAlign w:val="bottom"/>
+          </w:tcPr>
+          <w:p>
+            <w:pPr>
+              <w:spacing w:after="0"/>
+              <w:rPr>
+                <w:rFonts w:ascii="Courier New" w:hAnsi="Courier New" w:cs="Courier New"/>
+                <w:sz w:val="20"/>
+                <w:szCs w:val="20"/>
+                <w:lang w:val="en-US"/>
+              </w:rPr>
+            </w:pPr>
+            <w:r>
+              <w:rPr>
+                <w:rFonts w:ascii="Courier New" w:hAnsi="Courier New" w:cs="Courier New"/>
+                <w:sz w:val="20"/>
+                <w:szCs w:val="20"/>
+                <w:lang w:val="en-US"/>
+              </w:rPr>
+              <w:t xml:space="preserve">Invalid day: Month </w:t>
+            </w:r>
+            <w:r>
+              <w:rPr>
+                <w:rFonts w:ascii="Courier New" w:hAnsi="Courier New" w:cs="Courier New"/>
+                <w:sz w:val="20"/>
+                <w:szCs w:val="20"/>
+                <w:lang w:val="en-US"/>
+              </w:rPr>
+              <w:t>6</w:t>
+            </w:r>
+            <w:r>
+              <w:rPr>
+                <w:rFonts w:ascii="Courier New" w:hAnsi="Courier New" w:cs="Courier New"/>
+                <w:sz w:val="20"/>
+                <w:szCs w:val="20"/>
+                <w:lang w:val="en-US"/>
+              </w:rPr>
+              <w:t xml:space="preserve"> should be: 1 &lt;= </w:t>
+            </w:r>
+            <w:r>
+              <w:rPr>
+                <w:rFonts w:ascii="Courier New" w:hAnsi="Courier New" w:cs="Courier New"/>
+                <w:sz w:val="20"/>
+                <w:szCs w:val="20"/>
+                <w:lang w:val="en-US"/>
+              </w:rPr>
+              <w:t>31</w:t>
+            </w:r>
+            <w:r>
+              <w:rPr>
+                <w:rFonts w:ascii="Courier New" w:hAnsi="Courier New" w:cs="Courier New"/>
+                <w:sz w:val="20"/>
+                <w:szCs w:val="20"/>
+                <w:lang w:val="en-US"/>
+              </w:rPr>
+              <w:t xml:space="preserve"> &lt;=</w:t>
+            </w:r>
+            <w:r>
+              <w:rPr>
+                <w:rFonts w:ascii="Courier New" w:hAnsi="Courier New" w:cs="Courier New"/>
+                <w:sz w:val="20"/>
+                <w:szCs w:val="20"/>
+                <w:lang w:val="en-US"/>
+              </w:rPr>
+              <w:t xml:space="preserve"> </w:t>
+            </w:r>
+            <w:r>
+              <w:rPr>
+                <w:rFonts w:ascii="Courier New" w:hAnsi="Courier New" w:cs="Courier New"/>
+                <w:sz w:val="20"/>
+                <w:szCs w:val="20"/>
+                <w:lang w:val="en-US"/>
+              </w:rPr>
+              <w:t>30</w:t>
+            </w:r>
+          </w:p>
+        </w:tc>
+      </w:tr>
+      <w:tr>
+        <w:trPr>
+          <w:trHeight w:val="288"/>
+        </w:trPr>
+        <w:tc>
+          <w:tcPr>
+            <w:tcW w:w="2835" w:type="dxa"/>
+            <w:tcBorders>
+              <w:top w:val="nil"/>
+              <w:left w:val="single" w:sz="4" w:space="0" w:color="auto"/>
+              <w:bottom w:val="single" w:sz="4" w:space="0" w:color="auto"/>
+              <w:right w:val="single" w:sz="4" w:space="0" w:color="auto"/>
+            </w:tcBorders>
+            <w:shd w:val="clear" w:color="auto" w:fill="auto"/>
+            <w:noWrap/>
+            <w:vAlign w:val="bottom"/>
+            <w:hideMark/>
+          </w:tcPr>
+          <w:p>
+            <w:pPr>
+              <w:spacing w:after="0"/>
+              <w:rPr>
+                <w:rFonts w:cs="Arial"/>
+                <w:sz w:val="22"/>
+              </w:rPr>
+            </w:pPr>
+            <w:r>
+              <w:rPr>
+                <w:rFonts w:cs="Arial"/>
+                <w:sz w:val="22"/>
+              </w:rPr>
+              <w:t>0.12, Schaltjahr</w:t>
+            </w:r>
+          </w:p>
+        </w:tc>
+        <w:tc>
+          <w:tcPr>
+            <w:tcW w:w="6663" w:type="dxa"/>
+            <w:tcBorders>
+              <w:top w:val="nil"/>
+              <w:left w:val="nil"/>
+              <w:bottom w:val="single" w:sz="4" w:space="0" w:color="auto"/>
+              <w:right w:val="single" w:sz="4" w:space="0" w:color="auto"/>
+            </w:tcBorders>
+            <w:shd w:val="clear" w:color="auto" w:fill="auto"/>
+            <w:noWrap/>
+            <w:vAlign w:val="bottom"/>
+            <w:hideMark/>
+          </w:tcPr>
+          <w:p>
+            <w:pPr>
+              <w:spacing w:after="0"/>
+              <w:rPr>
+                <w:rFonts w:ascii="Courier New" w:hAnsi="Courier New" w:cs="Courier New"/>
+                <w:sz w:val="22"/>
+                <w:lang w:val="en-US"/>
+              </w:rPr>
+            </w:pPr>
+            <w:r>
+              <w:rPr>
+                <w:rFonts w:ascii="Courier New" w:hAnsi="Courier New" w:cs="Courier New"/>
+                <w:sz w:val="20"/>
+                <w:szCs w:val="20"/>
+                <w:lang w:val="en-US"/>
+              </w:rPr>
+              <w:t xml:space="preserve">Invalid day: Month </w:t>
+            </w:r>
+            <w:r>
+              <w:rPr>
+                <w:rFonts w:ascii="Courier New" w:hAnsi="Courier New" w:cs="Courier New"/>
+                <w:sz w:val="20"/>
+                <w:szCs w:val="20"/>
+                <w:lang w:val="en-US"/>
+              </w:rPr>
+              <w:t>12</w:t>
+            </w:r>
+            <w:r>
+              <w:rPr>
+                <w:rFonts w:ascii="Courier New" w:hAnsi="Courier New" w:cs="Courier New"/>
+                <w:sz w:val="20"/>
+                <w:szCs w:val="20"/>
+                <w:lang w:val="en-US"/>
+              </w:rPr>
+              <w:t xml:space="preserve"> should be: 1 &lt;= </w:t>
+            </w:r>
+            <w:r>
+              <w:rPr>
+                <w:rFonts w:ascii="Courier New" w:hAnsi="Courier New" w:cs="Courier New"/>
+                <w:sz w:val="20"/>
+                <w:szCs w:val="20"/>
+                <w:lang w:val="en-US"/>
+              </w:rPr>
+              <w:t>0</w:t>
+            </w:r>
+            <w:r>
+              <w:rPr>
+                <w:rFonts w:ascii="Courier New" w:hAnsi="Courier New" w:cs="Courier New"/>
+                <w:sz w:val="20"/>
+                <w:szCs w:val="20"/>
+                <w:lang w:val="en-US"/>
+              </w:rPr>
+              <w:t xml:space="preserve"> &lt;=</w:t>
+            </w:r>
+            <w:r>
+              <w:rPr>
+                <w:rFonts w:ascii="Courier New" w:hAnsi="Courier New" w:cs="Courier New"/>
+                <w:sz w:val="20"/>
+                <w:szCs w:val="20"/>
+                <w:lang w:val="en-US"/>
+              </w:rPr>
+              <w:t xml:space="preserve"> 3</w:t>
+            </w:r>
+            <w:r>
+              <w:rPr>
+                <w:rFonts w:ascii="Courier New" w:hAnsi="Courier New" w:cs="Courier New"/>
+                <w:sz w:val="20"/>
+                <w:szCs w:val="20"/>
+                <w:lang w:val="en-US"/>
+              </w:rPr>
+              <w:t>1</w:t>
+            </w:r>
+          </w:p>
+        </w:tc>
+      </w:tr>
+    </w:tbl>
+    <w:p>
+      <w:pPr>
+        <w:rPr>
+          <w:lang w:val="en-US"/>
+        </w:rPr>
+      </w:pPr>
+    </w:p>
+    <w:p>
+      <w:pPr>
+        <w:pStyle w:val="berschrift2"/>
+      </w:pPr>
+      <w:r>
+        <w:t>Zusatzaufgaben</w:t>
+      </w:r>
+      <w:r>
+        <w:t xml:space="preserve"> (optional)</w:t>
+      </w:r>
     </w:p>
     <w:p>
       <w:pPr>
         <w:pStyle w:val="Listenabsatz"/>
         <w:numPr>
           <w:ilvl w:val="0"/>
-          <w:numId w:val="3"/>
+          <w:numId w:val="16"/>
         </w:numPr>
-        <w:spacing w:after="0" w:line="240" w:lineRule="auto"/>
-        <w:rPr>
-          <w:rFonts w:ascii="Arial" w:eastAsia="Times New Roman" w:hAnsi="Arial" w:cs="Arial"/>
-          <w:sz w:val="28"/>
-          <w:szCs w:val="28"/>
-          <w:lang w:eastAsia="de-AT"/>
-        </w:rPr>
       </w:pPr>
       <w:r>
-        <w:rPr>
-          <w:rFonts w:ascii="Arial" w:eastAsia="Times New Roman" w:hAnsi="Arial" w:cs="Arial"/>
-          <w:sz w:val="28"/>
-          <w:szCs w:val="28"/>
-          <w:lang w:eastAsia="de-AT"/>
-        </w:rPr>
-        <w:t>Verwendung der</w:t>
+        <w:t>Versuchen Sie eine Lösung mit switch als auch eine ohne switch-Anweisung</w:t>
       </w:r>
       <w:r>
-        <w:rPr>
-          <w:rFonts w:ascii="Arial" w:eastAsia="Times New Roman" w:hAnsi="Arial" w:cs="Arial"/>
-          <w:sz w:val="28"/>
-          <w:szCs w:val="28"/>
-          <w:lang w:eastAsia="de-AT"/>
-        </w:rPr>
-        <w:t xml:space="preserve"> Switch</w:t>
-      </w:r>
-      <w:r>
-        <w:rPr>
-          <w:rFonts w:ascii="Arial" w:eastAsia="Times New Roman" w:hAnsi="Arial" w:cs="Arial"/>
-          <w:sz w:val="28"/>
-          <w:szCs w:val="28"/>
-          <w:lang w:eastAsia="de-AT"/>
-        </w:rPr>
-        <w:t>-Anweisung</w:t>
+        <w:t xml:space="preserve"> </w:t>
       </w:r>
     </w:p>
     <w:p>
       <w:pPr>
-        <w:spacing w:after="0" w:line="240" w:lineRule="auto"/>
-        <w:rPr>
-          <w:rFonts w:ascii="Arial" w:eastAsia="Times New Roman" w:hAnsi="Arial" w:cs="Arial"/>
-          <w:b/>
-          <w:sz w:val="36"/>
-          <w:szCs w:val="28"/>
-          <w:lang w:eastAsia="de-AT"/>
-        </w:rPr>
-      </w:pPr>
-    </w:p>
-    <w:p>
-      <w:pPr>
-        <w:spacing w:after="0" w:line="240" w:lineRule="auto"/>
-        <w:rPr>
-          <w:rFonts w:ascii="Arial" w:eastAsia="Times New Roman" w:hAnsi="Arial" w:cs="Arial"/>
-          <w:b/>
-          <w:sz w:val="28"/>
-          <w:szCs w:val="28"/>
-          <w:lang w:eastAsia="de-AT"/>
-        </w:rPr>
+        <w:pStyle w:val="Listenabsatz"/>
+        <w:numPr>
+          <w:ilvl w:val="0"/>
+          <w:numId w:val="16"/>
+        </w:numPr>
       </w:pPr>
       <w:r>
-        <w:rPr>
-          <w:rFonts w:ascii="Arial" w:eastAsia="Times New Roman" w:hAnsi="Arial" w:cs="Arial"/>
-          <w:b/>
-          <w:sz w:val="36"/>
-          <w:szCs w:val="28"/>
-          <w:lang w:eastAsia="de-AT"/>
-        </w:rPr>
-        <w:t>Aufgabenstellung</w:t>
+        <w:t>Geben Sie anstatt für das Schaltjahr (y/n) die Jahreszahl ein.</w:t>
       </w:r>
       <w:r>
-        <w:rPr>
-          <w:rFonts w:ascii="Arial" w:eastAsia="Times New Roman" w:hAnsi="Arial" w:cs="Arial"/>
-          <w:b/>
-          <w:sz w:val="36"/>
-          <w:szCs w:val="28"/>
-          <w:lang w:eastAsia="de-AT"/>
-        </w:rPr>
-        <w:t>:</w:t>
+        <w:br/>
+        <w:t>Aufgrund der Jahreszahl wird berechnet, ob es sich um ein Schaltjahr handelt.</w:t>
       </w:r>
     </w:p>
     <w:p>
       <w:pPr>
         <w:pStyle w:val="Listenabsatz"/>
-        <w:rPr>
-          <w:rFonts w:ascii="Arial" w:eastAsia="Times New Roman" w:hAnsi="Arial" w:cs="Arial"/>
-          <w:sz w:val="28"/>
-          <w:szCs w:val="28"/>
-          <w:lang w:eastAsia="de-AT"/>
-        </w:rPr>
-      </w:pPr>
-    </w:p>
-    <w:p>
-      <w:pPr>
-        <w:spacing w:after="0" w:line="240" w:lineRule="auto"/>
-        <w:rPr>
-          <w:rFonts w:ascii="Arial" w:eastAsia="Times New Roman" w:hAnsi="Arial" w:cs="Arial"/>
-          <w:sz w:val="28"/>
-          <w:szCs w:val="28"/>
-          <w:lang w:eastAsia="de-AT"/>
-        </w:rPr>
-      </w:pPr>
-      <w:r>
-        <w:rPr>
-          <w:rFonts w:ascii="Arial" w:eastAsia="Times New Roman" w:hAnsi="Arial" w:cs="Arial"/>
-          <w:sz w:val="28"/>
-          <w:szCs w:val="28"/>
-          <w:lang w:eastAsia="de-AT"/>
-        </w:rPr>
-        <w:t xml:space="preserve">Das Programm </w:t>
-      </w:r>
-      <w:r>
-        <w:rPr>
-          <w:rFonts w:ascii="Arial" w:eastAsia="Times New Roman" w:hAnsi="Arial" w:cs="Arial"/>
-          <w:sz w:val="28"/>
-          <w:szCs w:val="28"/>
-          <w:lang w:eastAsia="de-AT"/>
-        </w:rPr>
-        <w:t>(„</w:t>
-      </w:r>
-      <w:proofErr w:type="spellStart"/>
-      <w:r>
-        <w:rPr>
-          <w:rFonts w:ascii="Arial" w:eastAsia="Times New Roman" w:hAnsi="Arial" w:cs="Arial"/>
-          <w:b/>
-          <w:i/>
-          <w:sz w:val="28"/>
-          <w:szCs w:val="28"/>
-          <w:lang w:eastAsia="de-AT"/>
-        </w:rPr>
-        <w:t>CheckDaysOfMonth</w:t>
-      </w:r>
-      <w:r>
-        <w:rPr>
-          <w:rFonts w:ascii="Arial" w:eastAsia="Times New Roman" w:hAnsi="Arial" w:cs="Arial"/>
-          <w:b/>
-          <w:i/>
-          <w:sz w:val="28"/>
-          <w:szCs w:val="28"/>
-          <w:lang w:eastAsia="de-AT"/>
-        </w:rPr>
-        <w:t>.cs</w:t>
-      </w:r>
-      <w:proofErr w:type="spellEnd"/>
-      <w:r>
-        <w:rPr>
-          <w:rFonts w:ascii="Arial" w:eastAsia="Times New Roman" w:hAnsi="Arial" w:cs="Arial"/>
-          <w:sz w:val="28"/>
-          <w:szCs w:val="28"/>
-          <w:lang w:eastAsia="de-AT"/>
-        </w:rPr>
-        <w:t xml:space="preserve">“) </w:t>
-      </w:r>
-      <w:r>
-        <w:rPr>
-          <w:rFonts w:ascii="Arial" w:eastAsia="Times New Roman" w:hAnsi="Arial" w:cs="Arial"/>
-          <w:sz w:val="28"/>
-          <w:szCs w:val="28"/>
-          <w:lang w:eastAsia="de-AT"/>
-        </w:rPr>
-        <w:t xml:space="preserve">soll </w:t>
-      </w:r>
-      <w:r>
-        <w:rPr>
-          <w:rFonts w:ascii="Arial" w:eastAsia="Times New Roman" w:hAnsi="Arial" w:cs="Arial"/>
-          <w:sz w:val="28"/>
-          <w:szCs w:val="28"/>
-          <w:lang w:eastAsia="de-AT"/>
-        </w:rPr>
-        <w:t>folgende Eingaben von der Konsole einlesen:</w:t>
-      </w:r>
-    </w:p>
-    <w:p>
-      <w:pPr>
-        <w:pStyle w:val="Listenabsatz"/>
         <w:numPr>
           <w:ilvl w:val="0"/>
-          <w:numId w:val="3"/>
+          <w:numId w:val="16"/>
         </w:numPr>
-        <w:spacing w:after="0" w:line="240" w:lineRule="auto"/>
-        <w:rPr>
-          <w:rFonts w:ascii="Arial" w:eastAsia="Times New Roman" w:hAnsi="Arial" w:cs="Arial"/>
-          <w:sz w:val="28"/>
-          <w:szCs w:val="28"/>
-          <w:lang w:eastAsia="de-AT"/>
-        </w:rPr>
       </w:pPr>
       <w:r>
-        <w:rPr>
-          <w:rFonts w:ascii="Arial" w:eastAsia="Times New Roman" w:hAnsi="Arial" w:cs="Arial"/>
-          <w:sz w:val="28"/>
-          <w:szCs w:val="28"/>
-          <w:lang w:eastAsia="de-AT"/>
-        </w:rPr>
-        <w:t>Tag</w:t>
-      </w:r>
-    </w:p>
-    <w:p>
-      <w:pPr>
-        <w:pStyle w:val="Listenabsatz"/>
-        <w:numPr>
-          <w:ilvl w:val="0"/>
-          <w:numId w:val="3"/>
-        </w:numPr>
-        <w:spacing w:after="0" w:line="240" w:lineRule="auto"/>
-        <w:rPr>
-          <w:rFonts w:ascii="Arial" w:eastAsia="Times New Roman" w:hAnsi="Arial" w:cs="Arial"/>
-          <w:sz w:val="28"/>
-          <w:szCs w:val="28"/>
-          <w:lang w:eastAsia="de-AT"/>
-        </w:rPr>
-      </w:pPr>
-      <w:r>
-        <w:rPr>
-          <w:rFonts w:ascii="Arial" w:eastAsia="Times New Roman" w:hAnsi="Arial" w:cs="Arial"/>
-          <w:sz w:val="28"/>
-          <w:szCs w:val="28"/>
-          <w:lang w:eastAsia="de-AT"/>
-        </w:rPr>
-        <w:t>Monat</w:t>
-      </w:r>
-    </w:p>
-    <w:p>
-      <w:pPr>
-        <w:pStyle w:val="Listenabsatz"/>
-        <w:numPr>
-          <w:ilvl w:val="0"/>
-          <w:numId w:val="3"/>
-        </w:numPr>
-        <w:spacing w:after="0" w:line="240" w:lineRule="auto"/>
-        <w:rPr>
-          <w:rFonts w:ascii="Arial" w:eastAsia="Times New Roman" w:hAnsi="Arial" w:cs="Arial"/>
-          <w:sz w:val="28"/>
-          <w:szCs w:val="28"/>
-          <w:lang w:eastAsia="de-AT"/>
-        </w:rPr>
-      </w:pPr>
-      <w:r>
-        <w:rPr>
-          <w:rFonts w:ascii="Arial" w:eastAsia="Times New Roman" w:hAnsi="Arial" w:cs="Arial"/>
-          <w:sz w:val="28"/>
-          <w:szCs w:val="28"/>
-          <w:lang w:eastAsia="de-AT"/>
-        </w:rPr>
-        <w:t>Handelt es sich um ein Schaltjahr?</w:t>
-      </w:r>
-    </w:p>
-    <w:p>
-      <w:pPr>
-        <w:spacing w:after="0" w:line="240" w:lineRule="auto"/>
-        <w:rPr>
-          <w:rFonts w:ascii="Arial" w:eastAsia="Times New Roman" w:hAnsi="Arial" w:cs="Arial"/>
-          <w:sz w:val="28"/>
-          <w:szCs w:val="28"/>
-          <w:lang w:eastAsia="de-AT"/>
-        </w:rPr>
-      </w:pPr>
-    </w:p>
-    <w:p>
-      <w:pPr>
-        <w:spacing w:after="0" w:line="240" w:lineRule="auto"/>
-        <w:rPr>
-          <w:rFonts w:ascii="Arial" w:eastAsia="Times New Roman" w:hAnsi="Arial" w:cs="Arial"/>
-          <w:sz w:val="28"/>
-          <w:szCs w:val="28"/>
-          <w:lang w:eastAsia="de-AT"/>
-        </w:rPr>
-      </w:pPr>
-      <w:r>
-        <w:rPr>
-          <w:rFonts w:ascii="Arial" w:eastAsia="Times New Roman" w:hAnsi="Arial" w:cs="Arial"/>
-          <w:sz w:val="28"/>
-          <w:szCs w:val="28"/>
-          <w:lang w:eastAsia="de-AT"/>
-        </w:rPr>
-        <w:t xml:space="preserve">Überprüfen Sie, ob es sich um eine gültige Datumsangabe </w:t>
-      </w:r>
-      <w:r>
-        <w:rPr>
-          <w:rFonts w:ascii="Arial" w:eastAsia="Times New Roman" w:hAnsi="Arial" w:cs="Arial"/>
-          <w:sz w:val="28"/>
-          <w:szCs w:val="28"/>
-          <w:lang w:eastAsia="de-AT"/>
-        </w:rPr>
-        <w:t>handelt, und geben Sie ei</w:t>
-      </w:r>
-      <w:r>
-        <w:rPr>
-          <w:rFonts w:ascii="Arial" w:eastAsia="Times New Roman" w:hAnsi="Arial" w:cs="Arial"/>
-          <w:sz w:val="28"/>
-          <w:szCs w:val="28"/>
-          <w:lang w:eastAsia="de-AT"/>
-        </w:rPr>
-        <w:t>ne entsprechende Meldung auf der</w:t>
-      </w:r>
-      <w:r>
-        <w:rPr>
-          <w:rFonts w:ascii="Arial" w:eastAsia="Times New Roman" w:hAnsi="Arial" w:cs="Arial"/>
-          <w:sz w:val="28"/>
-          <w:szCs w:val="28"/>
-          <w:lang w:eastAsia="de-AT"/>
-        </w:rPr>
-        <w:t xml:space="preserve"> Konsole aus.</w:t>
-      </w:r>
-    </w:p>
-    <w:p>
-      <w:pPr>
-        <w:spacing w:after="0" w:line="240" w:lineRule="auto"/>
-        <w:rPr>
-          <w:rFonts w:ascii="Arial" w:eastAsia="Times New Roman" w:hAnsi="Arial" w:cs="Arial"/>
-          <w:sz w:val="28"/>
-          <w:szCs w:val="28"/>
-          <w:lang w:eastAsia="de-AT"/>
-        </w:rPr>
-      </w:pPr>
-    </w:p>
-    <w:p>
-      <w:pPr>
-        <w:spacing w:after="0" w:line="240" w:lineRule="auto"/>
-        <w:rPr>
-          <w:rFonts w:ascii="Arial" w:eastAsia="Times New Roman" w:hAnsi="Arial" w:cs="Arial"/>
-          <w:sz w:val="28"/>
-          <w:szCs w:val="28"/>
-          <w:lang w:eastAsia="de-AT"/>
-        </w:rPr>
-      </w:pPr>
-      <w:r>
-        <w:rPr>
-          <w:rFonts w:ascii="Arial" w:eastAsia="Times New Roman" w:hAnsi="Arial" w:cs="Arial"/>
-          <w:sz w:val="28"/>
-          <w:szCs w:val="28"/>
-          <w:lang w:eastAsia="de-AT"/>
-        </w:rPr>
-        <w:t>Hinweis</w:t>
-      </w:r>
-      <w:r>
-        <w:rPr>
-          <w:rFonts w:ascii="Arial" w:eastAsia="Times New Roman" w:hAnsi="Arial" w:cs="Arial"/>
-          <w:sz w:val="28"/>
-          <w:szCs w:val="28"/>
-          <w:lang w:eastAsia="de-AT"/>
-        </w:rPr>
-        <w:t xml:space="preserve">: Versuchen Sie eine Lösung mit </w:t>
-      </w:r>
-      <w:proofErr w:type="spellStart"/>
-      <w:r>
-        <w:rPr>
-          <w:rFonts w:ascii="Arial" w:eastAsia="Times New Roman" w:hAnsi="Arial" w:cs="Arial"/>
-          <w:sz w:val="28"/>
-          <w:szCs w:val="28"/>
-          <w:lang w:eastAsia="de-AT"/>
-        </w:rPr>
-        <w:t>switch</w:t>
-      </w:r>
-      <w:proofErr w:type="spellEnd"/>
-      <w:r>
-        <w:rPr>
-          <w:rFonts w:ascii="Arial" w:eastAsia="Times New Roman" w:hAnsi="Arial" w:cs="Arial"/>
-          <w:sz w:val="28"/>
-          <w:szCs w:val="28"/>
-          <w:lang w:eastAsia="de-AT"/>
-        </w:rPr>
-        <w:t xml:space="preserve"> als auch eine ohne </w:t>
-      </w:r>
-      <w:proofErr w:type="spellStart"/>
-      <w:r>
-        <w:rPr>
-          <w:rFonts w:ascii="Arial" w:eastAsia="Times New Roman" w:hAnsi="Arial" w:cs="Arial"/>
-          <w:sz w:val="28"/>
-          <w:szCs w:val="28"/>
-          <w:lang w:eastAsia="de-AT"/>
-        </w:rPr>
-        <w:t>switch</w:t>
-      </w:r>
-      <w:proofErr w:type="spellEnd"/>
-      <w:r>
-        <w:rPr>
-          <w:rFonts w:ascii="Arial" w:eastAsia="Times New Roman" w:hAnsi="Arial" w:cs="Arial"/>
-          <w:sz w:val="28"/>
-          <w:szCs w:val="28"/>
-          <w:lang w:eastAsia="de-AT"/>
-        </w:rPr>
-        <w:t>-Anweisung.</w:t>
+        <w:t xml:space="preserve">Ändern Sie da Programm so, dass nur Daten eingegeben werden müssen, wenn diese benötigt werden. Z.B. wird nur das Schaltjahr benötigt, wenn der Monat 2 eingegeben wurde. </w:t>
       </w:r>
     </w:p>
     <w:sectPr>
+      <w:headerReference w:type="even" r:id="rId7"/>
+      <w:headerReference w:type="default" r:id="rId8"/>
+      <w:footerReference w:type="even" r:id="rId9"/>
+      <w:footerReference w:type="default" r:id="rId10"/>
+      <w:headerReference w:type="first" r:id="rId11"/>
+      <w:footerReference w:type="first" r:id="rId12"/>
       <w:pgSz w:w="11906" w:h="16838"/>
-      <w:pgMar w:top="1417" w:right="1417" w:bottom="1134" w:left="1417" w:header="708" w:footer="708" w:gutter="0"/>
+      <w:pgMar w:top="1417" w:right="707" w:bottom="1134" w:left="1417" w:header="708" w:footer="708" w:gutter="0"/>
       <w:cols w:space="708"/>
       <w:docGrid w:linePitch="360"/>
     </w:sectPr>
@@ -508,187 +1358,2264 @@
 </w:document>
 </file>
 
+<file path=word/endnotes.xml><?xml version="1.0" encoding="utf-8"?>
+<w:endnotes xmlns:wpc="http://schemas.microsoft.com/office/word/2010/wordprocessingCanvas" xmlns:cx="http://schemas.microsoft.com/office/drawing/2014/chartex" xmlns:cx1="http://schemas.microsoft.com/office/drawing/2015/9/8/chartex" xmlns:cx2="http://schemas.microsoft.com/office/drawing/2015/10/21/chartex" xmlns:cx3="http://schemas.microsoft.com/office/drawing/2016/5/9/chartex" xmlns:cx4="http://schemas.microsoft.com/office/drawing/2016/5/10/chartex" xmlns:cx5="http://schemas.microsoft.com/office/drawing/2016/5/11/chartex" xmlns:cx6="http://schemas.microsoft.com/office/drawing/2016/5/12/chartex" xmlns:cx7="http://schemas.microsoft.com/office/drawing/2016/5/13/chartex" xmlns:cx8="http://schemas.microsoft.com/office/drawing/2016/5/14/chartex" xmlns:mc="http://schemas.openxmlformats.org/markup-compatibility/2006" xmlns:aink="http://schemas.microsoft.com/office/drawing/2016/ink" xmlns:am3d="http://schemas.microsoft.com/office/drawing/2017/model3d" xmlns:o="urn:schemas-microsoft-com:office:office" xmlns:oel="http://schemas.microsoft.com/office/2019/extlst" xmlns:r="http://schemas.openxmlformats.org/officeDocument/2006/relationships" xmlns:m="http://schemas.openxmlformats.org/officeDocument/2006/math" xmlns:v="urn:schemas-microsoft-com:vml" xmlns:wp14="http://schemas.microsoft.com/office/word/2010/wordprocessingDrawing" xmlns:wp="http://schemas.openxmlformats.org/drawingml/2006/wordprocessingDrawing" xmlns:w10="urn:schemas-microsoft-com:office:word" xmlns:w="http://schemas.openxmlformats.org/wordprocessingml/2006/main" xmlns:w14="http://schemas.microsoft.com/office/word/2010/wordml" xmlns:w15="http://schemas.microsoft.com/office/word/2012/wordml" xmlns:w16cex="http://schemas.microsoft.com/office/word/2018/wordml/cex" xmlns:w16cid="http://schemas.microsoft.com/office/word/2016/wordml/cid" xmlns:w16="http://schemas.microsoft.com/office/word/2018/wordml" xmlns:w16du="http://schemas.microsoft.com/office/word/2023/wordml/word16du" xmlns:w16sdtdh="http://schemas.microsoft.com/office/word/2020/wordml/sdtdatahash" xmlns:w16se="http://schemas.microsoft.com/office/word/2015/wordml/symex" xmlns:wpg="http://schemas.microsoft.com/office/word/2010/wordprocessingGroup" xmlns:wpi="http://schemas.microsoft.com/office/word/2010/wordprocessingInk" xmlns:wne="http://schemas.microsoft.com/office/word/2006/wordml" xmlns:wps="http://schemas.microsoft.com/office/word/2010/wordprocessingShape" mc:Ignorable="w14 w15 w16se w16cid w16 w16cex w16sdtdh w16du wp14">
+  <w:endnote w:type="separator" w:id="-1">
+    <w:p>
+      <w:pPr>
+        <w:spacing w:after="0" w:line="240" w:lineRule="auto"/>
+      </w:pPr>
+      <w:r>
+        <w:separator/>
+      </w:r>
+    </w:p>
+  </w:endnote>
+  <w:endnote w:type="continuationSeparator" w:id="0">
+    <w:p>
+      <w:pPr>
+        <w:spacing w:after="0" w:line="240" w:lineRule="auto"/>
+      </w:pPr>
+      <w:r>
+        <w:continuationSeparator/>
+      </w:r>
+    </w:p>
+  </w:endnote>
+</w:endnotes>
+</file>
+
+<file path=word/footer1.xml><?xml version="1.0" encoding="utf-8"?>
+<w:ftr xmlns:wpc="http://schemas.microsoft.com/office/word/2010/wordprocessingCanvas" xmlns:cx="http://schemas.microsoft.com/office/drawing/2014/chartex" xmlns:cx1="http://schemas.microsoft.com/office/drawing/2015/9/8/chartex" xmlns:cx2="http://schemas.microsoft.com/office/drawing/2015/10/21/chartex" xmlns:cx3="http://schemas.microsoft.com/office/drawing/2016/5/9/chartex" xmlns:cx4="http://schemas.microsoft.com/office/drawing/2016/5/10/chartex" xmlns:cx5="http://schemas.microsoft.com/office/drawing/2016/5/11/chartex" xmlns:cx6="http://schemas.microsoft.com/office/drawing/2016/5/12/chartex" xmlns:cx7="http://schemas.microsoft.com/office/drawing/2016/5/13/chartex" xmlns:cx8="http://schemas.microsoft.com/office/drawing/2016/5/14/chartex" xmlns:mc="http://schemas.openxmlformats.org/markup-compatibility/2006" xmlns:aink="http://schemas.microsoft.com/office/drawing/2016/ink" xmlns:am3d="http://schemas.microsoft.com/office/drawing/2017/model3d" xmlns:o="urn:schemas-microsoft-com:office:office" xmlns:oel="http://schemas.microsoft.com/office/2019/extlst" xmlns:r="http://schemas.openxmlformats.org/officeDocument/2006/relationships" xmlns:m="http://schemas.openxmlformats.org/officeDocument/2006/math" xmlns:v="urn:schemas-microsoft-com:vml" xmlns:wp14="http://schemas.microsoft.com/office/word/2010/wordprocessingDrawing" xmlns:wp="http://schemas.openxmlformats.org/drawingml/2006/wordprocessingDrawing" xmlns:w10="urn:schemas-microsoft-com:office:word" xmlns:w="http://schemas.openxmlformats.org/wordprocessingml/2006/main" xmlns:w14="http://schemas.microsoft.com/office/word/2010/wordml" xmlns:w15="http://schemas.microsoft.com/office/word/2012/wordml" xmlns:w16cex="http://schemas.microsoft.com/office/word/2018/wordml/cex" xmlns:w16cid="http://schemas.microsoft.com/office/word/2016/wordml/cid" xmlns:w16="http://schemas.microsoft.com/office/word/2018/wordml" xmlns:w16du="http://schemas.microsoft.com/office/word/2023/wordml/word16du" xmlns:w16sdtdh="http://schemas.microsoft.com/office/word/2020/wordml/sdtdatahash" xmlns:w16se="http://schemas.microsoft.com/office/word/2015/wordml/symex" xmlns:wpg="http://schemas.microsoft.com/office/word/2010/wordprocessingGroup" xmlns:wpi="http://schemas.microsoft.com/office/word/2010/wordprocessingInk" xmlns:wne="http://schemas.microsoft.com/office/word/2006/wordml" xmlns:wps="http://schemas.microsoft.com/office/word/2010/wordprocessingShape" mc:Ignorable="w14 w15 w16se w16cid w16 w16cex w16sdtdh w16du wp14">
+  <w:p>
+    <w:pPr>
+      <w:pStyle w:val="Fuzeile"/>
+    </w:pPr>
+  </w:p>
+</w:ftr>
+</file>
+
+<file path=word/footer2.xml><?xml version="1.0" encoding="utf-8"?>
+<w:ftr xmlns:wpc="http://schemas.microsoft.com/office/word/2010/wordprocessingCanvas" xmlns:cx="http://schemas.microsoft.com/office/drawing/2014/chartex" xmlns:cx1="http://schemas.microsoft.com/office/drawing/2015/9/8/chartex" xmlns:cx2="http://schemas.microsoft.com/office/drawing/2015/10/21/chartex" xmlns:cx3="http://schemas.microsoft.com/office/drawing/2016/5/9/chartex" xmlns:cx4="http://schemas.microsoft.com/office/drawing/2016/5/10/chartex" xmlns:cx5="http://schemas.microsoft.com/office/drawing/2016/5/11/chartex" xmlns:cx6="http://schemas.microsoft.com/office/drawing/2016/5/12/chartex" xmlns:cx7="http://schemas.microsoft.com/office/drawing/2016/5/13/chartex" xmlns:cx8="http://schemas.microsoft.com/office/drawing/2016/5/14/chartex" xmlns:mc="http://schemas.openxmlformats.org/markup-compatibility/2006" xmlns:aink="http://schemas.microsoft.com/office/drawing/2016/ink" xmlns:am3d="http://schemas.microsoft.com/office/drawing/2017/model3d" xmlns:o="urn:schemas-microsoft-com:office:office" xmlns:oel="http://schemas.microsoft.com/office/2019/extlst" xmlns:r="http://schemas.openxmlformats.org/officeDocument/2006/relationships" xmlns:m="http://schemas.openxmlformats.org/officeDocument/2006/math" xmlns:v="urn:schemas-microsoft-com:vml" xmlns:wp14="http://schemas.microsoft.com/office/word/2010/wordprocessingDrawing" xmlns:wp="http://schemas.openxmlformats.org/drawingml/2006/wordprocessingDrawing" xmlns:w10="urn:schemas-microsoft-com:office:word" xmlns:w="http://schemas.openxmlformats.org/wordprocessingml/2006/main" xmlns:w14="http://schemas.microsoft.com/office/word/2010/wordml" xmlns:w15="http://schemas.microsoft.com/office/word/2012/wordml" xmlns:w16cex="http://schemas.microsoft.com/office/word/2018/wordml/cex" xmlns:w16cid="http://schemas.microsoft.com/office/word/2016/wordml/cid" xmlns:w16="http://schemas.microsoft.com/office/word/2018/wordml" xmlns:w16du="http://schemas.microsoft.com/office/word/2023/wordml/word16du" xmlns:w16sdtdh="http://schemas.microsoft.com/office/word/2020/wordml/sdtdatahash" xmlns:w16se="http://schemas.microsoft.com/office/word/2015/wordml/symex" xmlns:wpg="http://schemas.microsoft.com/office/word/2010/wordprocessingGroup" xmlns:wpi="http://schemas.microsoft.com/office/word/2010/wordprocessingInk" xmlns:wne="http://schemas.microsoft.com/office/word/2006/wordml" xmlns:wps="http://schemas.microsoft.com/office/word/2010/wordprocessingShape" mc:Ignorable="w14 w15 w16se w16cid w16 w16cex w16sdtdh w16du wp14">
+  <w:sdt>
+    <w:sdtPr>
+      <w:id w:val="-883172744"/>
+      <w:docPartObj>
+        <w:docPartGallery w:val="Page Numbers (Bottom of Page)"/>
+        <w:docPartUnique/>
+      </w:docPartObj>
+    </w:sdtPr>
+    <w:sdtContent>
+      <w:p>
+        <w:pPr>
+          <w:pStyle w:val="Fuzeile"/>
+          <w:jc w:val="center"/>
+        </w:pPr>
+        <w:r>
+          <w:fldChar w:fldCharType="begin"/>
+        </w:r>
+        <w:r>
+          <w:instrText>PAGE   \* MERGEFORMAT</w:instrText>
+        </w:r>
+        <w:r>
+          <w:fldChar w:fldCharType="separate"/>
+        </w:r>
+        <w:r>
+          <w:rPr>
+            <w:noProof/>
+            <w:lang w:val="de-DE"/>
+          </w:rPr>
+          <w:t>1</w:t>
+        </w:r>
+        <w:r>
+          <w:fldChar w:fldCharType="end"/>
+        </w:r>
+      </w:p>
+    </w:sdtContent>
+  </w:sdt>
+</w:ftr>
+</file>
+
+<file path=word/footer3.xml><?xml version="1.0" encoding="utf-8"?>
+<w:ftr xmlns:wpc="http://schemas.microsoft.com/office/word/2010/wordprocessingCanvas" xmlns:cx="http://schemas.microsoft.com/office/drawing/2014/chartex" xmlns:cx1="http://schemas.microsoft.com/office/drawing/2015/9/8/chartex" xmlns:cx2="http://schemas.microsoft.com/office/drawing/2015/10/21/chartex" xmlns:cx3="http://schemas.microsoft.com/office/drawing/2016/5/9/chartex" xmlns:cx4="http://schemas.microsoft.com/office/drawing/2016/5/10/chartex" xmlns:cx5="http://schemas.microsoft.com/office/drawing/2016/5/11/chartex" xmlns:cx6="http://schemas.microsoft.com/office/drawing/2016/5/12/chartex" xmlns:cx7="http://schemas.microsoft.com/office/drawing/2016/5/13/chartex" xmlns:cx8="http://schemas.microsoft.com/office/drawing/2016/5/14/chartex" xmlns:mc="http://schemas.openxmlformats.org/markup-compatibility/2006" xmlns:aink="http://schemas.microsoft.com/office/drawing/2016/ink" xmlns:am3d="http://schemas.microsoft.com/office/drawing/2017/model3d" xmlns:o="urn:schemas-microsoft-com:office:office" xmlns:oel="http://schemas.microsoft.com/office/2019/extlst" xmlns:r="http://schemas.openxmlformats.org/officeDocument/2006/relationships" xmlns:m="http://schemas.openxmlformats.org/officeDocument/2006/math" xmlns:v="urn:schemas-microsoft-com:vml" xmlns:wp14="http://schemas.microsoft.com/office/word/2010/wordprocessingDrawing" xmlns:wp="http://schemas.openxmlformats.org/drawingml/2006/wordprocessingDrawing" xmlns:w10="urn:schemas-microsoft-com:office:word" xmlns:w="http://schemas.openxmlformats.org/wordprocessingml/2006/main" xmlns:w14="http://schemas.microsoft.com/office/word/2010/wordml" xmlns:w15="http://schemas.microsoft.com/office/word/2012/wordml" xmlns:w16cex="http://schemas.microsoft.com/office/word/2018/wordml/cex" xmlns:w16cid="http://schemas.microsoft.com/office/word/2016/wordml/cid" xmlns:w16="http://schemas.microsoft.com/office/word/2018/wordml" xmlns:w16du="http://schemas.microsoft.com/office/word/2023/wordml/word16du" xmlns:w16sdtdh="http://schemas.microsoft.com/office/word/2020/wordml/sdtdatahash" xmlns:w16se="http://schemas.microsoft.com/office/word/2015/wordml/symex" xmlns:wpg="http://schemas.microsoft.com/office/word/2010/wordprocessingGroup" xmlns:wpi="http://schemas.microsoft.com/office/word/2010/wordprocessingInk" xmlns:wne="http://schemas.microsoft.com/office/word/2006/wordml" xmlns:wps="http://schemas.microsoft.com/office/word/2010/wordprocessingShape" mc:Ignorable="w14 w15 w16se w16cid w16 w16cex w16sdtdh w16du wp14">
+  <w:p>
+    <w:pPr>
+      <w:pStyle w:val="Fuzeile"/>
+    </w:pPr>
+  </w:p>
+</w:ftr>
+</file>
+
+<file path=word/footnotes.xml><?xml version="1.0" encoding="utf-8"?>
+<w:footnotes xmlns:wpc="http://schemas.microsoft.com/office/word/2010/wordprocessingCanvas" xmlns:cx="http://schemas.microsoft.com/office/drawing/2014/chartex" xmlns:cx1="http://schemas.microsoft.com/office/drawing/2015/9/8/chartex" xmlns:cx2="http://schemas.microsoft.com/office/drawing/2015/10/21/chartex" xmlns:cx3="http://schemas.microsoft.com/office/drawing/2016/5/9/chartex" xmlns:cx4="http://schemas.microsoft.com/office/drawing/2016/5/10/chartex" xmlns:cx5="http://schemas.microsoft.com/office/drawing/2016/5/11/chartex" xmlns:cx6="http://schemas.microsoft.com/office/drawing/2016/5/12/chartex" xmlns:cx7="http://schemas.microsoft.com/office/drawing/2016/5/13/chartex" xmlns:cx8="http://schemas.microsoft.com/office/drawing/2016/5/14/chartex" xmlns:mc="http://schemas.openxmlformats.org/markup-compatibility/2006" xmlns:aink="http://schemas.microsoft.com/office/drawing/2016/ink" xmlns:am3d="http://schemas.microsoft.com/office/drawing/2017/model3d" xmlns:o="urn:schemas-microsoft-com:office:office" xmlns:oel="http://schemas.microsoft.com/office/2019/extlst" xmlns:r="http://schemas.openxmlformats.org/officeDocument/2006/relationships" xmlns:m="http://schemas.openxmlformats.org/officeDocument/2006/math" xmlns:v="urn:schemas-microsoft-com:vml" xmlns:wp14="http://schemas.microsoft.com/office/word/2010/wordprocessingDrawing" xmlns:wp="http://schemas.openxmlformats.org/drawingml/2006/wordprocessingDrawing" xmlns:w10="urn:schemas-microsoft-com:office:word" xmlns:w="http://schemas.openxmlformats.org/wordprocessingml/2006/main" xmlns:w14="http://schemas.microsoft.com/office/word/2010/wordml" xmlns:w15="http://schemas.microsoft.com/office/word/2012/wordml" xmlns:w16cex="http://schemas.microsoft.com/office/word/2018/wordml/cex" xmlns:w16cid="http://schemas.microsoft.com/office/word/2016/wordml/cid" xmlns:w16="http://schemas.microsoft.com/office/word/2018/wordml" xmlns:w16du="http://schemas.microsoft.com/office/word/2023/wordml/word16du" xmlns:w16sdtdh="http://schemas.microsoft.com/office/word/2020/wordml/sdtdatahash" xmlns:w16se="http://schemas.microsoft.com/office/word/2015/wordml/symex" xmlns:wpg="http://schemas.microsoft.com/office/word/2010/wordprocessingGroup" xmlns:wpi="http://schemas.microsoft.com/office/word/2010/wordprocessingInk" xmlns:wne="http://schemas.microsoft.com/office/word/2006/wordml" xmlns:wps="http://schemas.microsoft.com/office/word/2010/wordprocessingShape" mc:Ignorable="w14 w15 w16se w16cid w16 w16cex w16sdtdh w16du wp14">
+  <w:footnote w:type="separator" w:id="-1">
+    <w:p>
+      <w:pPr>
+        <w:spacing w:after="0" w:line="240" w:lineRule="auto"/>
+      </w:pPr>
+      <w:r>
+        <w:separator/>
+      </w:r>
+    </w:p>
+  </w:footnote>
+  <w:footnote w:type="continuationSeparator" w:id="0">
+    <w:p>
+      <w:pPr>
+        <w:spacing w:after="0" w:line="240" w:lineRule="auto"/>
+      </w:pPr>
+      <w:r>
+        <w:continuationSeparator/>
+      </w:r>
+    </w:p>
+  </w:footnote>
+</w:footnotes>
+</file>
+
+<file path=word/header1.xml><?xml version="1.0" encoding="utf-8"?>
+<w:hdr xmlns:wpc="http://schemas.microsoft.com/office/word/2010/wordprocessingCanvas" xmlns:cx="http://schemas.microsoft.com/office/drawing/2014/chartex" xmlns:cx1="http://schemas.microsoft.com/office/drawing/2015/9/8/chartex" xmlns:cx2="http://schemas.microsoft.com/office/drawing/2015/10/21/chartex" xmlns:cx3="http://schemas.microsoft.com/office/drawing/2016/5/9/chartex" xmlns:cx4="http://schemas.microsoft.com/office/drawing/2016/5/10/chartex" xmlns:cx5="http://schemas.microsoft.com/office/drawing/2016/5/11/chartex" xmlns:cx6="http://schemas.microsoft.com/office/drawing/2016/5/12/chartex" xmlns:cx7="http://schemas.microsoft.com/office/drawing/2016/5/13/chartex" xmlns:cx8="http://schemas.microsoft.com/office/drawing/2016/5/14/chartex" xmlns:mc="http://schemas.openxmlformats.org/markup-compatibility/2006" xmlns:aink="http://schemas.microsoft.com/office/drawing/2016/ink" xmlns:am3d="http://schemas.microsoft.com/office/drawing/2017/model3d" xmlns:o="urn:schemas-microsoft-com:office:office" xmlns:oel="http://schemas.microsoft.com/office/2019/extlst" xmlns:r="http://schemas.openxmlformats.org/officeDocument/2006/relationships" xmlns:m="http://schemas.openxmlformats.org/officeDocument/2006/math" xmlns:v="urn:schemas-microsoft-com:vml" xmlns:wp14="http://schemas.microsoft.com/office/word/2010/wordprocessingDrawing" xmlns:wp="http://schemas.openxmlformats.org/drawingml/2006/wordprocessingDrawing" xmlns:w10="urn:schemas-microsoft-com:office:word" xmlns:w="http://schemas.openxmlformats.org/wordprocessingml/2006/main" xmlns:w14="http://schemas.microsoft.com/office/word/2010/wordml" xmlns:w15="http://schemas.microsoft.com/office/word/2012/wordml" xmlns:w16cex="http://schemas.microsoft.com/office/word/2018/wordml/cex" xmlns:w16cid="http://schemas.microsoft.com/office/word/2016/wordml/cid" xmlns:w16="http://schemas.microsoft.com/office/word/2018/wordml" xmlns:w16du="http://schemas.microsoft.com/office/word/2023/wordml/word16du" xmlns:w16sdtdh="http://schemas.microsoft.com/office/word/2020/wordml/sdtdatahash" xmlns:w16se="http://schemas.microsoft.com/office/word/2015/wordml/symex" xmlns:wpg="http://schemas.microsoft.com/office/word/2010/wordprocessingGroup" xmlns:wpi="http://schemas.microsoft.com/office/word/2010/wordprocessingInk" xmlns:wne="http://schemas.microsoft.com/office/word/2006/wordml" xmlns:wps="http://schemas.microsoft.com/office/word/2010/wordprocessingShape" mc:Ignorable="w14 w15 w16se w16cid w16 w16cex w16sdtdh w16du wp14">
+  <w:p>
+    <w:pPr>
+      <w:pStyle w:val="Kopfzeile"/>
+    </w:pPr>
+  </w:p>
+</w:hdr>
+</file>
+
+<file path=word/header2.xml><?xml version="1.0" encoding="utf-8"?>
+<w:hdr xmlns:wpc="http://schemas.microsoft.com/office/word/2010/wordprocessingCanvas" xmlns:cx="http://schemas.microsoft.com/office/drawing/2014/chartex" xmlns:cx1="http://schemas.microsoft.com/office/drawing/2015/9/8/chartex" xmlns:cx2="http://schemas.microsoft.com/office/drawing/2015/10/21/chartex" xmlns:cx3="http://schemas.microsoft.com/office/drawing/2016/5/9/chartex" xmlns:cx4="http://schemas.microsoft.com/office/drawing/2016/5/10/chartex" xmlns:cx5="http://schemas.microsoft.com/office/drawing/2016/5/11/chartex" xmlns:cx6="http://schemas.microsoft.com/office/drawing/2016/5/12/chartex" xmlns:cx7="http://schemas.microsoft.com/office/drawing/2016/5/13/chartex" xmlns:cx8="http://schemas.microsoft.com/office/drawing/2016/5/14/chartex" xmlns:mc="http://schemas.openxmlformats.org/markup-compatibility/2006" xmlns:aink="http://schemas.microsoft.com/office/drawing/2016/ink" xmlns:am3d="http://schemas.microsoft.com/office/drawing/2017/model3d" xmlns:o="urn:schemas-microsoft-com:office:office" xmlns:oel="http://schemas.microsoft.com/office/2019/extlst" xmlns:r="http://schemas.openxmlformats.org/officeDocument/2006/relationships" xmlns:m="http://schemas.openxmlformats.org/officeDocument/2006/math" xmlns:v="urn:schemas-microsoft-com:vml" xmlns:wp14="http://schemas.microsoft.com/office/word/2010/wordprocessingDrawing" xmlns:wp="http://schemas.openxmlformats.org/drawingml/2006/wordprocessingDrawing" xmlns:w10="urn:schemas-microsoft-com:office:word" xmlns:w="http://schemas.openxmlformats.org/wordprocessingml/2006/main" xmlns:w14="http://schemas.microsoft.com/office/word/2010/wordml" xmlns:w15="http://schemas.microsoft.com/office/word/2012/wordml" xmlns:w16cex="http://schemas.microsoft.com/office/word/2018/wordml/cex" xmlns:w16cid="http://schemas.microsoft.com/office/word/2016/wordml/cid" xmlns:w16="http://schemas.microsoft.com/office/word/2018/wordml" xmlns:w16du="http://schemas.microsoft.com/office/word/2023/wordml/word16du" xmlns:w16sdtdh="http://schemas.microsoft.com/office/word/2020/wordml/sdtdatahash" xmlns:w16se="http://schemas.microsoft.com/office/word/2015/wordml/symex" xmlns:wpg="http://schemas.microsoft.com/office/word/2010/wordprocessingGroup" xmlns:wpi="http://schemas.microsoft.com/office/word/2010/wordprocessingInk" xmlns:wne="http://schemas.microsoft.com/office/word/2006/wordml" xmlns:wps="http://schemas.microsoft.com/office/word/2010/wordprocessingShape" mc:Ignorable="w14 w15 w16se w16cid w16 w16cex w16sdtdh w16du wp14">
+  <w:tbl>
+    <w:tblPr>
+      <w:tblStyle w:val="Tabellenraster"/>
+      <w:tblW w:w="9498" w:type="dxa"/>
+      <w:tblBorders>
+        <w:top w:val="none" w:sz="0" w:space="0" w:color="auto"/>
+        <w:left w:val="none" w:sz="0" w:space="0" w:color="auto"/>
+        <w:bottom w:val="none" w:sz="0" w:space="0" w:color="auto"/>
+        <w:right w:val="none" w:sz="0" w:space="0" w:color="auto"/>
+        <w:insideH w:val="none" w:sz="0" w:space="0" w:color="auto"/>
+        <w:insideV w:val="none" w:sz="0" w:space="0" w:color="auto"/>
+      </w:tblBorders>
+      <w:tblLook w:val="04A0" w:firstRow="1" w:lastRow="0" w:firstColumn="1" w:lastColumn="0" w:noHBand="0" w:noVBand="1"/>
+    </w:tblPr>
+    <w:tblGrid>
+      <w:gridCol w:w="7182"/>
+      <w:gridCol w:w="2316"/>
+    </w:tblGrid>
+    <w:tr>
+      <w:tc>
+        <w:tcPr>
+          <w:tcW w:w="7182" w:type="dxa"/>
+        </w:tcPr>
+        <w:p>
+          <w:pPr>
+            <w:pStyle w:val="Kopfzeile"/>
+            <w:tabs>
+              <w:tab w:val="clear" w:pos="4536"/>
+              <w:tab w:val="clear" w:pos="9072"/>
+              <w:tab w:val="center" w:pos="4145"/>
+            </w:tabs>
+            <w:ind w:left="-109"/>
+            <w:rPr>
+              <w:rFonts w:ascii="Times New Roman" w:hAnsi="Times New Roman" w:cs="Times New Roman"/>
+              <w:sz w:val="28"/>
+              <w:szCs w:val="28"/>
+            </w:rPr>
+          </w:pPr>
+          <w:r>
+            <w:rPr>
+              <w:rFonts w:ascii="Times New Roman" w:hAnsi="Times New Roman" w:cs="Times New Roman"/>
+              <w:sz w:val="28"/>
+              <w:szCs w:val="28"/>
+            </w:rPr>
+            <w:t>C# Programmieren</w:t>
+          </w:r>
+          <w:r>
+            <w:rPr>
+              <w:rFonts w:ascii="Times New Roman" w:hAnsi="Times New Roman" w:cs="Times New Roman"/>
+              <w:sz w:val="28"/>
+              <w:szCs w:val="28"/>
+            </w:rPr>
+            <w:tab/>
+          </w:r>
+          <w:r>
+            <w:rPr>
+              <w:rFonts w:ascii="Times New Roman" w:hAnsi="Times New Roman" w:cs="Times New Roman"/>
+              <w:sz w:val="28"/>
+              <w:szCs w:val="28"/>
+            </w:rPr>
+            <w:t xml:space="preserve">Übung: </w:t>
+          </w:r>
+          <w:r>
+            <w:rPr>
+              <w:rFonts w:ascii="Times New Roman" w:hAnsi="Times New Roman" w:cs="Times New Roman"/>
+              <w:sz w:val="28"/>
+              <w:szCs w:val="28"/>
+            </w:rPr>
+            <w:t>„</w:t>
+          </w:r>
+          <w:r>
+            <w:rPr>
+              <w:rFonts w:ascii="Times New Roman" w:hAnsi="Times New Roman" w:cs="Times New Roman"/>
+              <w:sz w:val="28"/>
+              <w:szCs w:val="28"/>
+            </w:rPr>
+            <w:t>CheckDayOfMonth</w:t>
+          </w:r>
+          <w:r>
+            <w:rPr>
+              <w:rFonts w:ascii="Times New Roman" w:hAnsi="Times New Roman" w:cs="Times New Roman"/>
+              <w:sz w:val="28"/>
+              <w:szCs w:val="28"/>
+            </w:rPr>
+            <w:t>“</w:t>
+          </w:r>
+        </w:p>
+      </w:tc>
+      <w:tc>
+        <w:tcPr>
+          <w:tcW w:w="2316" w:type="dxa"/>
+        </w:tcPr>
+        <w:p>
+          <w:pPr>
+            <w:pStyle w:val="Kopfzeile"/>
+          </w:pPr>
+          <w:r>
+            <w:rPr>
+              <w:noProof/>
+              <w:lang w:eastAsia="de-AT"/>
+            </w:rPr>
+            <w:drawing>
+              <wp:inline distT="0" distB="0" distL="0" distR="0" wp14:anchorId="374BB1FF" wp14:editId="6DF85109">
+                <wp:extent cx="1332000" cy="320400"/>
+                <wp:effectExtent l="0" t="0" r="1905" b="3810"/>
+                <wp:docPr id="553663212" name="Grafik 1" descr="Ein Bild, das Text, Schrift, Grafiken, Logo enthält.&#10;&#10;Automatisch generierte Beschreibung">
+                  <a:extLst xmlns:a="http://schemas.openxmlformats.org/drawingml/2006/main">
+                    <a:ext uri="{FF2B5EF4-FFF2-40B4-BE49-F238E27FC236}">
+                      <a16:creationId xmlns:a16="http://schemas.microsoft.com/office/drawing/2014/main" id="{31665D0C-670A-FD78-5C67-1571BFAA12A2}"/>
+                    </a:ext>
+                  </a:extLst>
+                </wp:docPr>
+                <wp:cNvGraphicFramePr>
+                  <a:graphicFrameLocks xmlns:a="http://schemas.openxmlformats.org/drawingml/2006/main" noChangeAspect="1"/>
+                </wp:cNvGraphicFramePr>
+                <a:graphic xmlns:a="http://schemas.openxmlformats.org/drawingml/2006/main">
+                  <a:graphicData uri="http://schemas.openxmlformats.org/drawingml/2006/picture">
+                    <pic:pic xmlns:pic="http://schemas.openxmlformats.org/drawingml/2006/picture">
+                      <pic:nvPicPr>
+                        <pic:cNvPr id="2" name="Grafik 1" descr="Ein Bild, das Text, Schrift, Grafiken, Logo enthält.&#10;&#10;Automatisch generierte Beschreibung">
+                          <a:extLst>
+                            <a:ext uri="{FF2B5EF4-FFF2-40B4-BE49-F238E27FC236}">
+                              <a16:creationId xmlns:a16="http://schemas.microsoft.com/office/drawing/2014/main" id="{31665D0C-670A-FD78-5C67-1571BFAA12A2}"/>
+                            </a:ext>
+                          </a:extLst>
+                        </pic:cNvPr>
+                        <pic:cNvPicPr>
+                          <a:picLocks noChangeAspect="1"/>
+                        </pic:cNvPicPr>
+                      </pic:nvPicPr>
+                      <pic:blipFill>
+                        <a:blip r:embed="rId1" cstate="print">
+                          <a:extLst>
+                            <a:ext uri="{28A0092B-C50C-407E-A947-70E740481C1C}">
+                              <a14:useLocalDpi xmlns:a14="http://schemas.microsoft.com/office/drawing/2010/main" val="0"/>
+                            </a:ext>
+                          </a:extLst>
+                        </a:blip>
+                        <a:stretch>
+                          <a:fillRect/>
+                        </a:stretch>
+                      </pic:blipFill>
+                      <pic:spPr>
+                        <a:xfrm>
+                          <a:off x="0" y="0"/>
+                          <a:ext cx="1332000" cy="320400"/>
+                        </a:xfrm>
+                        <a:prstGeom prst="rect">
+                          <a:avLst/>
+                        </a:prstGeom>
+                      </pic:spPr>
+                    </pic:pic>
+                  </a:graphicData>
+                </a:graphic>
+              </wp:inline>
+            </w:drawing>
+          </w:r>
+        </w:p>
+      </w:tc>
+    </w:tr>
+  </w:tbl>
+  <w:p>
+    <w:pPr>
+      <w:pStyle w:val="Kopfzeile"/>
+      <w:pBdr>
+        <w:bottom w:val="single" w:sz="12" w:space="1" w:color="5B9BD5" w:themeColor="accent1"/>
+      </w:pBdr>
+      <w:rPr>
+        <w:rFonts w:ascii="Times New Roman" w:hAnsi="Times New Roman" w:cs="Times New Roman"/>
+      </w:rPr>
+    </w:pPr>
+  </w:p>
+</w:hdr>
+</file>
+
+<file path=word/header3.xml><?xml version="1.0" encoding="utf-8"?>
+<w:hdr xmlns:wpc="http://schemas.microsoft.com/office/word/2010/wordprocessingCanvas" xmlns:cx="http://schemas.microsoft.com/office/drawing/2014/chartex" xmlns:cx1="http://schemas.microsoft.com/office/drawing/2015/9/8/chartex" xmlns:cx2="http://schemas.microsoft.com/office/drawing/2015/10/21/chartex" xmlns:cx3="http://schemas.microsoft.com/office/drawing/2016/5/9/chartex" xmlns:cx4="http://schemas.microsoft.com/office/drawing/2016/5/10/chartex" xmlns:cx5="http://schemas.microsoft.com/office/drawing/2016/5/11/chartex" xmlns:cx6="http://schemas.microsoft.com/office/drawing/2016/5/12/chartex" xmlns:cx7="http://schemas.microsoft.com/office/drawing/2016/5/13/chartex" xmlns:cx8="http://schemas.microsoft.com/office/drawing/2016/5/14/chartex" xmlns:mc="http://schemas.openxmlformats.org/markup-compatibility/2006" xmlns:aink="http://schemas.microsoft.com/office/drawing/2016/ink" xmlns:am3d="http://schemas.microsoft.com/office/drawing/2017/model3d" xmlns:o="urn:schemas-microsoft-com:office:office" xmlns:oel="http://schemas.microsoft.com/office/2019/extlst" xmlns:r="http://schemas.openxmlformats.org/officeDocument/2006/relationships" xmlns:m="http://schemas.openxmlformats.org/officeDocument/2006/math" xmlns:v="urn:schemas-microsoft-com:vml" xmlns:wp14="http://schemas.microsoft.com/office/word/2010/wordprocessingDrawing" xmlns:wp="http://schemas.openxmlformats.org/drawingml/2006/wordprocessingDrawing" xmlns:w10="urn:schemas-microsoft-com:office:word" xmlns:w="http://schemas.openxmlformats.org/wordprocessingml/2006/main" xmlns:w14="http://schemas.microsoft.com/office/word/2010/wordml" xmlns:w15="http://schemas.microsoft.com/office/word/2012/wordml" xmlns:w16cex="http://schemas.microsoft.com/office/word/2018/wordml/cex" xmlns:w16cid="http://schemas.microsoft.com/office/word/2016/wordml/cid" xmlns:w16="http://schemas.microsoft.com/office/word/2018/wordml" xmlns:w16du="http://schemas.microsoft.com/office/word/2023/wordml/word16du" xmlns:w16sdtdh="http://schemas.microsoft.com/office/word/2020/wordml/sdtdatahash" xmlns:w16se="http://schemas.microsoft.com/office/word/2015/wordml/symex" xmlns:wpg="http://schemas.microsoft.com/office/word/2010/wordprocessingGroup" xmlns:wpi="http://schemas.microsoft.com/office/word/2010/wordprocessingInk" xmlns:wne="http://schemas.microsoft.com/office/word/2006/wordml" xmlns:wps="http://schemas.microsoft.com/office/word/2010/wordprocessingShape" mc:Ignorable="w14 w15 w16se w16cid w16 w16cex w16sdtdh w16du wp14">
+  <w:p>
+    <w:pPr>
+      <w:pStyle w:val="Kopfzeile"/>
+    </w:pPr>
+  </w:p>
+</w:hdr>
+</file>
+
 <file path=word/numbering.xml><?xml version="1.0" encoding="utf-8"?>
-<w:numbering xmlns:wpc="http://schemas.microsoft.com/office/word/2010/wordprocessingCanvas" xmlns:mc="http://schemas.openxmlformats.org/markup-compatibility/2006" xmlns:o="urn:schemas-microsoft-com:office:office" xmlns:r="http://schemas.openxmlformats.org/officeDocument/2006/relationships" xmlns:m="http://schemas.openxmlformats.org/officeDocument/2006/math" xmlns:v="urn:schemas-microsoft-com:vml" xmlns:wp14="http://schemas.microsoft.com/office/word/2010/wordprocessingDrawing" xmlns:wp="http://schemas.openxmlformats.org/drawingml/2006/wordprocessingDrawing" xmlns:w10="urn:schemas-microsoft-com:office:word" xmlns:w="http://schemas.openxmlformats.org/wordprocessingml/2006/main" xmlns:w14="http://schemas.microsoft.com/office/word/2010/wordml" xmlns:w15="http://schemas.microsoft.com/office/word/2012/wordml" xmlns:wpg="http://schemas.microsoft.com/office/word/2010/wordprocessingGroup" xmlns:wpi="http://schemas.microsoft.com/office/word/2010/wordprocessingInk" xmlns:wne="http://schemas.microsoft.com/office/word/2006/wordml" xmlns:wps="http://schemas.microsoft.com/office/word/2010/wordprocessingShape" mc:Ignorable="w14 w15 wp14">
-  <w:abstractNum w:abstractNumId="0">
-    <w:nsid w:val="2F272FB4"/>
+<w:numbering xmlns:wpc="http://schemas.microsoft.com/office/word/2010/wordprocessingCanvas" xmlns:cx="http://schemas.microsoft.com/office/drawing/2014/chartex" xmlns:cx1="http://schemas.microsoft.com/office/drawing/2015/9/8/chartex" xmlns:cx2="http://schemas.microsoft.com/office/drawing/2015/10/21/chartex" xmlns:cx3="http://schemas.microsoft.com/office/drawing/2016/5/9/chartex" xmlns:cx4="http://schemas.microsoft.com/office/drawing/2016/5/10/chartex" xmlns:cx5="http://schemas.microsoft.com/office/drawing/2016/5/11/chartex" xmlns:cx6="http://schemas.microsoft.com/office/drawing/2016/5/12/chartex" xmlns:cx7="http://schemas.microsoft.com/office/drawing/2016/5/13/chartex" xmlns:cx8="http://schemas.microsoft.com/office/drawing/2016/5/14/chartex" xmlns:mc="http://schemas.openxmlformats.org/markup-compatibility/2006" xmlns:aink="http://schemas.microsoft.com/office/drawing/2016/ink" xmlns:am3d="http://schemas.microsoft.com/office/drawing/2017/model3d" xmlns:o="urn:schemas-microsoft-com:office:office" xmlns:oel="http://schemas.microsoft.com/office/2019/extlst" xmlns:r="http://schemas.openxmlformats.org/officeDocument/2006/relationships" xmlns:m="http://schemas.openxmlformats.org/officeDocument/2006/math" xmlns:v="urn:schemas-microsoft-com:vml" xmlns:wp14="http://schemas.microsoft.com/office/word/2010/wordprocessingDrawing" xmlns:wp="http://schemas.openxmlformats.org/drawingml/2006/wordprocessingDrawing" xmlns:w10="urn:schemas-microsoft-com:office:word" xmlns:w="http://schemas.openxmlformats.org/wordprocessingml/2006/main" xmlns:w14="http://schemas.microsoft.com/office/word/2010/wordml" xmlns:w15="http://schemas.microsoft.com/office/word/2012/wordml" xmlns:w16cex="http://schemas.microsoft.com/office/word/2018/wordml/cex" xmlns:w16cid="http://schemas.microsoft.com/office/word/2016/wordml/cid" xmlns:w16="http://schemas.microsoft.com/office/word/2018/wordml" xmlns:w16du="http://schemas.microsoft.com/office/word/2023/wordml/word16du" xmlns:w16sdtdh="http://schemas.microsoft.com/office/word/2020/wordml/sdtdatahash" xmlns:w16se="http://schemas.microsoft.com/office/word/2015/wordml/symex" xmlns:wpg="http://schemas.microsoft.com/office/word/2010/wordprocessingGroup" xmlns:wpi="http://schemas.microsoft.com/office/word/2010/wordprocessingInk" xmlns:wne="http://schemas.microsoft.com/office/word/2006/wordml" xmlns:wps="http://schemas.microsoft.com/office/word/2010/wordprocessingShape" mc:Ignorable="w14 w15 w16se w16cid w16 w16cex w16sdtdh w16du wp14">
+  <w:abstractNum w:abstractNumId="0" w15:restartNumberingAfterBreak="0">
+    <w:nsid w:val="099C4E28"/>
     <w:multiLevelType w:val="hybridMultilevel"/>
-    <w:tmpl w:val="D3E2FC9E"/>
-    <w:lvl w:ilvl="0" w:tplc="0C07000F">
-      <w:start w:val="1"/>
-      <w:numFmt w:val="decimal"/>
-      <w:lvlText w:val="%1."/>
+    <w:tmpl w:val="43D0EE08"/>
+    <w:lvl w:ilvl="0" w:tplc="0C070001">
+      <w:start w:val="1"/>
+      <w:numFmt w:val="bullet"/>
+      <w:lvlText w:val=""/>
+      <w:lvlJc w:val="left"/>
+      <w:pPr>
+        <w:ind w:left="1146" w:hanging="360"/>
+      </w:pPr>
+      <w:rPr>
+        <w:rFonts w:ascii="Symbol" w:hAnsi="Symbol" w:hint="default"/>
+      </w:rPr>
+    </w:lvl>
+    <w:lvl w:ilvl="1" w:tplc="0C070003" w:tentative="1">
+      <w:start w:val="1"/>
+      <w:numFmt w:val="bullet"/>
+      <w:lvlText w:val="o"/>
+      <w:lvlJc w:val="left"/>
+      <w:pPr>
+        <w:ind w:left="1866" w:hanging="360"/>
+      </w:pPr>
+      <w:rPr>
+        <w:rFonts w:ascii="Courier New" w:hAnsi="Courier New" w:cs="Courier New" w:hint="default"/>
+      </w:rPr>
+    </w:lvl>
+    <w:lvl w:ilvl="2" w:tplc="0C070005" w:tentative="1">
+      <w:start w:val="1"/>
+      <w:numFmt w:val="bullet"/>
+      <w:lvlText w:val=""/>
+      <w:lvlJc w:val="left"/>
+      <w:pPr>
+        <w:ind w:left="2586" w:hanging="360"/>
+      </w:pPr>
+      <w:rPr>
+        <w:rFonts w:ascii="Wingdings" w:hAnsi="Wingdings" w:hint="default"/>
+      </w:rPr>
+    </w:lvl>
+    <w:lvl w:ilvl="3" w:tplc="0C070001" w:tentative="1">
+      <w:start w:val="1"/>
+      <w:numFmt w:val="bullet"/>
+      <w:lvlText w:val=""/>
+      <w:lvlJc w:val="left"/>
+      <w:pPr>
+        <w:ind w:left="3306" w:hanging="360"/>
+      </w:pPr>
+      <w:rPr>
+        <w:rFonts w:ascii="Symbol" w:hAnsi="Symbol" w:hint="default"/>
+      </w:rPr>
+    </w:lvl>
+    <w:lvl w:ilvl="4" w:tplc="0C070003" w:tentative="1">
+      <w:start w:val="1"/>
+      <w:numFmt w:val="bullet"/>
+      <w:lvlText w:val="o"/>
+      <w:lvlJc w:val="left"/>
+      <w:pPr>
+        <w:ind w:left="4026" w:hanging="360"/>
+      </w:pPr>
+      <w:rPr>
+        <w:rFonts w:ascii="Courier New" w:hAnsi="Courier New" w:cs="Courier New" w:hint="default"/>
+      </w:rPr>
+    </w:lvl>
+    <w:lvl w:ilvl="5" w:tplc="0C070005" w:tentative="1">
+      <w:start w:val="1"/>
+      <w:numFmt w:val="bullet"/>
+      <w:lvlText w:val=""/>
+      <w:lvlJc w:val="left"/>
+      <w:pPr>
+        <w:ind w:left="4746" w:hanging="360"/>
+      </w:pPr>
+      <w:rPr>
+        <w:rFonts w:ascii="Wingdings" w:hAnsi="Wingdings" w:hint="default"/>
+      </w:rPr>
+    </w:lvl>
+    <w:lvl w:ilvl="6" w:tplc="0C070001" w:tentative="1">
+      <w:start w:val="1"/>
+      <w:numFmt w:val="bullet"/>
+      <w:lvlText w:val=""/>
+      <w:lvlJc w:val="left"/>
+      <w:pPr>
+        <w:ind w:left="5466" w:hanging="360"/>
+      </w:pPr>
+      <w:rPr>
+        <w:rFonts w:ascii="Symbol" w:hAnsi="Symbol" w:hint="default"/>
+      </w:rPr>
+    </w:lvl>
+    <w:lvl w:ilvl="7" w:tplc="0C070003" w:tentative="1">
+      <w:start w:val="1"/>
+      <w:numFmt w:val="bullet"/>
+      <w:lvlText w:val="o"/>
+      <w:lvlJc w:val="left"/>
+      <w:pPr>
+        <w:ind w:left="6186" w:hanging="360"/>
+      </w:pPr>
+      <w:rPr>
+        <w:rFonts w:ascii="Courier New" w:hAnsi="Courier New" w:cs="Courier New" w:hint="default"/>
+      </w:rPr>
+    </w:lvl>
+    <w:lvl w:ilvl="8" w:tplc="0C070005" w:tentative="1">
+      <w:start w:val="1"/>
+      <w:numFmt w:val="bullet"/>
+      <w:lvlText w:val=""/>
+      <w:lvlJc w:val="left"/>
+      <w:pPr>
+        <w:ind w:left="6906" w:hanging="360"/>
+      </w:pPr>
+      <w:rPr>
+        <w:rFonts w:ascii="Wingdings" w:hAnsi="Wingdings" w:hint="default"/>
+      </w:rPr>
+    </w:lvl>
+  </w:abstractNum>
+  <w:abstractNum w:abstractNumId="1" w15:restartNumberingAfterBreak="0">
+    <w:nsid w:val="18EF4A76"/>
+    <w:multiLevelType w:val="hybridMultilevel"/>
+    <w:tmpl w:val="BDE204F8"/>
+    <w:lvl w:ilvl="0" w:tplc="0C070001">
+      <w:start w:val="1"/>
+      <w:numFmt w:val="bullet"/>
+      <w:lvlText w:val=""/>
+      <w:lvlJc w:val="left"/>
+      <w:pPr>
+        <w:ind w:left="360" w:hanging="360"/>
+      </w:pPr>
+      <w:rPr>
+        <w:rFonts w:ascii="Symbol" w:hAnsi="Symbol" w:hint="default"/>
+      </w:rPr>
+    </w:lvl>
+    <w:lvl w:ilvl="1" w:tplc="0C070003" w:tentative="1">
+      <w:start w:val="1"/>
+      <w:numFmt w:val="bullet"/>
+      <w:lvlText w:val="o"/>
+      <w:lvlJc w:val="left"/>
+      <w:pPr>
+        <w:ind w:left="1080" w:hanging="360"/>
+      </w:pPr>
+      <w:rPr>
+        <w:rFonts w:ascii="Courier New" w:hAnsi="Courier New" w:cs="Courier New" w:hint="default"/>
+      </w:rPr>
+    </w:lvl>
+    <w:lvl w:ilvl="2" w:tplc="0C070005" w:tentative="1">
+      <w:start w:val="1"/>
+      <w:numFmt w:val="bullet"/>
+      <w:lvlText w:val=""/>
+      <w:lvlJc w:val="left"/>
+      <w:pPr>
+        <w:ind w:left="1800" w:hanging="360"/>
+      </w:pPr>
+      <w:rPr>
+        <w:rFonts w:ascii="Wingdings" w:hAnsi="Wingdings" w:hint="default"/>
+      </w:rPr>
+    </w:lvl>
+    <w:lvl w:ilvl="3" w:tplc="0C070001" w:tentative="1">
+      <w:start w:val="1"/>
+      <w:numFmt w:val="bullet"/>
+      <w:lvlText w:val=""/>
+      <w:lvlJc w:val="left"/>
+      <w:pPr>
+        <w:ind w:left="2520" w:hanging="360"/>
+      </w:pPr>
+      <w:rPr>
+        <w:rFonts w:ascii="Symbol" w:hAnsi="Symbol" w:hint="default"/>
+      </w:rPr>
+    </w:lvl>
+    <w:lvl w:ilvl="4" w:tplc="0C070003" w:tentative="1">
+      <w:start w:val="1"/>
+      <w:numFmt w:val="bullet"/>
+      <w:lvlText w:val="o"/>
+      <w:lvlJc w:val="left"/>
+      <w:pPr>
+        <w:ind w:left="3240" w:hanging="360"/>
+      </w:pPr>
+      <w:rPr>
+        <w:rFonts w:ascii="Courier New" w:hAnsi="Courier New" w:cs="Courier New" w:hint="default"/>
+      </w:rPr>
+    </w:lvl>
+    <w:lvl w:ilvl="5" w:tplc="0C070005" w:tentative="1">
+      <w:start w:val="1"/>
+      <w:numFmt w:val="bullet"/>
+      <w:lvlText w:val=""/>
+      <w:lvlJc w:val="left"/>
+      <w:pPr>
+        <w:ind w:left="3960" w:hanging="360"/>
+      </w:pPr>
+      <w:rPr>
+        <w:rFonts w:ascii="Wingdings" w:hAnsi="Wingdings" w:hint="default"/>
+      </w:rPr>
+    </w:lvl>
+    <w:lvl w:ilvl="6" w:tplc="0C070001" w:tentative="1">
+      <w:start w:val="1"/>
+      <w:numFmt w:val="bullet"/>
+      <w:lvlText w:val=""/>
+      <w:lvlJc w:val="left"/>
+      <w:pPr>
+        <w:ind w:left="4680" w:hanging="360"/>
+      </w:pPr>
+      <w:rPr>
+        <w:rFonts w:ascii="Symbol" w:hAnsi="Symbol" w:hint="default"/>
+      </w:rPr>
+    </w:lvl>
+    <w:lvl w:ilvl="7" w:tplc="0C070003" w:tentative="1">
+      <w:start w:val="1"/>
+      <w:numFmt w:val="bullet"/>
+      <w:lvlText w:val="o"/>
+      <w:lvlJc w:val="left"/>
+      <w:pPr>
+        <w:ind w:left="5400" w:hanging="360"/>
+      </w:pPr>
+      <w:rPr>
+        <w:rFonts w:ascii="Courier New" w:hAnsi="Courier New" w:cs="Courier New" w:hint="default"/>
+      </w:rPr>
+    </w:lvl>
+    <w:lvl w:ilvl="8" w:tplc="0C070005" w:tentative="1">
+      <w:start w:val="1"/>
+      <w:numFmt w:val="bullet"/>
+      <w:lvlText w:val=""/>
+      <w:lvlJc w:val="left"/>
+      <w:pPr>
+        <w:ind w:left="6120" w:hanging="360"/>
+      </w:pPr>
+      <w:rPr>
+        <w:rFonts w:ascii="Wingdings" w:hAnsi="Wingdings" w:hint="default"/>
+      </w:rPr>
+    </w:lvl>
+  </w:abstractNum>
+  <w:abstractNum w:abstractNumId="2" w15:restartNumberingAfterBreak="0">
+    <w:nsid w:val="20632974"/>
+    <w:multiLevelType w:val="hybridMultilevel"/>
+    <w:tmpl w:val="799E30BA"/>
+    <w:lvl w:ilvl="0" w:tplc="0C070001">
+      <w:start w:val="1"/>
+      <w:numFmt w:val="bullet"/>
+      <w:lvlText w:val=""/>
+      <w:lvlJc w:val="left"/>
+      <w:pPr>
+        <w:ind w:left="360" w:hanging="360"/>
+      </w:pPr>
+      <w:rPr>
+        <w:rFonts w:ascii="Symbol" w:hAnsi="Symbol" w:hint="default"/>
+      </w:rPr>
+    </w:lvl>
+    <w:lvl w:ilvl="1" w:tplc="0C070003">
+      <w:start w:val="1"/>
+      <w:numFmt w:val="bullet"/>
+      <w:lvlText w:val="o"/>
+      <w:lvlJc w:val="left"/>
+      <w:pPr>
+        <w:ind w:left="1080" w:hanging="360"/>
+      </w:pPr>
+      <w:rPr>
+        <w:rFonts w:ascii="Courier New" w:hAnsi="Courier New" w:cs="Courier New" w:hint="default"/>
+      </w:rPr>
+    </w:lvl>
+    <w:lvl w:ilvl="2" w:tplc="0C070005">
+      <w:start w:val="1"/>
+      <w:numFmt w:val="bullet"/>
+      <w:lvlText w:val=""/>
+      <w:lvlJc w:val="left"/>
+      <w:pPr>
+        <w:ind w:left="1800" w:hanging="360"/>
+      </w:pPr>
+      <w:rPr>
+        <w:rFonts w:ascii="Wingdings" w:hAnsi="Wingdings" w:hint="default"/>
+      </w:rPr>
+    </w:lvl>
+    <w:lvl w:ilvl="3" w:tplc="0C070001">
+      <w:start w:val="1"/>
+      <w:numFmt w:val="bullet"/>
+      <w:lvlText w:val=""/>
+      <w:lvlJc w:val="left"/>
+      <w:pPr>
+        <w:ind w:left="2520" w:hanging="360"/>
+      </w:pPr>
+      <w:rPr>
+        <w:rFonts w:ascii="Symbol" w:hAnsi="Symbol" w:hint="default"/>
+      </w:rPr>
+    </w:lvl>
+    <w:lvl w:ilvl="4" w:tplc="0C070003">
+      <w:start w:val="1"/>
+      <w:numFmt w:val="bullet"/>
+      <w:lvlText w:val="o"/>
+      <w:lvlJc w:val="left"/>
+      <w:pPr>
+        <w:ind w:left="3240" w:hanging="360"/>
+      </w:pPr>
+      <w:rPr>
+        <w:rFonts w:ascii="Courier New" w:hAnsi="Courier New" w:cs="Courier New" w:hint="default"/>
+      </w:rPr>
+    </w:lvl>
+    <w:lvl w:ilvl="5" w:tplc="0C070005" w:tentative="1">
+      <w:start w:val="1"/>
+      <w:numFmt w:val="bullet"/>
+      <w:lvlText w:val=""/>
+      <w:lvlJc w:val="left"/>
+      <w:pPr>
+        <w:ind w:left="3960" w:hanging="360"/>
+      </w:pPr>
+      <w:rPr>
+        <w:rFonts w:ascii="Wingdings" w:hAnsi="Wingdings" w:hint="default"/>
+      </w:rPr>
+    </w:lvl>
+    <w:lvl w:ilvl="6" w:tplc="0C070001" w:tentative="1">
+      <w:start w:val="1"/>
+      <w:numFmt w:val="bullet"/>
+      <w:lvlText w:val=""/>
+      <w:lvlJc w:val="left"/>
+      <w:pPr>
+        <w:ind w:left="4680" w:hanging="360"/>
+      </w:pPr>
+      <w:rPr>
+        <w:rFonts w:ascii="Symbol" w:hAnsi="Symbol" w:hint="default"/>
+      </w:rPr>
+    </w:lvl>
+    <w:lvl w:ilvl="7" w:tplc="0C070003" w:tentative="1">
+      <w:start w:val="1"/>
+      <w:numFmt w:val="bullet"/>
+      <w:lvlText w:val="o"/>
+      <w:lvlJc w:val="left"/>
+      <w:pPr>
+        <w:ind w:left="5400" w:hanging="360"/>
+      </w:pPr>
+      <w:rPr>
+        <w:rFonts w:ascii="Courier New" w:hAnsi="Courier New" w:cs="Courier New" w:hint="default"/>
+      </w:rPr>
+    </w:lvl>
+    <w:lvl w:ilvl="8" w:tplc="0C070005" w:tentative="1">
+      <w:start w:val="1"/>
+      <w:numFmt w:val="bullet"/>
+      <w:lvlText w:val=""/>
+      <w:lvlJc w:val="left"/>
+      <w:pPr>
+        <w:ind w:left="6120" w:hanging="360"/>
+      </w:pPr>
+      <w:rPr>
+        <w:rFonts w:ascii="Wingdings" w:hAnsi="Wingdings" w:hint="default"/>
+      </w:rPr>
+    </w:lvl>
+  </w:abstractNum>
+  <w:abstractNum w:abstractNumId="3" w15:restartNumberingAfterBreak="0">
+    <w:nsid w:val="24CE2BB7"/>
+    <w:multiLevelType w:val="hybridMultilevel"/>
+    <w:tmpl w:val="9A46D95C"/>
+    <w:lvl w:ilvl="0" w:tplc="0C070001">
+      <w:start w:val="1"/>
+      <w:numFmt w:val="bullet"/>
+      <w:lvlText w:val=""/>
+      <w:lvlJc w:val="left"/>
+      <w:pPr>
+        <w:ind w:left="360" w:hanging="360"/>
+      </w:pPr>
+      <w:rPr>
+        <w:rFonts w:ascii="Symbol" w:hAnsi="Symbol" w:hint="default"/>
+      </w:rPr>
+    </w:lvl>
+    <w:lvl w:ilvl="1" w:tplc="0C070003" w:tentative="1">
+      <w:start w:val="1"/>
+      <w:numFmt w:val="bullet"/>
+      <w:lvlText w:val="o"/>
+      <w:lvlJc w:val="left"/>
+      <w:pPr>
+        <w:ind w:left="1080" w:hanging="360"/>
+      </w:pPr>
+      <w:rPr>
+        <w:rFonts w:ascii="Courier New" w:hAnsi="Courier New" w:cs="Courier New" w:hint="default"/>
+      </w:rPr>
+    </w:lvl>
+    <w:lvl w:ilvl="2" w:tplc="0C070005" w:tentative="1">
+      <w:start w:val="1"/>
+      <w:numFmt w:val="bullet"/>
+      <w:lvlText w:val=""/>
+      <w:lvlJc w:val="left"/>
+      <w:pPr>
+        <w:ind w:left="1800" w:hanging="360"/>
+      </w:pPr>
+      <w:rPr>
+        <w:rFonts w:ascii="Wingdings" w:hAnsi="Wingdings" w:hint="default"/>
+      </w:rPr>
+    </w:lvl>
+    <w:lvl w:ilvl="3" w:tplc="0C070001" w:tentative="1">
+      <w:start w:val="1"/>
+      <w:numFmt w:val="bullet"/>
+      <w:lvlText w:val=""/>
+      <w:lvlJc w:val="left"/>
+      <w:pPr>
+        <w:ind w:left="2520" w:hanging="360"/>
+      </w:pPr>
+      <w:rPr>
+        <w:rFonts w:ascii="Symbol" w:hAnsi="Symbol" w:hint="default"/>
+      </w:rPr>
+    </w:lvl>
+    <w:lvl w:ilvl="4" w:tplc="0C070003" w:tentative="1">
+      <w:start w:val="1"/>
+      <w:numFmt w:val="bullet"/>
+      <w:lvlText w:val="o"/>
+      <w:lvlJc w:val="left"/>
+      <w:pPr>
+        <w:ind w:left="3240" w:hanging="360"/>
+      </w:pPr>
+      <w:rPr>
+        <w:rFonts w:ascii="Courier New" w:hAnsi="Courier New" w:cs="Courier New" w:hint="default"/>
+      </w:rPr>
+    </w:lvl>
+    <w:lvl w:ilvl="5" w:tplc="0C070005" w:tentative="1">
+      <w:start w:val="1"/>
+      <w:numFmt w:val="bullet"/>
+      <w:lvlText w:val=""/>
+      <w:lvlJc w:val="left"/>
+      <w:pPr>
+        <w:ind w:left="3960" w:hanging="360"/>
+      </w:pPr>
+      <w:rPr>
+        <w:rFonts w:ascii="Wingdings" w:hAnsi="Wingdings" w:hint="default"/>
+      </w:rPr>
+    </w:lvl>
+    <w:lvl w:ilvl="6" w:tplc="0C070001" w:tentative="1">
+      <w:start w:val="1"/>
+      <w:numFmt w:val="bullet"/>
+      <w:lvlText w:val=""/>
+      <w:lvlJc w:val="left"/>
+      <w:pPr>
+        <w:ind w:left="4680" w:hanging="360"/>
+      </w:pPr>
+      <w:rPr>
+        <w:rFonts w:ascii="Symbol" w:hAnsi="Symbol" w:hint="default"/>
+      </w:rPr>
+    </w:lvl>
+    <w:lvl w:ilvl="7" w:tplc="0C070003" w:tentative="1">
+      <w:start w:val="1"/>
+      <w:numFmt w:val="bullet"/>
+      <w:lvlText w:val="o"/>
+      <w:lvlJc w:val="left"/>
+      <w:pPr>
+        <w:ind w:left="5400" w:hanging="360"/>
+      </w:pPr>
+      <w:rPr>
+        <w:rFonts w:ascii="Courier New" w:hAnsi="Courier New" w:cs="Courier New" w:hint="default"/>
+      </w:rPr>
+    </w:lvl>
+    <w:lvl w:ilvl="8" w:tplc="0C070005" w:tentative="1">
+      <w:start w:val="1"/>
+      <w:numFmt w:val="bullet"/>
+      <w:lvlText w:val=""/>
+      <w:lvlJc w:val="left"/>
+      <w:pPr>
+        <w:ind w:left="6120" w:hanging="360"/>
+      </w:pPr>
+      <w:rPr>
+        <w:rFonts w:ascii="Wingdings" w:hAnsi="Wingdings" w:hint="default"/>
+      </w:rPr>
+    </w:lvl>
+  </w:abstractNum>
+  <w:abstractNum w:abstractNumId="4" w15:restartNumberingAfterBreak="0">
+    <w:nsid w:val="25EB6CC2"/>
+    <w:multiLevelType w:val="hybridMultilevel"/>
+    <w:tmpl w:val="AF469340"/>
+    <w:lvl w:ilvl="0" w:tplc="7264EE04">
+      <w:numFmt w:val="bullet"/>
+      <w:lvlText w:val=""/>
       <w:lvlJc w:val="left"/>
       <w:pPr>
         <w:ind w:left="720" w:hanging="360"/>
       </w:pPr>
       <w:rPr>
-        <w:rFonts w:hint="default"/>
-      </w:rPr>
-    </w:lvl>
-    <w:lvl w:ilvl="1" w:tplc="0C070019" w:tentative="1">
-      <w:start w:val="1"/>
-      <w:numFmt w:val="lowerLetter"/>
-      <w:lvlText w:val="%2."/>
+        <w:rFonts w:ascii="Symbol" w:eastAsiaTheme="minorHAnsi" w:hAnsi="Symbol" w:cstheme="minorBidi" w:hint="default"/>
+      </w:rPr>
+    </w:lvl>
+    <w:lvl w:ilvl="1" w:tplc="0C070003" w:tentative="1">
+      <w:start w:val="1"/>
+      <w:numFmt w:val="bullet"/>
+      <w:lvlText w:val="o"/>
       <w:lvlJc w:val="left"/>
       <w:pPr>
         <w:ind w:left="1440" w:hanging="360"/>
       </w:pPr>
-    </w:lvl>
-    <w:lvl w:ilvl="2" w:tplc="0C07001B" w:tentative="1">
-      <w:start w:val="1"/>
-      <w:numFmt w:val="lowerRoman"/>
-      <w:lvlText w:val="%3."/>
-      <w:lvlJc w:val="right"/>
-      <w:pPr>
-        <w:ind w:left="2160" w:hanging="180"/>
-      </w:pPr>
-    </w:lvl>
-    <w:lvl w:ilvl="3" w:tplc="0C07000F" w:tentative="1">
-      <w:start w:val="1"/>
-      <w:numFmt w:val="decimal"/>
-      <w:lvlText w:val="%4."/>
+      <w:rPr>
+        <w:rFonts w:ascii="Courier New" w:hAnsi="Courier New" w:cs="Courier New" w:hint="default"/>
+      </w:rPr>
+    </w:lvl>
+    <w:lvl w:ilvl="2" w:tplc="0C070005" w:tentative="1">
+      <w:start w:val="1"/>
+      <w:numFmt w:val="bullet"/>
+      <w:lvlText w:val=""/>
+      <w:lvlJc w:val="left"/>
+      <w:pPr>
+        <w:ind w:left="2160" w:hanging="360"/>
+      </w:pPr>
+      <w:rPr>
+        <w:rFonts w:ascii="Wingdings" w:hAnsi="Wingdings" w:hint="default"/>
+      </w:rPr>
+    </w:lvl>
+    <w:lvl w:ilvl="3" w:tplc="0C070001" w:tentative="1">
+      <w:start w:val="1"/>
+      <w:numFmt w:val="bullet"/>
+      <w:lvlText w:val=""/>
       <w:lvlJc w:val="left"/>
       <w:pPr>
         <w:ind w:left="2880" w:hanging="360"/>
       </w:pPr>
-    </w:lvl>
-    <w:lvl w:ilvl="4" w:tplc="0C070019" w:tentative="1">
-      <w:start w:val="1"/>
-      <w:numFmt w:val="lowerLetter"/>
-      <w:lvlText w:val="%5."/>
+      <w:rPr>
+        <w:rFonts w:ascii="Symbol" w:hAnsi="Symbol" w:hint="default"/>
+      </w:rPr>
+    </w:lvl>
+    <w:lvl w:ilvl="4" w:tplc="0C070003" w:tentative="1">
+      <w:start w:val="1"/>
+      <w:numFmt w:val="bullet"/>
+      <w:lvlText w:val="o"/>
       <w:lvlJc w:val="left"/>
       <w:pPr>
         <w:ind w:left="3600" w:hanging="360"/>
       </w:pPr>
-    </w:lvl>
-    <w:lvl w:ilvl="5" w:tplc="0C07001B" w:tentative="1">
-      <w:start w:val="1"/>
-      <w:numFmt w:val="lowerRoman"/>
-      <w:lvlText w:val="%6."/>
-      <w:lvlJc w:val="right"/>
-      <w:pPr>
-        <w:ind w:left="4320" w:hanging="180"/>
-      </w:pPr>
-    </w:lvl>
-    <w:lvl w:ilvl="6" w:tplc="0C07000F" w:tentative="1">
-      <w:start w:val="1"/>
-      <w:numFmt w:val="decimal"/>
-      <w:lvlText w:val="%7."/>
+      <w:rPr>
+        <w:rFonts w:ascii="Courier New" w:hAnsi="Courier New" w:cs="Courier New" w:hint="default"/>
+      </w:rPr>
+    </w:lvl>
+    <w:lvl w:ilvl="5" w:tplc="0C070005" w:tentative="1">
+      <w:start w:val="1"/>
+      <w:numFmt w:val="bullet"/>
+      <w:lvlText w:val=""/>
+      <w:lvlJc w:val="left"/>
+      <w:pPr>
+        <w:ind w:left="4320" w:hanging="360"/>
+      </w:pPr>
+      <w:rPr>
+        <w:rFonts w:ascii="Wingdings" w:hAnsi="Wingdings" w:hint="default"/>
+      </w:rPr>
+    </w:lvl>
+    <w:lvl w:ilvl="6" w:tplc="0C070001" w:tentative="1">
+      <w:start w:val="1"/>
+      <w:numFmt w:val="bullet"/>
+      <w:lvlText w:val=""/>
       <w:lvlJc w:val="left"/>
       <w:pPr>
         <w:ind w:left="5040" w:hanging="360"/>
       </w:pPr>
-    </w:lvl>
-    <w:lvl w:ilvl="7" w:tplc="0C070019" w:tentative="1">
-      <w:start w:val="1"/>
-      <w:numFmt w:val="lowerLetter"/>
-      <w:lvlText w:val="%8."/>
+      <w:rPr>
+        <w:rFonts w:ascii="Symbol" w:hAnsi="Symbol" w:hint="default"/>
+      </w:rPr>
+    </w:lvl>
+    <w:lvl w:ilvl="7" w:tplc="0C070003" w:tentative="1">
+      <w:start w:val="1"/>
+      <w:numFmt w:val="bullet"/>
+      <w:lvlText w:val="o"/>
       <w:lvlJc w:val="left"/>
       <w:pPr>
         <w:ind w:left="5760" w:hanging="360"/>
       </w:pPr>
-    </w:lvl>
-    <w:lvl w:ilvl="8" w:tplc="0C07001B" w:tentative="1">
-      <w:start w:val="1"/>
-      <w:numFmt w:val="lowerRoman"/>
-      <w:lvlText w:val="%9."/>
-      <w:lvlJc w:val="right"/>
-      <w:pPr>
-        <w:ind w:left="6480" w:hanging="180"/>
-      </w:pPr>
+      <w:rPr>
+        <w:rFonts w:ascii="Courier New" w:hAnsi="Courier New" w:cs="Courier New" w:hint="default"/>
+      </w:rPr>
+    </w:lvl>
+    <w:lvl w:ilvl="8" w:tplc="0C070005" w:tentative="1">
+      <w:start w:val="1"/>
+      <w:numFmt w:val="bullet"/>
+      <w:lvlText w:val=""/>
+      <w:lvlJc w:val="left"/>
+      <w:pPr>
+        <w:ind w:left="6480" w:hanging="360"/>
+      </w:pPr>
+      <w:rPr>
+        <w:rFonts w:ascii="Wingdings" w:hAnsi="Wingdings" w:hint="default"/>
+      </w:rPr>
     </w:lvl>
   </w:abstractNum>
-  <w:abstractNum w:abstractNumId="1">
-    <w:nsid w:val="7AC479EE"/>
+  <w:abstractNum w:abstractNumId="5" w15:restartNumberingAfterBreak="0">
+    <w:nsid w:val="28B609B9"/>
     <w:multiLevelType w:val="hybridMultilevel"/>
-    <w:tmpl w:val="CAA0FCAA"/>
-    <w:lvl w:ilvl="0" w:tplc="0C07000F">
-      <w:start w:val="1"/>
-      <w:numFmt w:val="decimal"/>
-      <w:lvlText w:val="%1."/>
+    <w:tmpl w:val="392A7AE2"/>
+    <w:lvl w:ilvl="0" w:tplc="0C070001">
+      <w:start w:val="1"/>
+      <w:numFmt w:val="bullet"/>
+      <w:lvlText w:val=""/>
       <w:lvlJc w:val="left"/>
       <w:pPr>
         <w:ind w:left="720" w:hanging="360"/>
       </w:pPr>
       <w:rPr>
-        <w:rFonts w:hint="default"/>
-      </w:rPr>
-    </w:lvl>
-    <w:lvl w:ilvl="1" w:tplc="0C070019" w:tentative="1">
-      <w:start w:val="1"/>
-      <w:numFmt w:val="lowerLetter"/>
-      <w:lvlText w:val="%2."/>
+        <w:rFonts w:ascii="Symbol" w:hAnsi="Symbol" w:hint="default"/>
+      </w:rPr>
+    </w:lvl>
+    <w:lvl w:ilvl="1" w:tplc="0C070003" w:tentative="1">
+      <w:start w:val="1"/>
+      <w:numFmt w:val="bullet"/>
+      <w:lvlText w:val="o"/>
       <w:lvlJc w:val="left"/>
       <w:pPr>
         <w:ind w:left="1440" w:hanging="360"/>
       </w:pPr>
-    </w:lvl>
-    <w:lvl w:ilvl="2" w:tplc="0C07001B" w:tentative="1">
-      <w:start w:val="1"/>
-      <w:numFmt w:val="lowerRoman"/>
-      <w:lvlText w:val="%3."/>
-      <w:lvlJc w:val="right"/>
-      <w:pPr>
-        <w:ind w:left="2160" w:hanging="180"/>
-      </w:pPr>
-    </w:lvl>
-    <w:lvl w:ilvl="3" w:tplc="0C07000F" w:tentative="1">
-      <w:start w:val="1"/>
-      <w:numFmt w:val="decimal"/>
-      <w:lvlText w:val="%4."/>
+      <w:rPr>
+        <w:rFonts w:ascii="Courier New" w:hAnsi="Courier New" w:cs="Courier New" w:hint="default"/>
+      </w:rPr>
+    </w:lvl>
+    <w:lvl w:ilvl="2" w:tplc="0C070005" w:tentative="1">
+      <w:start w:val="1"/>
+      <w:numFmt w:val="bullet"/>
+      <w:lvlText w:val=""/>
+      <w:lvlJc w:val="left"/>
+      <w:pPr>
+        <w:ind w:left="2160" w:hanging="360"/>
+      </w:pPr>
+      <w:rPr>
+        <w:rFonts w:ascii="Wingdings" w:hAnsi="Wingdings" w:hint="default"/>
+      </w:rPr>
+    </w:lvl>
+    <w:lvl w:ilvl="3" w:tplc="0C070001" w:tentative="1">
+      <w:start w:val="1"/>
+      <w:numFmt w:val="bullet"/>
+      <w:lvlText w:val=""/>
       <w:lvlJc w:val="left"/>
       <w:pPr>
         <w:ind w:left="2880" w:hanging="360"/>
       </w:pPr>
-    </w:lvl>
-    <w:lvl w:ilvl="4" w:tplc="0C070019" w:tentative="1">
-      <w:start w:val="1"/>
-      <w:numFmt w:val="lowerLetter"/>
-      <w:lvlText w:val="%5."/>
+      <w:rPr>
+        <w:rFonts w:ascii="Symbol" w:hAnsi="Symbol" w:hint="default"/>
+      </w:rPr>
+    </w:lvl>
+    <w:lvl w:ilvl="4" w:tplc="0C070003" w:tentative="1">
+      <w:start w:val="1"/>
+      <w:numFmt w:val="bullet"/>
+      <w:lvlText w:val="o"/>
       <w:lvlJc w:val="left"/>
       <w:pPr>
         <w:ind w:left="3600" w:hanging="360"/>
       </w:pPr>
-    </w:lvl>
-    <w:lvl w:ilvl="5" w:tplc="0C07001B" w:tentative="1">
-      <w:start w:val="1"/>
-      <w:numFmt w:val="lowerRoman"/>
-      <w:lvlText w:val="%6."/>
-      <w:lvlJc w:val="right"/>
-      <w:pPr>
-        <w:ind w:left="4320" w:hanging="180"/>
-      </w:pPr>
-    </w:lvl>
-    <w:lvl w:ilvl="6" w:tplc="0C07000F" w:tentative="1">
-      <w:start w:val="1"/>
-      <w:numFmt w:val="decimal"/>
-      <w:lvlText w:val="%7."/>
+      <w:rPr>
+        <w:rFonts w:ascii="Courier New" w:hAnsi="Courier New" w:cs="Courier New" w:hint="default"/>
+      </w:rPr>
+    </w:lvl>
+    <w:lvl w:ilvl="5" w:tplc="0C070005" w:tentative="1">
+      <w:start w:val="1"/>
+      <w:numFmt w:val="bullet"/>
+      <w:lvlText w:val=""/>
+      <w:lvlJc w:val="left"/>
+      <w:pPr>
+        <w:ind w:left="4320" w:hanging="360"/>
+      </w:pPr>
+      <w:rPr>
+        <w:rFonts w:ascii="Wingdings" w:hAnsi="Wingdings" w:hint="default"/>
+      </w:rPr>
+    </w:lvl>
+    <w:lvl w:ilvl="6" w:tplc="0C070001" w:tentative="1">
+      <w:start w:val="1"/>
+      <w:numFmt w:val="bullet"/>
+      <w:lvlText w:val=""/>
       <w:lvlJc w:val="left"/>
       <w:pPr>
         <w:ind w:left="5040" w:hanging="360"/>
       </w:pPr>
-    </w:lvl>
-    <w:lvl w:ilvl="7" w:tplc="0C070019" w:tentative="1">
-      <w:start w:val="1"/>
-      <w:numFmt w:val="lowerLetter"/>
-      <w:lvlText w:val="%8."/>
+      <w:rPr>
+        <w:rFonts w:ascii="Symbol" w:hAnsi="Symbol" w:hint="default"/>
+      </w:rPr>
+    </w:lvl>
+    <w:lvl w:ilvl="7" w:tplc="0C070003" w:tentative="1">
+      <w:start w:val="1"/>
+      <w:numFmt w:val="bullet"/>
+      <w:lvlText w:val="o"/>
       <w:lvlJc w:val="left"/>
       <w:pPr>
         <w:ind w:left="5760" w:hanging="360"/>
       </w:pPr>
-    </w:lvl>
-    <w:lvl w:ilvl="8" w:tplc="0C07001B" w:tentative="1">
-      <w:start w:val="1"/>
-      <w:numFmt w:val="lowerRoman"/>
-      <w:lvlText w:val="%9."/>
-      <w:lvlJc w:val="right"/>
-      <w:pPr>
-        <w:ind w:left="6480" w:hanging="180"/>
-      </w:pPr>
+      <w:rPr>
+        <w:rFonts w:ascii="Courier New" w:hAnsi="Courier New" w:cs="Courier New" w:hint="default"/>
+      </w:rPr>
+    </w:lvl>
+    <w:lvl w:ilvl="8" w:tplc="0C070005" w:tentative="1">
+      <w:start w:val="1"/>
+      <w:numFmt w:val="bullet"/>
+      <w:lvlText w:val=""/>
+      <w:lvlJc w:val="left"/>
+      <w:pPr>
+        <w:ind w:left="6480" w:hanging="360"/>
+      </w:pPr>
+      <w:rPr>
+        <w:rFonts w:ascii="Wingdings" w:hAnsi="Wingdings" w:hint="default"/>
+      </w:rPr>
     </w:lvl>
   </w:abstractNum>
-  <w:abstractNum w:abstractNumId="2">
+  <w:abstractNum w:abstractNumId="6" w15:restartNumberingAfterBreak="0">
+    <w:nsid w:val="29F14581"/>
+    <w:multiLevelType w:val="hybridMultilevel"/>
+    <w:tmpl w:val="B978A5E0"/>
+    <w:lvl w:ilvl="0" w:tplc="0C070001">
+      <w:start w:val="1"/>
+      <w:numFmt w:val="bullet"/>
+      <w:lvlText w:val=""/>
+      <w:lvlJc w:val="left"/>
+      <w:pPr>
+        <w:ind w:left="360" w:hanging="360"/>
+      </w:pPr>
+      <w:rPr>
+        <w:rFonts w:ascii="Symbol" w:hAnsi="Symbol" w:hint="default"/>
+      </w:rPr>
+    </w:lvl>
+    <w:lvl w:ilvl="1" w:tplc="0C070003" w:tentative="1">
+      <w:start w:val="1"/>
+      <w:numFmt w:val="bullet"/>
+      <w:lvlText w:val="o"/>
+      <w:lvlJc w:val="left"/>
+      <w:pPr>
+        <w:ind w:left="1080" w:hanging="360"/>
+      </w:pPr>
+      <w:rPr>
+        <w:rFonts w:ascii="Courier New" w:hAnsi="Courier New" w:cs="Courier New" w:hint="default"/>
+      </w:rPr>
+    </w:lvl>
+    <w:lvl w:ilvl="2" w:tplc="0C070005" w:tentative="1">
+      <w:start w:val="1"/>
+      <w:numFmt w:val="bullet"/>
+      <w:lvlText w:val=""/>
+      <w:lvlJc w:val="left"/>
+      <w:pPr>
+        <w:ind w:left="1800" w:hanging="360"/>
+      </w:pPr>
+      <w:rPr>
+        <w:rFonts w:ascii="Wingdings" w:hAnsi="Wingdings" w:hint="default"/>
+      </w:rPr>
+    </w:lvl>
+    <w:lvl w:ilvl="3" w:tplc="0C070001" w:tentative="1">
+      <w:start w:val="1"/>
+      <w:numFmt w:val="bullet"/>
+      <w:lvlText w:val=""/>
+      <w:lvlJc w:val="left"/>
+      <w:pPr>
+        <w:ind w:left="2520" w:hanging="360"/>
+      </w:pPr>
+      <w:rPr>
+        <w:rFonts w:ascii="Symbol" w:hAnsi="Symbol" w:hint="default"/>
+      </w:rPr>
+    </w:lvl>
+    <w:lvl w:ilvl="4" w:tplc="0C070003" w:tentative="1">
+      <w:start w:val="1"/>
+      <w:numFmt w:val="bullet"/>
+      <w:lvlText w:val="o"/>
+      <w:lvlJc w:val="left"/>
+      <w:pPr>
+        <w:ind w:left="3240" w:hanging="360"/>
+      </w:pPr>
+      <w:rPr>
+        <w:rFonts w:ascii="Courier New" w:hAnsi="Courier New" w:cs="Courier New" w:hint="default"/>
+      </w:rPr>
+    </w:lvl>
+    <w:lvl w:ilvl="5" w:tplc="0C070005" w:tentative="1">
+      <w:start w:val="1"/>
+      <w:numFmt w:val="bullet"/>
+      <w:lvlText w:val=""/>
+      <w:lvlJc w:val="left"/>
+      <w:pPr>
+        <w:ind w:left="3960" w:hanging="360"/>
+      </w:pPr>
+      <w:rPr>
+        <w:rFonts w:ascii="Wingdings" w:hAnsi="Wingdings" w:hint="default"/>
+      </w:rPr>
+    </w:lvl>
+    <w:lvl w:ilvl="6" w:tplc="0C070001" w:tentative="1">
+      <w:start w:val="1"/>
+      <w:numFmt w:val="bullet"/>
+      <w:lvlText w:val=""/>
+      <w:lvlJc w:val="left"/>
+      <w:pPr>
+        <w:ind w:left="4680" w:hanging="360"/>
+      </w:pPr>
+      <w:rPr>
+        <w:rFonts w:ascii="Symbol" w:hAnsi="Symbol" w:hint="default"/>
+      </w:rPr>
+    </w:lvl>
+    <w:lvl w:ilvl="7" w:tplc="0C070003" w:tentative="1">
+      <w:start w:val="1"/>
+      <w:numFmt w:val="bullet"/>
+      <w:lvlText w:val="o"/>
+      <w:lvlJc w:val="left"/>
+      <w:pPr>
+        <w:ind w:left="5400" w:hanging="360"/>
+      </w:pPr>
+      <w:rPr>
+        <w:rFonts w:ascii="Courier New" w:hAnsi="Courier New" w:cs="Courier New" w:hint="default"/>
+      </w:rPr>
+    </w:lvl>
+    <w:lvl w:ilvl="8" w:tplc="0C070005" w:tentative="1">
+      <w:start w:val="1"/>
+      <w:numFmt w:val="bullet"/>
+      <w:lvlText w:val=""/>
+      <w:lvlJc w:val="left"/>
+      <w:pPr>
+        <w:ind w:left="6120" w:hanging="360"/>
+      </w:pPr>
+      <w:rPr>
+        <w:rFonts w:ascii="Wingdings" w:hAnsi="Wingdings" w:hint="default"/>
+      </w:rPr>
+    </w:lvl>
+  </w:abstractNum>
+  <w:abstractNum w:abstractNumId="7" w15:restartNumberingAfterBreak="0">
+    <w:nsid w:val="2A7C0827"/>
+    <w:multiLevelType w:val="hybridMultilevel"/>
+    <w:tmpl w:val="F6A24A20"/>
+    <w:lvl w:ilvl="0" w:tplc="0C07000B">
+      <w:start w:val="1"/>
+      <w:numFmt w:val="bullet"/>
+      <w:lvlText w:val=""/>
+      <w:lvlJc w:val="left"/>
+      <w:pPr>
+        <w:ind w:left="720" w:hanging="360"/>
+      </w:pPr>
+      <w:rPr>
+        <w:rFonts w:ascii="Wingdings" w:hAnsi="Wingdings" w:hint="default"/>
+      </w:rPr>
+    </w:lvl>
+    <w:lvl w:ilvl="1" w:tplc="0C070003" w:tentative="1">
+      <w:start w:val="1"/>
+      <w:numFmt w:val="bullet"/>
+      <w:lvlText w:val="o"/>
+      <w:lvlJc w:val="left"/>
+      <w:pPr>
+        <w:ind w:left="1440" w:hanging="360"/>
+      </w:pPr>
+      <w:rPr>
+        <w:rFonts w:ascii="Courier New" w:hAnsi="Courier New" w:cs="Courier New" w:hint="default"/>
+      </w:rPr>
+    </w:lvl>
+    <w:lvl w:ilvl="2" w:tplc="0C070005" w:tentative="1">
+      <w:start w:val="1"/>
+      <w:numFmt w:val="bullet"/>
+      <w:lvlText w:val=""/>
+      <w:lvlJc w:val="left"/>
+      <w:pPr>
+        <w:ind w:left="2160" w:hanging="360"/>
+      </w:pPr>
+      <w:rPr>
+        <w:rFonts w:ascii="Wingdings" w:hAnsi="Wingdings" w:hint="default"/>
+      </w:rPr>
+    </w:lvl>
+    <w:lvl w:ilvl="3" w:tplc="0C070001" w:tentative="1">
+      <w:start w:val="1"/>
+      <w:numFmt w:val="bullet"/>
+      <w:lvlText w:val=""/>
+      <w:lvlJc w:val="left"/>
+      <w:pPr>
+        <w:ind w:left="2880" w:hanging="360"/>
+      </w:pPr>
+      <w:rPr>
+        <w:rFonts w:ascii="Symbol" w:hAnsi="Symbol" w:hint="default"/>
+      </w:rPr>
+    </w:lvl>
+    <w:lvl w:ilvl="4" w:tplc="0C070003" w:tentative="1">
+      <w:start w:val="1"/>
+      <w:numFmt w:val="bullet"/>
+      <w:lvlText w:val="o"/>
+      <w:lvlJc w:val="left"/>
+      <w:pPr>
+        <w:ind w:left="3600" w:hanging="360"/>
+      </w:pPr>
+      <w:rPr>
+        <w:rFonts w:ascii="Courier New" w:hAnsi="Courier New" w:cs="Courier New" w:hint="default"/>
+      </w:rPr>
+    </w:lvl>
+    <w:lvl w:ilvl="5" w:tplc="0C070005" w:tentative="1">
+      <w:start w:val="1"/>
+      <w:numFmt w:val="bullet"/>
+      <w:lvlText w:val=""/>
+      <w:lvlJc w:val="left"/>
+      <w:pPr>
+        <w:ind w:left="4320" w:hanging="360"/>
+      </w:pPr>
+      <w:rPr>
+        <w:rFonts w:ascii="Wingdings" w:hAnsi="Wingdings" w:hint="default"/>
+      </w:rPr>
+    </w:lvl>
+    <w:lvl w:ilvl="6" w:tplc="0C070001" w:tentative="1">
+      <w:start w:val="1"/>
+      <w:numFmt w:val="bullet"/>
+      <w:lvlText w:val=""/>
+      <w:lvlJc w:val="left"/>
+      <w:pPr>
+        <w:ind w:left="5040" w:hanging="360"/>
+      </w:pPr>
+      <w:rPr>
+        <w:rFonts w:ascii="Symbol" w:hAnsi="Symbol" w:hint="default"/>
+      </w:rPr>
+    </w:lvl>
+    <w:lvl w:ilvl="7" w:tplc="0C070003" w:tentative="1">
+      <w:start w:val="1"/>
+      <w:numFmt w:val="bullet"/>
+      <w:lvlText w:val="o"/>
+      <w:lvlJc w:val="left"/>
+      <w:pPr>
+        <w:ind w:left="5760" w:hanging="360"/>
+      </w:pPr>
+      <w:rPr>
+        <w:rFonts w:ascii="Courier New" w:hAnsi="Courier New" w:cs="Courier New" w:hint="default"/>
+      </w:rPr>
+    </w:lvl>
+    <w:lvl w:ilvl="8" w:tplc="0C070005" w:tentative="1">
+      <w:start w:val="1"/>
+      <w:numFmt w:val="bullet"/>
+      <w:lvlText w:val=""/>
+      <w:lvlJc w:val="left"/>
+      <w:pPr>
+        <w:ind w:left="6480" w:hanging="360"/>
+      </w:pPr>
+      <w:rPr>
+        <w:rFonts w:ascii="Wingdings" w:hAnsi="Wingdings" w:hint="default"/>
+      </w:rPr>
+    </w:lvl>
+  </w:abstractNum>
+  <w:abstractNum w:abstractNumId="8" w15:restartNumberingAfterBreak="0">
+    <w:nsid w:val="37FF73BC"/>
+    <w:multiLevelType w:val="hybridMultilevel"/>
+    <w:tmpl w:val="6CC2E56E"/>
+    <w:lvl w:ilvl="0" w:tplc="0C070001">
+      <w:start w:val="1"/>
+      <w:numFmt w:val="bullet"/>
+      <w:lvlText w:val=""/>
+      <w:lvlJc w:val="left"/>
+      <w:pPr>
+        <w:ind w:left="720" w:hanging="360"/>
+      </w:pPr>
+      <w:rPr>
+        <w:rFonts w:ascii="Symbol" w:hAnsi="Symbol" w:hint="default"/>
+      </w:rPr>
+    </w:lvl>
+    <w:lvl w:ilvl="1" w:tplc="0C070003" w:tentative="1">
+      <w:start w:val="1"/>
+      <w:numFmt w:val="bullet"/>
+      <w:lvlText w:val="o"/>
+      <w:lvlJc w:val="left"/>
+      <w:pPr>
+        <w:ind w:left="1440" w:hanging="360"/>
+      </w:pPr>
+      <w:rPr>
+        <w:rFonts w:ascii="Courier New" w:hAnsi="Courier New" w:cs="Courier New" w:hint="default"/>
+      </w:rPr>
+    </w:lvl>
+    <w:lvl w:ilvl="2" w:tplc="0C070005" w:tentative="1">
+      <w:start w:val="1"/>
+      <w:numFmt w:val="bullet"/>
+      <w:lvlText w:val=""/>
+      <w:lvlJc w:val="left"/>
+      <w:pPr>
+        <w:ind w:left="2160" w:hanging="360"/>
+      </w:pPr>
+      <w:rPr>
+        <w:rFonts w:ascii="Wingdings" w:hAnsi="Wingdings" w:hint="default"/>
+      </w:rPr>
+    </w:lvl>
+    <w:lvl w:ilvl="3" w:tplc="0C070001" w:tentative="1">
+      <w:start w:val="1"/>
+      <w:numFmt w:val="bullet"/>
+      <w:lvlText w:val=""/>
+      <w:lvlJc w:val="left"/>
+      <w:pPr>
+        <w:ind w:left="2880" w:hanging="360"/>
+      </w:pPr>
+      <w:rPr>
+        <w:rFonts w:ascii="Symbol" w:hAnsi="Symbol" w:hint="default"/>
+      </w:rPr>
+    </w:lvl>
+    <w:lvl w:ilvl="4" w:tplc="0C070003" w:tentative="1">
+      <w:start w:val="1"/>
+      <w:numFmt w:val="bullet"/>
+      <w:lvlText w:val="o"/>
+      <w:lvlJc w:val="left"/>
+      <w:pPr>
+        <w:ind w:left="3600" w:hanging="360"/>
+      </w:pPr>
+      <w:rPr>
+        <w:rFonts w:ascii="Courier New" w:hAnsi="Courier New" w:cs="Courier New" w:hint="default"/>
+      </w:rPr>
+    </w:lvl>
+    <w:lvl w:ilvl="5" w:tplc="0C070005" w:tentative="1">
+      <w:start w:val="1"/>
+      <w:numFmt w:val="bullet"/>
+      <w:lvlText w:val=""/>
+      <w:lvlJc w:val="left"/>
+      <w:pPr>
+        <w:ind w:left="4320" w:hanging="360"/>
+      </w:pPr>
+      <w:rPr>
+        <w:rFonts w:ascii="Wingdings" w:hAnsi="Wingdings" w:hint="default"/>
+      </w:rPr>
+    </w:lvl>
+    <w:lvl w:ilvl="6" w:tplc="0C070001" w:tentative="1">
+      <w:start w:val="1"/>
+      <w:numFmt w:val="bullet"/>
+      <w:lvlText w:val=""/>
+      <w:lvlJc w:val="left"/>
+      <w:pPr>
+        <w:ind w:left="5040" w:hanging="360"/>
+      </w:pPr>
+      <w:rPr>
+        <w:rFonts w:ascii="Symbol" w:hAnsi="Symbol" w:hint="default"/>
+      </w:rPr>
+    </w:lvl>
+    <w:lvl w:ilvl="7" w:tplc="0C070003" w:tentative="1">
+      <w:start w:val="1"/>
+      <w:numFmt w:val="bullet"/>
+      <w:lvlText w:val="o"/>
+      <w:lvlJc w:val="left"/>
+      <w:pPr>
+        <w:ind w:left="5760" w:hanging="360"/>
+      </w:pPr>
+      <w:rPr>
+        <w:rFonts w:ascii="Courier New" w:hAnsi="Courier New" w:cs="Courier New" w:hint="default"/>
+      </w:rPr>
+    </w:lvl>
+    <w:lvl w:ilvl="8" w:tplc="0C070005" w:tentative="1">
+      <w:start w:val="1"/>
+      <w:numFmt w:val="bullet"/>
+      <w:lvlText w:val=""/>
+      <w:lvlJc w:val="left"/>
+      <w:pPr>
+        <w:ind w:left="6480" w:hanging="360"/>
+      </w:pPr>
+      <w:rPr>
+        <w:rFonts w:ascii="Wingdings" w:hAnsi="Wingdings" w:hint="default"/>
+      </w:rPr>
+    </w:lvl>
+  </w:abstractNum>
+  <w:abstractNum w:abstractNumId="9" w15:restartNumberingAfterBreak="0">
+    <w:nsid w:val="39041E2D"/>
+    <w:multiLevelType w:val="hybridMultilevel"/>
+    <w:tmpl w:val="A21A5EDC"/>
+    <w:lvl w:ilvl="0" w:tplc="0C070001">
+      <w:start w:val="1"/>
+      <w:numFmt w:val="bullet"/>
+      <w:lvlText w:val=""/>
+      <w:lvlJc w:val="left"/>
+      <w:pPr>
+        <w:ind w:left="720" w:hanging="360"/>
+      </w:pPr>
+      <w:rPr>
+        <w:rFonts w:ascii="Symbol" w:hAnsi="Symbol" w:hint="default"/>
+      </w:rPr>
+    </w:lvl>
+    <w:lvl w:ilvl="1" w:tplc="0C070003">
+      <w:start w:val="1"/>
+      <w:numFmt w:val="bullet"/>
+      <w:lvlText w:val="o"/>
+      <w:lvlJc w:val="left"/>
+      <w:pPr>
+        <w:ind w:left="1440" w:hanging="360"/>
+      </w:pPr>
+      <w:rPr>
+        <w:rFonts w:ascii="Courier New" w:hAnsi="Courier New" w:cs="Courier New" w:hint="default"/>
+      </w:rPr>
+    </w:lvl>
+    <w:lvl w:ilvl="2" w:tplc="0C070005" w:tentative="1">
+      <w:start w:val="1"/>
+      <w:numFmt w:val="bullet"/>
+      <w:lvlText w:val=""/>
+      <w:lvlJc w:val="left"/>
+      <w:pPr>
+        <w:ind w:left="2160" w:hanging="360"/>
+      </w:pPr>
+      <w:rPr>
+        <w:rFonts w:ascii="Wingdings" w:hAnsi="Wingdings" w:hint="default"/>
+      </w:rPr>
+    </w:lvl>
+    <w:lvl w:ilvl="3" w:tplc="0C070001" w:tentative="1">
+      <w:start w:val="1"/>
+      <w:numFmt w:val="bullet"/>
+      <w:lvlText w:val=""/>
+      <w:lvlJc w:val="left"/>
+      <w:pPr>
+        <w:ind w:left="2880" w:hanging="360"/>
+      </w:pPr>
+      <w:rPr>
+        <w:rFonts w:ascii="Symbol" w:hAnsi="Symbol" w:hint="default"/>
+      </w:rPr>
+    </w:lvl>
+    <w:lvl w:ilvl="4" w:tplc="0C070003" w:tentative="1">
+      <w:start w:val="1"/>
+      <w:numFmt w:val="bullet"/>
+      <w:lvlText w:val="o"/>
+      <w:lvlJc w:val="left"/>
+      <w:pPr>
+        <w:ind w:left="3600" w:hanging="360"/>
+      </w:pPr>
+      <w:rPr>
+        <w:rFonts w:ascii="Courier New" w:hAnsi="Courier New" w:cs="Courier New" w:hint="default"/>
+      </w:rPr>
+    </w:lvl>
+    <w:lvl w:ilvl="5" w:tplc="0C070005" w:tentative="1">
+      <w:start w:val="1"/>
+      <w:numFmt w:val="bullet"/>
+      <w:lvlText w:val=""/>
+      <w:lvlJc w:val="left"/>
+      <w:pPr>
+        <w:ind w:left="4320" w:hanging="360"/>
+      </w:pPr>
+      <w:rPr>
+        <w:rFonts w:ascii="Wingdings" w:hAnsi="Wingdings" w:hint="default"/>
+      </w:rPr>
+    </w:lvl>
+    <w:lvl w:ilvl="6" w:tplc="0C070001" w:tentative="1">
+      <w:start w:val="1"/>
+      <w:numFmt w:val="bullet"/>
+      <w:lvlText w:val=""/>
+      <w:lvlJc w:val="left"/>
+      <w:pPr>
+        <w:ind w:left="5040" w:hanging="360"/>
+      </w:pPr>
+      <w:rPr>
+        <w:rFonts w:ascii="Symbol" w:hAnsi="Symbol" w:hint="default"/>
+      </w:rPr>
+    </w:lvl>
+    <w:lvl w:ilvl="7" w:tplc="0C070003" w:tentative="1">
+      <w:start w:val="1"/>
+      <w:numFmt w:val="bullet"/>
+      <w:lvlText w:val="o"/>
+      <w:lvlJc w:val="left"/>
+      <w:pPr>
+        <w:ind w:left="5760" w:hanging="360"/>
+      </w:pPr>
+      <w:rPr>
+        <w:rFonts w:ascii="Courier New" w:hAnsi="Courier New" w:cs="Courier New" w:hint="default"/>
+      </w:rPr>
+    </w:lvl>
+    <w:lvl w:ilvl="8" w:tplc="0C070005" w:tentative="1">
+      <w:start w:val="1"/>
+      <w:numFmt w:val="bullet"/>
+      <w:lvlText w:val=""/>
+      <w:lvlJc w:val="left"/>
+      <w:pPr>
+        <w:ind w:left="6480" w:hanging="360"/>
+      </w:pPr>
+      <w:rPr>
+        <w:rFonts w:ascii="Wingdings" w:hAnsi="Wingdings" w:hint="default"/>
+      </w:rPr>
+    </w:lvl>
+  </w:abstractNum>
+  <w:abstractNum w:abstractNumId="10" w15:restartNumberingAfterBreak="0">
+    <w:nsid w:val="449C57DA"/>
+    <w:multiLevelType w:val="hybridMultilevel"/>
+    <w:tmpl w:val="34D2E24A"/>
+    <w:lvl w:ilvl="0" w:tplc="52EA6190">
+      <w:numFmt w:val="bullet"/>
+      <w:lvlText w:val=""/>
+      <w:lvlJc w:val="left"/>
+      <w:pPr>
+        <w:ind w:left="720" w:hanging="360"/>
+      </w:pPr>
+      <w:rPr>
+        <w:rFonts w:ascii="Symbol" w:eastAsiaTheme="minorHAnsi" w:hAnsi="Symbol" w:cstheme="minorBidi" w:hint="default"/>
+      </w:rPr>
+    </w:lvl>
+    <w:lvl w:ilvl="1" w:tplc="0C070003" w:tentative="1">
+      <w:start w:val="1"/>
+      <w:numFmt w:val="bullet"/>
+      <w:lvlText w:val="o"/>
+      <w:lvlJc w:val="left"/>
+      <w:pPr>
+        <w:ind w:left="1440" w:hanging="360"/>
+      </w:pPr>
+      <w:rPr>
+        <w:rFonts w:ascii="Courier New" w:hAnsi="Courier New" w:cs="Courier New" w:hint="default"/>
+      </w:rPr>
+    </w:lvl>
+    <w:lvl w:ilvl="2" w:tplc="0C070005" w:tentative="1">
+      <w:start w:val="1"/>
+      <w:numFmt w:val="bullet"/>
+      <w:lvlText w:val=""/>
+      <w:lvlJc w:val="left"/>
+      <w:pPr>
+        <w:ind w:left="2160" w:hanging="360"/>
+      </w:pPr>
+      <w:rPr>
+        <w:rFonts w:ascii="Wingdings" w:hAnsi="Wingdings" w:hint="default"/>
+      </w:rPr>
+    </w:lvl>
+    <w:lvl w:ilvl="3" w:tplc="0C070001" w:tentative="1">
+      <w:start w:val="1"/>
+      <w:numFmt w:val="bullet"/>
+      <w:lvlText w:val=""/>
+      <w:lvlJc w:val="left"/>
+      <w:pPr>
+        <w:ind w:left="2880" w:hanging="360"/>
+      </w:pPr>
+      <w:rPr>
+        <w:rFonts w:ascii="Symbol" w:hAnsi="Symbol" w:hint="default"/>
+      </w:rPr>
+    </w:lvl>
+    <w:lvl w:ilvl="4" w:tplc="0C070003" w:tentative="1">
+      <w:start w:val="1"/>
+      <w:numFmt w:val="bullet"/>
+      <w:lvlText w:val="o"/>
+      <w:lvlJc w:val="left"/>
+      <w:pPr>
+        <w:ind w:left="3600" w:hanging="360"/>
+      </w:pPr>
+      <w:rPr>
+        <w:rFonts w:ascii="Courier New" w:hAnsi="Courier New" w:cs="Courier New" w:hint="default"/>
+      </w:rPr>
+    </w:lvl>
+    <w:lvl w:ilvl="5" w:tplc="0C070005" w:tentative="1">
+      <w:start w:val="1"/>
+      <w:numFmt w:val="bullet"/>
+      <w:lvlText w:val=""/>
+      <w:lvlJc w:val="left"/>
+      <w:pPr>
+        <w:ind w:left="4320" w:hanging="360"/>
+      </w:pPr>
+      <w:rPr>
+        <w:rFonts w:ascii="Wingdings" w:hAnsi="Wingdings" w:hint="default"/>
+      </w:rPr>
+    </w:lvl>
+    <w:lvl w:ilvl="6" w:tplc="0C070001" w:tentative="1">
+      <w:start w:val="1"/>
+      <w:numFmt w:val="bullet"/>
+      <w:lvlText w:val=""/>
+      <w:lvlJc w:val="left"/>
+      <w:pPr>
+        <w:ind w:left="5040" w:hanging="360"/>
+      </w:pPr>
+      <w:rPr>
+        <w:rFonts w:ascii="Symbol" w:hAnsi="Symbol" w:hint="default"/>
+      </w:rPr>
+    </w:lvl>
+    <w:lvl w:ilvl="7" w:tplc="0C070003" w:tentative="1">
+      <w:start w:val="1"/>
+      <w:numFmt w:val="bullet"/>
+      <w:lvlText w:val="o"/>
+      <w:lvlJc w:val="left"/>
+      <w:pPr>
+        <w:ind w:left="5760" w:hanging="360"/>
+      </w:pPr>
+      <w:rPr>
+        <w:rFonts w:ascii="Courier New" w:hAnsi="Courier New" w:cs="Courier New" w:hint="default"/>
+      </w:rPr>
+    </w:lvl>
+    <w:lvl w:ilvl="8" w:tplc="0C070005" w:tentative="1">
+      <w:start w:val="1"/>
+      <w:numFmt w:val="bullet"/>
+      <w:lvlText w:val=""/>
+      <w:lvlJc w:val="left"/>
+      <w:pPr>
+        <w:ind w:left="6480" w:hanging="360"/>
+      </w:pPr>
+      <w:rPr>
+        <w:rFonts w:ascii="Wingdings" w:hAnsi="Wingdings" w:hint="default"/>
+      </w:rPr>
+    </w:lvl>
+  </w:abstractNum>
+  <w:abstractNum w:abstractNumId="11" w15:restartNumberingAfterBreak="0">
+    <w:nsid w:val="46321CCB"/>
+    <w:multiLevelType w:val="multilevel"/>
+    <w:tmpl w:val="A8566D82"/>
+    <w:lvl w:ilvl="0">
+      <w:start w:val="1"/>
+      <w:numFmt w:val="bullet"/>
+      <w:pStyle w:val="Aufzhlung1"/>
+      <w:lvlText w:val=""/>
+      <w:lvlJc w:val="left"/>
+      <w:pPr>
+        <w:tabs>
+          <w:tab w:val="num" w:pos="360"/>
+        </w:tabs>
+        <w:ind w:left="360" w:hanging="360"/>
+      </w:pPr>
+      <w:rPr>
+        <w:rFonts w:ascii="Symbol" w:hAnsi="Symbol" w:hint="default"/>
+      </w:rPr>
+    </w:lvl>
+    <w:lvl w:ilvl="1">
+      <w:start w:val="1"/>
+      <w:numFmt w:val="bullet"/>
+      <w:lvlText w:val="o"/>
+      <w:lvlJc w:val="left"/>
+      <w:pPr>
+        <w:tabs>
+          <w:tab w:val="num" w:pos="1080"/>
+        </w:tabs>
+        <w:ind w:left="1080" w:hanging="360"/>
+      </w:pPr>
+      <w:rPr>
+        <w:rFonts w:ascii="Courier New" w:hAnsi="Courier New" w:cs="MS Outlook" w:hint="default"/>
+      </w:rPr>
+    </w:lvl>
+    <w:lvl w:ilvl="2" w:tentative="1">
+      <w:start w:val="1"/>
+      <w:numFmt w:val="bullet"/>
+      <w:lvlText w:val=""/>
+      <w:lvlJc w:val="left"/>
+      <w:pPr>
+        <w:tabs>
+          <w:tab w:val="num" w:pos="1800"/>
+        </w:tabs>
+        <w:ind w:left="1800" w:hanging="360"/>
+      </w:pPr>
+      <w:rPr>
+        <w:rFonts w:ascii="Wingdings" w:hAnsi="Wingdings" w:hint="default"/>
+      </w:rPr>
+    </w:lvl>
+    <w:lvl w:ilvl="3" w:tentative="1">
+      <w:start w:val="1"/>
+      <w:numFmt w:val="bullet"/>
+      <w:lvlText w:val=""/>
+      <w:lvlJc w:val="left"/>
+      <w:pPr>
+        <w:tabs>
+          <w:tab w:val="num" w:pos="2520"/>
+        </w:tabs>
+        <w:ind w:left="2520" w:hanging="360"/>
+      </w:pPr>
+      <w:rPr>
+        <w:rFonts w:ascii="Symbol" w:hAnsi="Symbol" w:hint="default"/>
+      </w:rPr>
+    </w:lvl>
+    <w:lvl w:ilvl="4" w:tentative="1">
+      <w:start w:val="1"/>
+      <w:numFmt w:val="bullet"/>
+      <w:lvlText w:val="o"/>
+      <w:lvlJc w:val="left"/>
+      <w:pPr>
+        <w:tabs>
+          <w:tab w:val="num" w:pos="3240"/>
+        </w:tabs>
+        <w:ind w:left="3240" w:hanging="360"/>
+      </w:pPr>
+      <w:rPr>
+        <w:rFonts w:ascii="Courier New" w:hAnsi="Courier New" w:cs="MS Outlook" w:hint="default"/>
+      </w:rPr>
+    </w:lvl>
+    <w:lvl w:ilvl="5" w:tentative="1">
+      <w:start w:val="1"/>
+      <w:numFmt w:val="bullet"/>
+      <w:lvlText w:val=""/>
+      <w:lvlJc w:val="left"/>
+      <w:pPr>
+        <w:tabs>
+          <w:tab w:val="num" w:pos="3960"/>
+        </w:tabs>
+        <w:ind w:left="3960" w:hanging="360"/>
+      </w:pPr>
+      <w:rPr>
+        <w:rFonts w:ascii="Wingdings" w:hAnsi="Wingdings" w:hint="default"/>
+      </w:rPr>
+    </w:lvl>
+    <w:lvl w:ilvl="6" w:tentative="1">
+      <w:start w:val="1"/>
+      <w:numFmt w:val="bullet"/>
+      <w:lvlText w:val=""/>
+      <w:lvlJc w:val="left"/>
+      <w:pPr>
+        <w:tabs>
+          <w:tab w:val="num" w:pos="4680"/>
+        </w:tabs>
+        <w:ind w:left="4680" w:hanging="360"/>
+      </w:pPr>
+      <w:rPr>
+        <w:rFonts w:ascii="Symbol" w:hAnsi="Symbol" w:hint="default"/>
+      </w:rPr>
+    </w:lvl>
+    <w:lvl w:ilvl="7" w:tentative="1">
+      <w:start w:val="1"/>
+      <w:numFmt w:val="bullet"/>
+      <w:lvlText w:val="o"/>
+      <w:lvlJc w:val="left"/>
+      <w:pPr>
+        <w:tabs>
+          <w:tab w:val="num" w:pos="5400"/>
+        </w:tabs>
+        <w:ind w:left="5400" w:hanging="360"/>
+      </w:pPr>
+      <w:rPr>
+        <w:rFonts w:ascii="Courier New" w:hAnsi="Courier New" w:cs="MS Outlook" w:hint="default"/>
+      </w:rPr>
+    </w:lvl>
+    <w:lvl w:ilvl="8" w:tentative="1">
+      <w:start w:val="1"/>
+      <w:numFmt w:val="bullet"/>
+      <w:lvlText w:val=""/>
+      <w:lvlJc w:val="left"/>
+      <w:pPr>
+        <w:tabs>
+          <w:tab w:val="num" w:pos="6120"/>
+        </w:tabs>
+        <w:ind w:left="6120" w:hanging="360"/>
+      </w:pPr>
+      <w:rPr>
+        <w:rFonts w:ascii="Wingdings" w:hAnsi="Wingdings" w:hint="default"/>
+      </w:rPr>
+    </w:lvl>
+  </w:abstractNum>
+  <w:abstractNum w:abstractNumId="12" w15:restartNumberingAfterBreak="0">
+    <w:nsid w:val="4B4C5F3C"/>
+    <w:multiLevelType w:val="hybridMultilevel"/>
+    <w:tmpl w:val="B81CA390"/>
+    <w:lvl w:ilvl="0" w:tplc="0C070001">
+      <w:start w:val="1"/>
+      <w:numFmt w:val="bullet"/>
+      <w:lvlText w:val=""/>
+      <w:lvlJc w:val="left"/>
+      <w:pPr>
+        <w:ind w:left="360" w:hanging="360"/>
+      </w:pPr>
+      <w:rPr>
+        <w:rFonts w:ascii="Symbol" w:hAnsi="Symbol" w:hint="default"/>
+      </w:rPr>
+    </w:lvl>
+    <w:lvl w:ilvl="1" w:tplc="0C070003" w:tentative="1">
+      <w:start w:val="1"/>
+      <w:numFmt w:val="bullet"/>
+      <w:lvlText w:val="o"/>
+      <w:lvlJc w:val="left"/>
+      <w:pPr>
+        <w:ind w:left="1080" w:hanging="360"/>
+      </w:pPr>
+      <w:rPr>
+        <w:rFonts w:ascii="Courier New" w:hAnsi="Courier New" w:cs="Courier New" w:hint="default"/>
+      </w:rPr>
+    </w:lvl>
+    <w:lvl w:ilvl="2" w:tplc="0C070005" w:tentative="1">
+      <w:start w:val="1"/>
+      <w:numFmt w:val="bullet"/>
+      <w:lvlText w:val=""/>
+      <w:lvlJc w:val="left"/>
+      <w:pPr>
+        <w:ind w:left="1800" w:hanging="360"/>
+      </w:pPr>
+      <w:rPr>
+        <w:rFonts w:ascii="Wingdings" w:hAnsi="Wingdings" w:hint="default"/>
+      </w:rPr>
+    </w:lvl>
+    <w:lvl w:ilvl="3" w:tplc="0C070001" w:tentative="1">
+      <w:start w:val="1"/>
+      <w:numFmt w:val="bullet"/>
+      <w:lvlText w:val=""/>
+      <w:lvlJc w:val="left"/>
+      <w:pPr>
+        <w:ind w:left="2520" w:hanging="360"/>
+      </w:pPr>
+      <w:rPr>
+        <w:rFonts w:ascii="Symbol" w:hAnsi="Symbol" w:hint="default"/>
+      </w:rPr>
+    </w:lvl>
+    <w:lvl w:ilvl="4" w:tplc="0C070003" w:tentative="1">
+      <w:start w:val="1"/>
+      <w:numFmt w:val="bullet"/>
+      <w:lvlText w:val="o"/>
+      <w:lvlJc w:val="left"/>
+      <w:pPr>
+        <w:ind w:left="3240" w:hanging="360"/>
+      </w:pPr>
+      <w:rPr>
+        <w:rFonts w:ascii="Courier New" w:hAnsi="Courier New" w:cs="Courier New" w:hint="default"/>
+      </w:rPr>
+    </w:lvl>
+    <w:lvl w:ilvl="5" w:tplc="0C070005" w:tentative="1">
+      <w:start w:val="1"/>
+      <w:numFmt w:val="bullet"/>
+      <w:lvlText w:val=""/>
+      <w:lvlJc w:val="left"/>
+      <w:pPr>
+        <w:ind w:left="3960" w:hanging="360"/>
+      </w:pPr>
+      <w:rPr>
+        <w:rFonts w:ascii="Wingdings" w:hAnsi="Wingdings" w:hint="default"/>
+      </w:rPr>
+    </w:lvl>
+    <w:lvl w:ilvl="6" w:tplc="0C070001" w:tentative="1">
+      <w:start w:val="1"/>
+      <w:numFmt w:val="bullet"/>
+      <w:lvlText w:val=""/>
+      <w:lvlJc w:val="left"/>
+      <w:pPr>
+        <w:ind w:left="4680" w:hanging="360"/>
+      </w:pPr>
+      <w:rPr>
+        <w:rFonts w:ascii="Symbol" w:hAnsi="Symbol" w:hint="default"/>
+      </w:rPr>
+    </w:lvl>
+    <w:lvl w:ilvl="7" w:tplc="0C070003" w:tentative="1">
+      <w:start w:val="1"/>
+      <w:numFmt w:val="bullet"/>
+      <w:lvlText w:val="o"/>
+      <w:lvlJc w:val="left"/>
+      <w:pPr>
+        <w:ind w:left="5400" w:hanging="360"/>
+      </w:pPr>
+      <w:rPr>
+        <w:rFonts w:ascii="Courier New" w:hAnsi="Courier New" w:cs="Courier New" w:hint="default"/>
+      </w:rPr>
+    </w:lvl>
+    <w:lvl w:ilvl="8" w:tplc="0C070005" w:tentative="1">
+      <w:start w:val="1"/>
+      <w:numFmt w:val="bullet"/>
+      <w:lvlText w:val=""/>
+      <w:lvlJc w:val="left"/>
+      <w:pPr>
+        <w:ind w:left="6120" w:hanging="360"/>
+      </w:pPr>
+      <w:rPr>
+        <w:rFonts w:ascii="Wingdings" w:hAnsi="Wingdings" w:hint="default"/>
+      </w:rPr>
+    </w:lvl>
+  </w:abstractNum>
+  <w:abstractNum w:abstractNumId="13" w15:restartNumberingAfterBreak="0">
+    <w:nsid w:val="54DC321F"/>
+    <w:multiLevelType w:val="hybridMultilevel"/>
+    <w:tmpl w:val="23002172"/>
+    <w:lvl w:ilvl="0" w:tplc="0C070001">
+      <w:start w:val="1"/>
+      <w:numFmt w:val="bullet"/>
+      <w:lvlText w:val=""/>
+      <w:lvlJc w:val="left"/>
+      <w:pPr>
+        <w:ind w:left="720" w:hanging="360"/>
+      </w:pPr>
+      <w:rPr>
+        <w:rFonts w:ascii="Symbol" w:hAnsi="Symbol" w:hint="default"/>
+      </w:rPr>
+    </w:lvl>
+    <w:lvl w:ilvl="1" w:tplc="0C070003" w:tentative="1">
+      <w:start w:val="1"/>
+      <w:numFmt w:val="bullet"/>
+      <w:lvlText w:val="o"/>
+      <w:lvlJc w:val="left"/>
+      <w:pPr>
+        <w:ind w:left="1440" w:hanging="360"/>
+      </w:pPr>
+      <w:rPr>
+        <w:rFonts w:ascii="Courier New" w:hAnsi="Courier New" w:cs="Courier New" w:hint="default"/>
+      </w:rPr>
+    </w:lvl>
+    <w:lvl w:ilvl="2" w:tplc="0C070005" w:tentative="1">
+      <w:start w:val="1"/>
+      <w:numFmt w:val="bullet"/>
+      <w:lvlText w:val=""/>
+      <w:lvlJc w:val="left"/>
+      <w:pPr>
+        <w:ind w:left="2160" w:hanging="360"/>
+      </w:pPr>
+      <w:rPr>
+        <w:rFonts w:ascii="Wingdings" w:hAnsi="Wingdings" w:hint="default"/>
+      </w:rPr>
+    </w:lvl>
+    <w:lvl w:ilvl="3" w:tplc="0C070001" w:tentative="1">
+      <w:start w:val="1"/>
+      <w:numFmt w:val="bullet"/>
+      <w:lvlText w:val=""/>
+      <w:lvlJc w:val="left"/>
+      <w:pPr>
+        <w:ind w:left="2880" w:hanging="360"/>
+      </w:pPr>
+      <w:rPr>
+        <w:rFonts w:ascii="Symbol" w:hAnsi="Symbol" w:hint="default"/>
+      </w:rPr>
+    </w:lvl>
+    <w:lvl w:ilvl="4" w:tplc="0C070003" w:tentative="1">
+      <w:start w:val="1"/>
+      <w:numFmt w:val="bullet"/>
+      <w:lvlText w:val="o"/>
+      <w:lvlJc w:val="left"/>
+      <w:pPr>
+        <w:ind w:left="3600" w:hanging="360"/>
+      </w:pPr>
+      <w:rPr>
+        <w:rFonts w:ascii="Courier New" w:hAnsi="Courier New" w:cs="Courier New" w:hint="default"/>
+      </w:rPr>
+    </w:lvl>
+    <w:lvl w:ilvl="5" w:tplc="0C070005" w:tentative="1">
+      <w:start w:val="1"/>
+      <w:numFmt w:val="bullet"/>
+      <w:lvlText w:val=""/>
+      <w:lvlJc w:val="left"/>
+      <w:pPr>
+        <w:ind w:left="4320" w:hanging="360"/>
+      </w:pPr>
+      <w:rPr>
+        <w:rFonts w:ascii="Wingdings" w:hAnsi="Wingdings" w:hint="default"/>
+      </w:rPr>
+    </w:lvl>
+    <w:lvl w:ilvl="6" w:tplc="0C070001" w:tentative="1">
+      <w:start w:val="1"/>
+      <w:numFmt w:val="bullet"/>
+      <w:lvlText w:val=""/>
+      <w:lvlJc w:val="left"/>
+      <w:pPr>
+        <w:ind w:left="5040" w:hanging="360"/>
+      </w:pPr>
+      <w:rPr>
+        <w:rFonts w:ascii="Symbol" w:hAnsi="Symbol" w:hint="default"/>
+      </w:rPr>
+    </w:lvl>
+    <w:lvl w:ilvl="7" w:tplc="0C070003" w:tentative="1">
+      <w:start w:val="1"/>
+      <w:numFmt w:val="bullet"/>
+      <w:lvlText w:val="o"/>
+      <w:lvlJc w:val="left"/>
+      <w:pPr>
+        <w:ind w:left="5760" w:hanging="360"/>
+      </w:pPr>
+      <w:rPr>
+        <w:rFonts w:ascii="Courier New" w:hAnsi="Courier New" w:cs="Courier New" w:hint="default"/>
+      </w:rPr>
+    </w:lvl>
+    <w:lvl w:ilvl="8" w:tplc="0C070005" w:tentative="1">
+      <w:start w:val="1"/>
+      <w:numFmt w:val="bullet"/>
+      <w:lvlText w:val=""/>
+      <w:lvlJc w:val="left"/>
+      <w:pPr>
+        <w:ind w:left="6480" w:hanging="360"/>
+      </w:pPr>
+      <w:rPr>
+        <w:rFonts w:ascii="Wingdings" w:hAnsi="Wingdings" w:hint="default"/>
+      </w:rPr>
+    </w:lvl>
+  </w:abstractNum>
+  <w:abstractNum w:abstractNumId="14" w15:restartNumberingAfterBreak="0">
+    <w:nsid w:val="583C3949"/>
+    <w:multiLevelType w:val="hybridMultilevel"/>
+    <w:tmpl w:val="E7B0EE8A"/>
+    <w:lvl w:ilvl="0" w:tplc="0C070001">
+      <w:start w:val="1"/>
+      <w:numFmt w:val="bullet"/>
+      <w:lvlText w:val=""/>
+      <w:lvlJc w:val="left"/>
+      <w:pPr>
+        <w:ind w:left="720" w:hanging="360"/>
+      </w:pPr>
+      <w:rPr>
+        <w:rFonts w:ascii="Symbol" w:hAnsi="Symbol" w:hint="default"/>
+      </w:rPr>
+    </w:lvl>
+    <w:lvl w:ilvl="1" w:tplc="0C070003" w:tentative="1">
+      <w:start w:val="1"/>
+      <w:numFmt w:val="bullet"/>
+      <w:lvlText w:val="o"/>
+      <w:lvlJc w:val="left"/>
+      <w:pPr>
+        <w:ind w:left="1440" w:hanging="360"/>
+      </w:pPr>
+      <w:rPr>
+        <w:rFonts w:ascii="Courier New" w:hAnsi="Courier New" w:cs="Courier New" w:hint="default"/>
+      </w:rPr>
+    </w:lvl>
+    <w:lvl w:ilvl="2" w:tplc="0C070005" w:tentative="1">
+      <w:start w:val="1"/>
+      <w:numFmt w:val="bullet"/>
+      <w:lvlText w:val=""/>
+      <w:lvlJc w:val="left"/>
+      <w:pPr>
+        <w:ind w:left="2160" w:hanging="360"/>
+      </w:pPr>
+      <w:rPr>
+        <w:rFonts w:ascii="Wingdings" w:hAnsi="Wingdings" w:hint="default"/>
+      </w:rPr>
+    </w:lvl>
+    <w:lvl w:ilvl="3" w:tplc="0C070001" w:tentative="1">
+      <w:start w:val="1"/>
+      <w:numFmt w:val="bullet"/>
+      <w:lvlText w:val=""/>
+      <w:lvlJc w:val="left"/>
+      <w:pPr>
+        <w:ind w:left="2880" w:hanging="360"/>
+      </w:pPr>
+      <w:rPr>
+        <w:rFonts w:ascii="Symbol" w:hAnsi="Symbol" w:hint="default"/>
+      </w:rPr>
+    </w:lvl>
+    <w:lvl w:ilvl="4" w:tplc="0C070003" w:tentative="1">
+      <w:start w:val="1"/>
+      <w:numFmt w:val="bullet"/>
+      <w:lvlText w:val="o"/>
+      <w:lvlJc w:val="left"/>
+      <w:pPr>
+        <w:ind w:left="3600" w:hanging="360"/>
+      </w:pPr>
+      <w:rPr>
+        <w:rFonts w:ascii="Courier New" w:hAnsi="Courier New" w:cs="Courier New" w:hint="default"/>
+      </w:rPr>
+    </w:lvl>
+    <w:lvl w:ilvl="5" w:tplc="0C070005" w:tentative="1">
+      <w:start w:val="1"/>
+      <w:numFmt w:val="bullet"/>
+      <w:lvlText w:val=""/>
+      <w:lvlJc w:val="left"/>
+      <w:pPr>
+        <w:ind w:left="4320" w:hanging="360"/>
+      </w:pPr>
+      <w:rPr>
+        <w:rFonts w:ascii="Wingdings" w:hAnsi="Wingdings" w:hint="default"/>
+      </w:rPr>
+    </w:lvl>
+    <w:lvl w:ilvl="6" w:tplc="0C070001" w:tentative="1">
+      <w:start w:val="1"/>
+      <w:numFmt w:val="bullet"/>
+      <w:lvlText w:val=""/>
+      <w:lvlJc w:val="left"/>
+      <w:pPr>
+        <w:ind w:left="5040" w:hanging="360"/>
+      </w:pPr>
+      <w:rPr>
+        <w:rFonts w:ascii="Symbol" w:hAnsi="Symbol" w:hint="default"/>
+      </w:rPr>
+    </w:lvl>
+    <w:lvl w:ilvl="7" w:tplc="0C070003" w:tentative="1">
+      <w:start w:val="1"/>
+      <w:numFmt w:val="bullet"/>
+      <w:lvlText w:val="o"/>
+      <w:lvlJc w:val="left"/>
+      <w:pPr>
+        <w:ind w:left="5760" w:hanging="360"/>
+      </w:pPr>
+      <w:rPr>
+        <w:rFonts w:ascii="Courier New" w:hAnsi="Courier New" w:cs="Courier New" w:hint="default"/>
+      </w:rPr>
+    </w:lvl>
+    <w:lvl w:ilvl="8" w:tplc="0C070005" w:tentative="1">
+      <w:start w:val="1"/>
+      <w:numFmt w:val="bullet"/>
+      <w:lvlText w:val=""/>
+      <w:lvlJc w:val="left"/>
+      <w:pPr>
+        <w:ind w:left="6480" w:hanging="360"/>
+      </w:pPr>
+      <w:rPr>
+        <w:rFonts w:ascii="Wingdings" w:hAnsi="Wingdings" w:hint="default"/>
+      </w:rPr>
+    </w:lvl>
+  </w:abstractNum>
+  <w:abstractNum w:abstractNumId="15" w15:restartNumberingAfterBreak="0">
+    <w:nsid w:val="63127570"/>
+    <w:multiLevelType w:val="hybridMultilevel"/>
+    <w:tmpl w:val="4A44A094"/>
+    <w:lvl w:ilvl="0" w:tplc="0C070001">
+      <w:start w:val="1"/>
+      <w:numFmt w:val="bullet"/>
+      <w:lvlText w:val=""/>
+      <w:lvlJc w:val="left"/>
+      <w:pPr>
+        <w:ind w:left="720" w:hanging="360"/>
+      </w:pPr>
+      <w:rPr>
+        <w:rFonts w:ascii="Symbol" w:hAnsi="Symbol" w:hint="default"/>
+      </w:rPr>
+    </w:lvl>
+    <w:lvl w:ilvl="1" w:tplc="0C070003">
+      <w:start w:val="1"/>
+      <w:numFmt w:val="bullet"/>
+      <w:lvlText w:val="o"/>
+      <w:lvlJc w:val="left"/>
+      <w:pPr>
+        <w:ind w:left="1440" w:hanging="360"/>
+      </w:pPr>
+      <w:rPr>
+        <w:rFonts w:ascii="Courier New" w:hAnsi="Courier New" w:cs="Courier New" w:hint="default"/>
+      </w:rPr>
+    </w:lvl>
+    <w:lvl w:ilvl="2" w:tplc="0C070005" w:tentative="1">
+      <w:start w:val="1"/>
+      <w:numFmt w:val="bullet"/>
+      <w:lvlText w:val=""/>
+      <w:lvlJc w:val="left"/>
+      <w:pPr>
+        <w:ind w:left="2160" w:hanging="360"/>
+      </w:pPr>
+      <w:rPr>
+        <w:rFonts w:ascii="Wingdings" w:hAnsi="Wingdings" w:hint="default"/>
+      </w:rPr>
+    </w:lvl>
+    <w:lvl w:ilvl="3" w:tplc="0C070001" w:tentative="1">
+      <w:start w:val="1"/>
+      <w:numFmt w:val="bullet"/>
+      <w:lvlText w:val=""/>
+      <w:lvlJc w:val="left"/>
+      <w:pPr>
+        <w:ind w:left="2880" w:hanging="360"/>
+      </w:pPr>
+      <w:rPr>
+        <w:rFonts w:ascii="Symbol" w:hAnsi="Symbol" w:hint="default"/>
+      </w:rPr>
+    </w:lvl>
+    <w:lvl w:ilvl="4" w:tplc="0C070003" w:tentative="1">
+      <w:start w:val="1"/>
+      <w:numFmt w:val="bullet"/>
+      <w:lvlText w:val="o"/>
+      <w:lvlJc w:val="left"/>
+      <w:pPr>
+        <w:ind w:left="3600" w:hanging="360"/>
+      </w:pPr>
+      <w:rPr>
+        <w:rFonts w:ascii="Courier New" w:hAnsi="Courier New" w:cs="Courier New" w:hint="default"/>
+      </w:rPr>
+    </w:lvl>
+    <w:lvl w:ilvl="5" w:tplc="0C070005" w:tentative="1">
+      <w:start w:val="1"/>
+      <w:numFmt w:val="bullet"/>
+      <w:lvlText w:val=""/>
+      <w:lvlJc w:val="left"/>
+      <w:pPr>
+        <w:ind w:left="4320" w:hanging="360"/>
+      </w:pPr>
+      <w:rPr>
+        <w:rFonts w:ascii="Wingdings" w:hAnsi="Wingdings" w:hint="default"/>
+      </w:rPr>
+    </w:lvl>
+    <w:lvl w:ilvl="6" w:tplc="0C070001" w:tentative="1">
+      <w:start w:val="1"/>
+      <w:numFmt w:val="bullet"/>
+      <w:lvlText w:val=""/>
+      <w:lvlJc w:val="left"/>
+      <w:pPr>
+        <w:ind w:left="5040" w:hanging="360"/>
+      </w:pPr>
+      <w:rPr>
+        <w:rFonts w:ascii="Symbol" w:hAnsi="Symbol" w:hint="default"/>
+      </w:rPr>
+    </w:lvl>
+    <w:lvl w:ilvl="7" w:tplc="0C070003" w:tentative="1">
+      <w:start w:val="1"/>
+      <w:numFmt w:val="bullet"/>
+      <w:lvlText w:val="o"/>
+      <w:lvlJc w:val="left"/>
+      <w:pPr>
+        <w:ind w:left="5760" w:hanging="360"/>
+      </w:pPr>
+      <w:rPr>
+        <w:rFonts w:ascii="Courier New" w:hAnsi="Courier New" w:cs="Courier New" w:hint="default"/>
+      </w:rPr>
+    </w:lvl>
+    <w:lvl w:ilvl="8" w:tplc="0C070005" w:tentative="1">
+      <w:start w:val="1"/>
+      <w:numFmt w:val="bullet"/>
+      <w:lvlText w:val=""/>
+      <w:lvlJc w:val="left"/>
+      <w:pPr>
+        <w:ind w:left="6480" w:hanging="360"/>
+      </w:pPr>
+      <w:rPr>
+        <w:rFonts w:ascii="Wingdings" w:hAnsi="Wingdings" w:hint="default"/>
+      </w:rPr>
+    </w:lvl>
+  </w:abstractNum>
+  <w:abstractNum w:abstractNumId="16" w15:restartNumberingAfterBreak="0">
+    <w:nsid w:val="6962113D"/>
+    <w:multiLevelType w:val="hybridMultilevel"/>
+    <w:tmpl w:val="10F03594"/>
+    <w:lvl w:ilvl="0" w:tplc="0C070001">
+      <w:start w:val="1"/>
+      <w:numFmt w:val="bullet"/>
+      <w:lvlText w:val=""/>
+      <w:lvlJc w:val="left"/>
+      <w:pPr>
+        <w:ind w:left="720" w:hanging="360"/>
+      </w:pPr>
+      <w:rPr>
+        <w:rFonts w:ascii="Symbol" w:hAnsi="Symbol" w:hint="default"/>
+      </w:rPr>
+    </w:lvl>
+    <w:lvl w:ilvl="1" w:tplc="0C070003">
+      <w:start w:val="1"/>
+      <w:numFmt w:val="bullet"/>
+      <w:lvlText w:val="o"/>
+      <w:lvlJc w:val="left"/>
+      <w:pPr>
+        <w:ind w:left="1440" w:hanging="360"/>
+      </w:pPr>
+      <w:rPr>
+        <w:rFonts w:ascii="Courier New" w:hAnsi="Courier New" w:cs="Courier New" w:hint="default"/>
+      </w:rPr>
+    </w:lvl>
+    <w:lvl w:ilvl="2" w:tplc="0C070005" w:tentative="1">
+      <w:start w:val="1"/>
+      <w:numFmt w:val="bullet"/>
+      <w:lvlText w:val=""/>
+      <w:lvlJc w:val="left"/>
+      <w:pPr>
+        <w:ind w:left="2160" w:hanging="360"/>
+      </w:pPr>
+      <w:rPr>
+        <w:rFonts w:ascii="Wingdings" w:hAnsi="Wingdings" w:hint="default"/>
+      </w:rPr>
+    </w:lvl>
+    <w:lvl w:ilvl="3" w:tplc="0C070001" w:tentative="1">
+      <w:start w:val="1"/>
+      <w:numFmt w:val="bullet"/>
+      <w:lvlText w:val=""/>
+      <w:lvlJc w:val="left"/>
+      <w:pPr>
+        <w:ind w:left="2880" w:hanging="360"/>
+      </w:pPr>
+      <w:rPr>
+        <w:rFonts w:ascii="Symbol" w:hAnsi="Symbol" w:hint="default"/>
+      </w:rPr>
+    </w:lvl>
+    <w:lvl w:ilvl="4" w:tplc="0C070003" w:tentative="1">
+      <w:start w:val="1"/>
+      <w:numFmt w:val="bullet"/>
+      <w:lvlText w:val="o"/>
+      <w:lvlJc w:val="left"/>
+      <w:pPr>
+        <w:ind w:left="3600" w:hanging="360"/>
+      </w:pPr>
+      <w:rPr>
+        <w:rFonts w:ascii="Courier New" w:hAnsi="Courier New" w:cs="Courier New" w:hint="default"/>
+      </w:rPr>
+    </w:lvl>
+    <w:lvl w:ilvl="5" w:tplc="0C070005" w:tentative="1">
+      <w:start w:val="1"/>
+      <w:numFmt w:val="bullet"/>
+      <w:lvlText w:val=""/>
+      <w:lvlJc w:val="left"/>
+      <w:pPr>
+        <w:ind w:left="4320" w:hanging="360"/>
+      </w:pPr>
+      <w:rPr>
+        <w:rFonts w:ascii="Wingdings" w:hAnsi="Wingdings" w:hint="default"/>
+      </w:rPr>
+    </w:lvl>
+    <w:lvl w:ilvl="6" w:tplc="0C070001" w:tentative="1">
+      <w:start w:val="1"/>
+      <w:numFmt w:val="bullet"/>
+      <w:lvlText w:val=""/>
+      <w:lvlJc w:val="left"/>
+      <w:pPr>
+        <w:ind w:left="5040" w:hanging="360"/>
+      </w:pPr>
+      <w:rPr>
+        <w:rFonts w:ascii="Symbol" w:hAnsi="Symbol" w:hint="default"/>
+      </w:rPr>
+    </w:lvl>
+    <w:lvl w:ilvl="7" w:tplc="0C070003" w:tentative="1">
+      <w:start w:val="1"/>
+      <w:numFmt w:val="bullet"/>
+      <w:lvlText w:val="o"/>
+      <w:lvlJc w:val="left"/>
+      <w:pPr>
+        <w:ind w:left="5760" w:hanging="360"/>
+      </w:pPr>
+      <w:rPr>
+        <w:rFonts w:ascii="Courier New" w:hAnsi="Courier New" w:cs="Courier New" w:hint="default"/>
+      </w:rPr>
+    </w:lvl>
+    <w:lvl w:ilvl="8" w:tplc="0C070005" w:tentative="1">
+      <w:start w:val="1"/>
+      <w:numFmt w:val="bullet"/>
+      <w:lvlText w:val=""/>
+      <w:lvlJc w:val="left"/>
+      <w:pPr>
+        <w:ind w:left="6480" w:hanging="360"/>
+      </w:pPr>
+      <w:rPr>
+        <w:rFonts w:ascii="Wingdings" w:hAnsi="Wingdings" w:hint="default"/>
+      </w:rPr>
+    </w:lvl>
+  </w:abstractNum>
+  <w:abstractNum w:abstractNumId="17" w15:restartNumberingAfterBreak="0">
     <w:nsid w:val="7DFA40A9"/>
     <w:multiLevelType w:val="hybridMultilevel"/>
     <w:tmpl w:val="3862594C"/>
@@ -801,20 +3728,65 @@
       </w:rPr>
     </w:lvl>
   </w:abstractNum>
-  <w:num w:numId="1">
+  <w:num w:numId="1" w16cid:durableId="2021076687">
+    <w:abstractNumId w:val="4"/>
+  </w:num>
+  <w:num w:numId="2" w16cid:durableId="1095974905">
+    <w:abstractNumId w:val="3"/>
+  </w:num>
+  <w:num w:numId="3" w16cid:durableId="1180582744">
+    <w:abstractNumId w:val="2"/>
+  </w:num>
+  <w:num w:numId="4" w16cid:durableId="1422991691">
+    <w:abstractNumId w:val="0"/>
+  </w:num>
+  <w:num w:numId="5" w16cid:durableId="142435493">
+    <w:abstractNumId w:val="5"/>
+  </w:num>
+  <w:num w:numId="6" w16cid:durableId="594362056">
+    <w:abstractNumId w:val="7"/>
+  </w:num>
+  <w:num w:numId="7" w16cid:durableId="417598309">
+    <w:abstractNumId w:val="6"/>
+  </w:num>
+  <w:num w:numId="8" w16cid:durableId="869955629">
+    <w:abstractNumId w:val="13"/>
+  </w:num>
+  <w:num w:numId="9" w16cid:durableId="1610236392">
+    <w:abstractNumId w:val="10"/>
+  </w:num>
+  <w:num w:numId="10" w16cid:durableId="58863995">
+    <w:abstractNumId w:val="11"/>
+  </w:num>
+  <w:num w:numId="11" w16cid:durableId="613682301">
+    <w:abstractNumId w:val="9"/>
+  </w:num>
+  <w:num w:numId="12" w16cid:durableId="1005479835">
+    <w:abstractNumId w:val="16"/>
+  </w:num>
+  <w:num w:numId="13" w16cid:durableId="190460402">
+    <w:abstractNumId w:val="15"/>
+  </w:num>
+  <w:num w:numId="14" w16cid:durableId="1012956612">
+    <w:abstractNumId w:val="8"/>
+  </w:num>
+  <w:num w:numId="15" w16cid:durableId="2122720045">
     <w:abstractNumId w:val="1"/>
   </w:num>
-  <w:num w:numId="2">
-    <w:abstractNumId w:val="0"/>
+  <w:num w:numId="16" w16cid:durableId="1245647094">
+    <w:abstractNumId w:val="12"/>
   </w:num>
-  <w:num w:numId="3">
-    <w:abstractNumId w:val="2"/>
+  <w:num w:numId="17" w16cid:durableId="1635137568">
+    <w:abstractNumId w:val="17"/>
+  </w:num>
+  <w:num w:numId="18" w16cid:durableId="1677224472">
+    <w:abstractNumId w:val="14"/>
   </w:num>
 </w:numbering>
 </file>
 
 <file path=word/styles.xml><?xml version="1.0" encoding="utf-8"?>
-<w:styles xmlns:mc="http://schemas.openxmlformats.org/markup-compatibility/2006" xmlns:r="http://schemas.openxmlformats.org/officeDocument/2006/relationships" xmlns:w="http://schemas.openxmlformats.org/wordprocessingml/2006/main" xmlns:w14="http://schemas.microsoft.com/office/word/2010/wordml" xmlns:w15="http://schemas.microsoft.com/office/word/2012/wordml" mc:Ignorable="w14 w15">
+<w:styles xmlns:mc="http://schemas.openxmlformats.org/markup-compatibility/2006" xmlns:r="http://schemas.openxmlformats.org/officeDocument/2006/relationships" xmlns:w="http://schemas.openxmlformats.org/wordprocessingml/2006/main" xmlns:w14="http://schemas.microsoft.com/office/word/2010/wordml" xmlns:w15="http://schemas.microsoft.com/office/word/2012/wordml" xmlns:w16cex="http://schemas.microsoft.com/office/word/2018/wordml/cex" xmlns:w16cid="http://schemas.microsoft.com/office/word/2016/wordml/cid" xmlns:w16="http://schemas.microsoft.com/office/word/2018/wordml" xmlns:w16du="http://schemas.microsoft.com/office/word/2023/wordml/word16du" xmlns:w16sdtdh="http://schemas.microsoft.com/office/word/2020/wordml/sdtdatahash" xmlns:w16se="http://schemas.microsoft.com/office/word/2015/wordml/symex" mc:Ignorable="w14 w15 w16se w16cid w16 w16cex w16sdtdh w16du">
   <w:docDefaults>
     <w:rPrDefault>
       <w:rPr>
@@ -830,7 +3802,7 @@
       </w:pPr>
     </w:pPrDefault>
   </w:docDefaults>
-  <w:latentStyles w:defLockedState="0" w:defUIPriority="99" w:defSemiHidden="0" w:defUnhideWhenUsed="0" w:defQFormat="0" w:count="371">
+  <w:latentStyles w:defLockedState="0" w:defUIPriority="99" w:defSemiHidden="0" w:defUnhideWhenUsed="0" w:defQFormat="0" w:count="376">
     <w:lsdException w:name="Normal" w:uiPriority="0" w:qFormat="1"/>
     <w:lsdException w:name="heading 1" w:uiPriority="9" w:qFormat="1"/>
     <w:lsdException w:name="heading 2" w:semiHidden="1" w:uiPriority="9" w:unhideWhenUsed="1" w:qFormat="1"/>
@@ -916,7 +3888,7 @@
     <w:lsdException w:name="Body Text Indent 2" w:semiHidden="1" w:unhideWhenUsed="1"/>
     <w:lsdException w:name="Body Text Indent 3" w:semiHidden="1" w:unhideWhenUsed="1"/>
     <w:lsdException w:name="Block Text" w:semiHidden="1" w:unhideWhenUsed="1"/>
-    <w:lsdException w:name="Hyperlink" w:semiHidden="1" w:unhideWhenUsed="1"/>
+    <w:lsdException w:name="Hyperlink" w:semiHidden="1" w:uiPriority="0" w:unhideWhenUsed="1"/>
     <w:lsdException w:name="FollowedHyperlink" w:semiHidden="1" w:unhideWhenUsed="1"/>
     <w:lsdException w:name="Strong" w:uiPriority="22" w:qFormat="1"/>
     <w:lsdException w:name="Emphasis" w:uiPriority="20" w:qFormat="1"/>
@@ -985,7 +3957,7 @@
     <w:lsdException w:name="Table Web 2" w:semiHidden="1" w:unhideWhenUsed="1"/>
     <w:lsdException w:name="Table Web 3" w:semiHidden="1" w:unhideWhenUsed="1"/>
     <w:lsdException w:name="Balloon Text" w:semiHidden="1" w:unhideWhenUsed="1"/>
-    <w:lsdException w:name="Table Grid" w:uiPriority="39"/>
+    <w:lsdException w:name="Table Grid" w:uiPriority="0"/>
     <w:lsdException w:name="Table Theme" w:semiHidden="1" w:unhideWhenUsed="1"/>
     <w:lsdException w:name="Placeholder Text" w:semiHidden="1"/>
     <w:lsdException w:name="No Spacing" w:uiPriority="1" w:qFormat="1"/>
@@ -1202,10 +4174,22 @@
     <w:lsdException w:name="List Table 5 Dark Accent 6" w:uiPriority="50"/>
     <w:lsdException w:name="List Table 6 Colorful Accent 6" w:uiPriority="51"/>
     <w:lsdException w:name="List Table 7 Colorful Accent 6" w:uiPriority="52"/>
+    <w:lsdException w:name="Mention" w:semiHidden="1" w:unhideWhenUsed="1"/>
+    <w:lsdException w:name="Smart Hyperlink" w:semiHidden="1" w:unhideWhenUsed="1"/>
+    <w:lsdException w:name="Hashtag" w:semiHidden="1" w:unhideWhenUsed="1"/>
+    <w:lsdException w:name="Unresolved Mention" w:semiHidden="1" w:unhideWhenUsed="1"/>
+    <w:lsdException w:name="Smart Link" w:semiHidden="1" w:unhideWhenUsed="1"/>
   </w:latentStyles>
   <w:style w:type="paragraph" w:default="1" w:styleId="Standard">
     <w:name w:val="Normal"/>
     <w:qFormat/>
+    <w:rsid w:val="00A503FC"/>
+    <w:pPr>
+      <w:spacing w:after="200" w:line="276" w:lineRule="auto"/>
+    </w:pPr>
+    <w:rPr>
+      <w:sz w:val="24"/>
+    </w:rPr>
   </w:style>
   <w:style w:type="paragraph" w:styleId="berschrift1">
     <w:name w:val="heading 1"/>
@@ -1214,7 +4198,7 @@
     <w:link w:val="berschrift1Zchn"/>
     <w:uiPriority w:val="9"/>
     <w:qFormat/>
-    <w:rsid w:val="00C3392E"/>
+    <w:rsid w:val="004B038D"/>
     <w:pPr>
       <w:keepNext/>
       <w:keepLines/>
@@ -1228,10 +4212,78 @@
       <w:szCs w:val="32"/>
     </w:rPr>
   </w:style>
+  <w:style w:type="paragraph" w:styleId="berschrift2">
+    <w:name w:val="heading 2"/>
+    <w:basedOn w:val="Standard"/>
+    <w:next w:val="Standard"/>
+    <w:link w:val="berschrift2Zchn"/>
+    <w:uiPriority w:val="9"/>
+    <w:unhideWhenUsed/>
+    <w:qFormat/>
+    <w:rsid w:val="0083473C"/>
+    <w:pPr>
+      <w:keepNext/>
+      <w:keepLines/>
+      <w:spacing w:before="200" w:after="0"/>
+      <w:outlineLvl w:val="1"/>
+    </w:pPr>
+    <w:rPr>
+      <w:rFonts w:asciiTheme="majorHAnsi" w:eastAsiaTheme="majorEastAsia" w:hAnsiTheme="majorHAnsi" w:cstheme="majorBidi"/>
+      <w:b/>
+      <w:bCs/>
+      <w:color w:val="5B9BD5" w:themeColor="accent1"/>
+      <w:sz w:val="26"/>
+      <w:szCs w:val="26"/>
+    </w:rPr>
+  </w:style>
+  <w:style w:type="paragraph" w:styleId="berschrift3">
+    <w:name w:val="heading 3"/>
+    <w:basedOn w:val="Standard"/>
+    <w:next w:val="Standard"/>
+    <w:link w:val="berschrift3Zchn"/>
+    <w:uiPriority w:val="9"/>
+    <w:semiHidden/>
+    <w:unhideWhenUsed/>
+    <w:qFormat/>
+    <w:rsid w:val="00A862DA"/>
+    <w:pPr>
+      <w:keepNext/>
+      <w:keepLines/>
+      <w:spacing w:before="40" w:after="0"/>
+      <w:outlineLvl w:val="2"/>
+    </w:pPr>
+    <w:rPr>
+      <w:rFonts w:asciiTheme="majorHAnsi" w:eastAsiaTheme="majorEastAsia" w:hAnsiTheme="majorHAnsi" w:cstheme="majorBidi"/>
+      <w:color w:val="1F4D78" w:themeColor="accent1" w:themeShade="7F"/>
+      <w:szCs w:val="24"/>
+    </w:rPr>
+  </w:style>
+  <w:style w:type="paragraph" w:styleId="berschrift4">
+    <w:name w:val="heading 4"/>
+    <w:basedOn w:val="Standard"/>
+    <w:next w:val="Standard"/>
+    <w:link w:val="berschrift4Zchn"/>
+    <w:uiPriority w:val="9"/>
+    <w:semiHidden/>
+    <w:unhideWhenUsed/>
+    <w:qFormat/>
+    <w:rsid w:val="007F1466"/>
+    <w:pPr>
+      <w:keepNext/>
+      <w:keepLines/>
+      <w:spacing w:before="40" w:after="0"/>
+      <w:outlineLvl w:val="3"/>
+    </w:pPr>
+    <w:rPr>
+      <w:rFonts w:asciiTheme="majorHAnsi" w:eastAsiaTheme="majorEastAsia" w:hAnsiTheme="majorHAnsi" w:cstheme="majorBidi"/>
+      <w:i/>
+      <w:iCs/>
+      <w:color w:val="2E74B5" w:themeColor="accent1" w:themeShade="BF"/>
+    </w:rPr>
+  </w:style>
   <w:style w:type="character" w:default="1" w:styleId="Absatz-Standardschriftart">
     <w:name w:val="Default Paragraph Font"/>
     <w:uiPriority w:val="1"/>
-    <w:semiHidden/>
     <w:unhideWhenUsed/>
   </w:style>
   <w:style w:type="table" w:default="1" w:styleId="NormaleTabelle">
@@ -1255,15 +4307,131 @@
     <w:semiHidden/>
     <w:unhideWhenUsed/>
   </w:style>
+  <w:style w:type="paragraph" w:styleId="Kopfzeile">
+    <w:name w:val="header"/>
+    <w:basedOn w:val="Standard"/>
+    <w:link w:val="KopfzeileZchn"/>
+    <w:uiPriority w:val="99"/>
+    <w:unhideWhenUsed/>
+    <w:rsid w:val="004E322A"/>
+    <w:pPr>
+      <w:tabs>
+        <w:tab w:val="center" w:pos="4536"/>
+        <w:tab w:val="right" w:pos="9072"/>
+      </w:tabs>
+      <w:spacing w:after="0" w:line="240" w:lineRule="auto"/>
+    </w:pPr>
+  </w:style>
+  <w:style w:type="character" w:customStyle="1" w:styleId="KopfzeileZchn">
+    <w:name w:val="Kopfzeile Zchn"/>
+    <w:basedOn w:val="Absatz-Standardschriftart"/>
+    <w:link w:val="Kopfzeile"/>
+    <w:uiPriority w:val="99"/>
+    <w:rsid w:val="004E322A"/>
+  </w:style>
+  <w:style w:type="paragraph" w:styleId="Fuzeile">
+    <w:name w:val="footer"/>
+    <w:basedOn w:val="Standard"/>
+    <w:link w:val="FuzeileZchn"/>
+    <w:uiPriority w:val="99"/>
+    <w:unhideWhenUsed/>
+    <w:rsid w:val="004E322A"/>
+    <w:pPr>
+      <w:tabs>
+        <w:tab w:val="center" w:pos="4536"/>
+        <w:tab w:val="right" w:pos="9072"/>
+      </w:tabs>
+      <w:spacing w:after="0" w:line="240" w:lineRule="auto"/>
+    </w:pPr>
+  </w:style>
+  <w:style w:type="character" w:customStyle="1" w:styleId="FuzeileZchn">
+    <w:name w:val="Fußzeile Zchn"/>
+    <w:basedOn w:val="Absatz-Standardschriftart"/>
+    <w:link w:val="Fuzeile"/>
+    <w:uiPriority w:val="99"/>
+    <w:rsid w:val="004E322A"/>
+  </w:style>
+  <w:style w:type="paragraph" w:styleId="Sprechblasentext">
+    <w:name w:val="Balloon Text"/>
+    <w:basedOn w:val="Standard"/>
+    <w:link w:val="SprechblasentextZchn"/>
+    <w:uiPriority w:val="99"/>
+    <w:semiHidden/>
+    <w:unhideWhenUsed/>
+    <w:rsid w:val="004E322A"/>
+    <w:pPr>
+      <w:spacing w:after="0" w:line="240" w:lineRule="auto"/>
+    </w:pPr>
+    <w:rPr>
+      <w:rFonts w:ascii="Segoe UI" w:hAnsi="Segoe UI" w:cs="Segoe UI"/>
+      <w:sz w:val="18"/>
+      <w:szCs w:val="18"/>
+    </w:rPr>
+  </w:style>
+  <w:style w:type="character" w:customStyle="1" w:styleId="SprechblasentextZchn">
+    <w:name w:val="Sprechblasentext Zchn"/>
+    <w:basedOn w:val="Absatz-Standardschriftart"/>
+    <w:link w:val="Sprechblasentext"/>
+    <w:uiPriority w:val="99"/>
+    <w:semiHidden/>
+    <w:rsid w:val="004E322A"/>
+    <w:rPr>
+      <w:rFonts w:ascii="Segoe UI" w:hAnsi="Segoe UI" w:cs="Segoe UI"/>
+      <w:sz w:val="18"/>
+      <w:szCs w:val="18"/>
+    </w:rPr>
+  </w:style>
+  <w:style w:type="table" w:styleId="Tabellenraster">
+    <w:name w:val="Table Grid"/>
+    <w:basedOn w:val="NormaleTabelle"/>
+    <w:rsid w:val="004E322A"/>
+    <w:pPr>
+      <w:spacing w:after="0" w:line="240" w:lineRule="auto"/>
+    </w:pPr>
+    <w:tblPr>
+      <w:tblBorders>
+        <w:top w:val="single" w:sz="4" w:space="0" w:color="auto"/>
+        <w:left w:val="single" w:sz="4" w:space="0" w:color="auto"/>
+        <w:bottom w:val="single" w:sz="4" w:space="0" w:color="auto"/>
+        <w:right w:val="single" w:sz="4" w:space="0" w:color="auto"/>
+        <w:insideH w:val="single" w:sz="4" w:space="0" w:color="auto"/>
+        <w:insideV w:val="single" w:sz="4" w:space="0" w:color="auto"/>
+      </w:tblBorders>
+    </w:tblPr>
+  </w:style>
+  <w:style w:type="character" w:customStyle="1" w:styleId="berschrift2Zchn">
+    <w:name w:val="Überschrift 2 Zchn"/>
+    <w:basedOn w:val="Absatz-Standardschriftart"/>
+    <w:link w:val="berschrift2"/>
+    <w:uiPriority w:val="9"/>
+    <w:rsid w:val="0083473C"/>
+    <w:rPr>
+      <w:rFonts w:asciiTheme="majorHAnsi" w:eastAsiaTheme="majorEastAsia" w:hAnsiTheme="majorHAnsi" w:cstheme="majorBidi"/>
+      <w:b/>
+      <w:bCs/>
+      <w:color w:val="5B9BD5" w:themeColor="accent1"/>
+      <w:sz w:val="26"/>
+      <w:szCs w:val="26"/>
+    </w:rPr>
+  </w:style>
   <w:style w:type="paragraph" w:styleId="Listenabsatz">
     <w:name w:val="List Paragraph"/>
     <w:basedOn w:val="Standard"/>
     <w:uiPriority w:val="34"/>
     <w:qFormat/>
-    <w:rsid w:val="00C3392E"/>
+    <w:rsid w:val="0083473C"/>
     <w:pPr>
       <w:ind w:left="720"/>
       <w:contextualSpacing/>
+    </w:pPr>
+  </w:style>
+  <w:style w:type="paragraph" w:styleId="KeinLeerraum">
+    <w:name w:val="No Spacing"/>
+    <w:uiPriority w:val="1"/>
+    <w:qFormat/>
+    <w:rsid w:val="0083473C"/>
+    <w:pPr>
+      <w:spacing w:after="0" w:line="240" w:lineRule="auto"/>
     </w:pPr>
   </w:style>
   <w:style w:type="character" w:customStyle="1" w:styleId="berschrift1Zchn">
@@ -1271,12 +4439,97 @@
     <w:basedOn w:val="Absatz-Standardschriftart"/>
     <w:link w:val="berschrift1"/>
     <w:uiPriority w:val="9"/>
-    <w:rsid w:val="00C3392E"/>
+    <w:rsid w:val="004B038D"/>
     <w:rPr>
       <w:rFonts w:asciiTheme="majorHAnsi" w:eastAsiaTheme="majorEastAsia" w:hAnsiTheme="majorHAnsi" w:cstheme="majorBidi"/>
       <w:color w:val="2E74B5" w:themeColor="accent1" w:themeShade="BF"/>
       <w:sz w:val="32"/>
       <w:szCs w:val="32"/>
+    </w:rPr>
+  </w:style>
+  <w:style w:type="character" w:styleId="Hyperlink">
+    <w:name w:val="Hyperlink"/>
+    <w:basedOn w:val="Absatz-Standardschriftart"/>
+    <w:rsid w:val="00BB4C33"/>
+    <w:rPr>
+      <w:color w:val="0000FF"/>
+      <w:u w:val="single"/>
+    </w:rPr>
+  </w:style>
+  <w:style w:type="character" w:customStyle="1" w:styleId="berschrift4Zchn">
+    <w:name w:val="Überschrift 4 Zchn"/>
+    <w:basedOn w:val="Absatz-Standardschriftart"/>
+    <w:link w:val="berschrift4"/>
+    <w:uiPriority w:val="9"/>
+    <w:semiHidden/>
+    <w:rsid w:val="007F1466"/>
+    <w:rPr>
+      <w:rFonts w:asciiTheme="majorHAnsi" w:eastAsiaTheme="majorEastAsia" w:hAnsiTheme="majorHAnsi" w:cstheme="majorBidi"/>
+      <w:i/>
+      <w:iCs/>
+      <w:color w:val="2E74B5" w:themeColor="accent1" w:themeShade="BF"/>
+    </w:rPr>
+  </w:style>
+  <w:style w:type="paragraph" w:customStyle="1" w:styleId="Text">
+    <w:name w:val="Text"/>
+    <w:basedOn w:val="Standard"/>
+    <w:link w:val="TextChar1"/>
+    <w:rsid w:val="007F1466"/>
+    <w:pPr>
+      <w:spacing w:after="0" w:line="240" w:lineRule="auto"/>
+      <w:jc w:val="both"/>
+    </w:pPr>
+    <w:rPr>
+      <w:rFonts w:ascii="Arial" w:eastAsia="Times New Roman" w:hAnsi="Arial" w:cs="Times New Roman"/>
+      <w:szCs w:val="24"/>
+      <w:lang w:val="de-DE" w:eastAsia="de-DE"/>
+    </w:rPr>
+  </w:style>
+  <w:style w:type="character" w:customStyle="1" w:styleId="TextChar1">
+    <w:name w:val="Text Char1"/>
+    <w:link w:val="Text"/>
+    <w:rsid w:val="007F1466"/>
+    <w:rPr>
+      <w:rFonts w:ascii="Arial" w:eastAsia="Times New Roman" w:hAnsi="Arial" w:cs="Times New Roman"/>
+      <w:sz w:val="24"/>
+      <w:szCs w:val="24"/>
+      <w:lang w:val="de-DE" w:eastAsia="de-DE"/>
+    </w:rPr>
+  </w:style>
+  <w:style w:type="paragraph" w:customStyle="1" w:styleId="Aufzhlung1">
+    <w:name w:val="Aufzählung 1"/>
+    <w:basedOn w:val="Standard"/>
+    <w:autoRedefine/>
+    <w:rsid w:val="007F1466"/>
+    <w:pPr>
+      <w:numPr>
+        <w:numId w:val="10"/>
+      </w:numPr>
+      <w:tabs>
+        <w:tab w:val="clear" w:pos="360"/>
+      </w:tabs>
+      <w:spacing w:before="100" w:beforeAutospacing="1" w:after="100" w:afterAutospacing="1" w:line="240" w:lineRule="auto"/>
+      <w:ind w:left="527" w:hanging="357"/>
+    </w:pPr>
+    <w:rPr>
+      <w:rFonts w:ascii="Arial" w:eastAsia="Times New Roman" w:hAnsi="Arial" w:cs="Times New Roman"/>
+      <w:sz w:val="20"/>
+      <w:szCs w:val="24"/>
+      <w:lang w:val="de-DE" w:eastAsia="de-DE"/>
+    </w:rPr>
+  </w:style>
+  <w:style w:type="character" w:customStyle="1" w:styleId="berschrift3Zchn">
+    <w:name w:val="Überschrift 3 Zchn"/>
+    <w:basedOn w:val="Absatz-Standardschriftart"/>
+    <w:link w:val="berschrift3"/>
+    <w:uiPriority w:val="9"/>
+    <w:semiHidden/>
+    <w:rsid w:val="00A862DA"/>
+    <w:rPr>
+      <w:rFonts w:asciiTheme="majorHAnsi" w:eastAsiaTheme="majorEastAsia" w:hAnsiTheme="majorHAnsi" w:cstheme="majorBidi"/>
+      <w:color w:val="1F4D78" w:themeColor="accent1" w:themeShade="7F"/>
+      <w:sz w:val="24"/>
+      <w:szCs w:val="24"/>
     </w:rPr>
   </w:style>
 </w:styles>
